--- a/Resume.docx
+++ b/Resume.docx
@@ -23,7 +23,7 @@
         </w:trPr>
         <w:tc>
           <w:tcPr>
-            <w:tcW w:w="9360" w:type="dxa"/>
+            <w:tcW w:w="9026" w:type="dxa"/>
             <w:tcMar>
               <w:top w:w="0" w:type="dxa"/>
               <w:bottom w:w="0" w:type="dxa"/>
@@ -138,7 +138,7 @@
       <w:tr>
         <w:tc>
           <w:tcPr>
-            <w:tcW w:w="9360" w:type="dxa"/>
+            <w:tcW w:w="9026" w:type="dxa"/>
             <w:tcMar>
               <w:top w:w="432" w:type="dxa"/>
             </w:tcMar>
@@ -195,7 +195,7 @@
           <w:tag w:val="Experience:"/>
           <w:id w:val="-1983300934"/>
           <w:placeholder>
-            <w:docPart w:val="FAB334CB4BA242308AB1727B310BA3EF"/>
+            <w:docPart w:val="602EDBAF88B44DD193C0810C05F6E5C8"/>
           </w:placeholder>
           <w:temporary/>
           <w:showingPlcHdr/>
@@ -230,21 +230,89 @@
       <w:tr>
         <w:tc>
           <w:tcPr>
-            <w:tcW w:w="9290" w:type="dxa"/>
+            <w:tcW w:w="8958" w:type="dxa"/>
           </w:tcPr>
+          <w:p>
+            <w:pPr>
+              <w:pStyle w:val="Heading3"/>
+              <w:contextualSpacing w:val="0"/>
+              <w:outlineLvl w:val="2"/>
+            </w:pPr>
+            <w:r>
+              <w:t>AUG 2021 – NoV 2021</w:t>
+            </w:r>
+          </w:p>
+          <w:p>
+            <w:pPr>
+              <w:pStyle w:val="Heading2"/>
+              <w:contextualSpacing w:val="0"/>
+              <w:outlineLvl w:val="1"/>
+            </w:pPr>
+            <w:r>
+              <w:t>Assistant Network / System Engineer</w:t>
+            </w:r>
+            <w:r>
+              <w:t xml:space="preserve">, </w:t>
+            </w:r>
+            <w:r>
+              <w:rPr>
+                <w:rStyle w:val="SubtleReference"/>
+                <w:sz w:val="22"/>
+                <w:szCs w:val="22"/>
+              </w:rPr>
+              <w:t>Global Technology Integrator Ltd</w:t>
+            </w:r>
+          </w:p>
           <w:p>
             <w:pPr>
               <w:contextualSpacing w:val="0"/>
             </w:pPr>
-            <w:bookmarkStart w:id="0" w:name="_Hlk79129360"/>
             <w:r>
-              <w:t>None</w:t>
+              <w:t>A</w:t>
+            </w:r>
+            <w:r>
+              <w:t xml:space="preserve">ctive directory implementation, </w:t>
+            </w:r>
+            <w:r>
+              <w:t xml:space="preserve">server installation, data migration, </w:t>
+            </w:r>
+            <w:r>
+              <w:t xml:space="preserve">enablement of </w:t>
+            </w:r>
+            <w:r>
+              <w:t xml:space="preserve">single sign-on, application installation, Microsoft Office configuration, </w:t>
+            </w:r>
+            <w:r>
+              <w:t>testing and monitoring of computer systems, technical support, writing scripts</w:t>
+            </w:r>
+            <w:r>
+              <w:t xml:space="preserve"> (.bat)</w:t>
+            </w:r>
+            <w:r>
+              <w:t xml:space="preserve"> for a more </w:t>
+            </w:r>
+            <w:r>
+              <w:t>efficient workflow</w:t>
+            </w:r>
+            <w:r>
+              <w:t>, communication with clients</w:t>
+            </w:r>
+            <w:r>
+              <w:t>,</w:t>
+            </w:r>
+            <w:r>
+              <w:t xml:space="preserve"> and instructing </w:t>
+            </w:r>
+            <w:r>
+              <w:t>new</w:t>
+            </w:r>
+            <w:r>
+              <w:t xml:space="preserve"> colleagues.</w:t>
             </w:r>
           </w:p>
         </w:tc>
       </w:tr>
     </w:tbl>
-    <w:bookmarkEnd w:id="0" w:displacedByCustomXml="next"/>
     <w:sdt>
       <w:sdtPr>
         <w:alias w:val="Education:"/>
@@ -323,6 +391,8 @@
             <w:r>
               <w:rPr>
                 <w:rStyle w:val="SubtleReference"/>
+                <w:sz w:val="22"/>
+                <w:szCs w:val="22"/>
               </w:rPr>
               <w:t>HKCCCU Logos Academy</w:t>
             </w:r>
@@ -382,7 +452,7 @@
                 </w:tcPr>
                 <w:p>
                   <w:r>
-                    <w:t>4</w:t>
+                    <w:t>5</w:t>
                   </w:r>
                 </w:p>
               </w:tc>
@@ -614,7 +684,7 @@
               <w:t xml:space="preserve">Microsoft Office Specialist </w:t>
             </w:r>
             <w:r>
-              <w:t>–</w:t>
+              <w:t>-</w:t>
             </w:r>
             <w:r>
               <w:t xml:space="preserve"> Associate</w:t>
@@ -626,7 +696,10 @@
               <w:contextualSpacing w:val="0"/>
             </w:pPr>
             <w:r>
-              <w:t>Microsoft Office Specialist - Expert</w:t>
+              <w:t xml:space="preserve">Microsoft Office </w:t>
+            </w:r>
+            <w:r>
+              <w:t>Specialist - Expert</w:t>
             </w:r>
           </w:p>
           <w:p>
@@ -764,6 +837,7 @@
         <w:pStyle w:val="Heading1"/>
       </w:pPr>
       <w:r>
+        <w:lastRenderedPageBreak/>
         <w:t>Available date</w:t>
       </w:r>
     </w:p>
@@ -796,6 +870,48 @@
             </w:pPr>
             <w:r>
               <w:t>Immediately</w:t>
+            </w:r>
+          </w:p>
+        </w:tc>
+      </w:tr>
+    </w:tbl>
+    <w:p>
+      <w:pPr>
+        <w:pStyle w:val="Heading1"/>
+      </w:pPr>
+      <w:r>
+        <w:t>Expected salary</w:t>
+      </w:r>
+    </w:p>
+    <w:tbl>
+      <w:tblPr>
+        <w:tblStyle w:val="TableGrid"/>
+        <w:tblW w:w="4975" w:type="pct"/>
+        <w:tblInd w:w="72" w:type="dxa"/>
+        <w:tblBorders>
+          <w:left w:val="dotted" w:sz="18" w:space="0" w:color="BFBFBF" w:themeColor="background1" w:themeShade="BF"/>
+        </w:tblBorders>
+        <w:tblCellMar>
+          <w:left w:w="576" w:type="dxa"/>
+          <w:right w:w="0" w:type="dxa"/>
+        </w:tblCellMar>
+        <w:tblLook w:val="04A0" w:firstRow="1" w:lastRow="0" w:firstColumn="1" w:lastColumn="0" w:noHBand="0" w:noVBand="1"/>
+        <w:tblDescription w:val="Experience layout table"/>
+      </w:tblPr>
+      <w:tblGrid>
+        <w:gridCol w:w="8958"/>
+      </w:tblGrid>
+      <w:tr>
+        <w:tc>
+          <w:tcPr>
+            <w:tcW w:w="9290" w:type="dxa"/>
+          </w:tcPr>
+          <w:p>
+            <w:pPr>
+              <w:contextualSpacing w:val="0"/>
+            </w:pPr>
+            <w:r>
+              <w:t>HKD 17,000 or equivalent</w:t>
             </w:r>
           </w:p>
         </w:tc>
@@ -26351,32 +26467,6 @@
     </w:docPart>
     <w:docPart>
       <w:docPartPr>
-        <w:name w:val="FAB334CB4BA242308AB1727B310BA3EF"/>
-        <w:category>
-          <w:name w:val="General"/>
-          <w:gallery w:val="placeholder"/>
-        </w:category>
-        <w:types>
-          <w:type w:val="bbPlcHdr"/>
-        </w:types>
-        <w:behaviors>
-          <w:behavior w:val="content"/>
-        </w:behaviors>
-        <w:guid w:val="{3D5D44FB-5F82-4EF1-845E-B16BD476C49D}"/>
-      </w:docPartPr>
-      <w:docPartBody>
-        <w:p>
-          <w:pPr>
-            <w:pStyle w:val="FAB334CB4BA242308AB1727B310BA3EF"/>
-          </w:pPr>
-          <w:r>
-            <w:t>Experience</w:t>
-          </w:r>
-        </w:p>
-      </w:docPartBody>
-    </w:docPart>
-    <w:docPart>
-      <w:docPartPr>
         <w:name w:val="86045E5F5F164A5CBD572AB73E124CF2"/>
         <w:category>
           <w:name w:val="General"/>
@@ -26423,6 +26513,32 @@
           </w:pPr>
           <w:r>
             <w:t>Activities</w:t>
+          </w:r>
+        </w:p>
+      </w:docPartBody>
+    </w:docPart>
+    <w:docPart>
+      <w:docPartPr>
+        <w:name w:val="602EDBAF88B44DD193C0810C05F6E5C8"/>
+        <w:category>
+          <w:name w:val="General"/>
+          <w:gallery w:val="placeholder"/>
+        </w:category>
+        <w:types>
+          <w:type w:val="bbPlcHdr"/>
+        </w:types>
+        <w:behaviors>
+          <w:behavior w:val="content"/>
+        </w:behaviors>
+        <w:guid w:val="{EA1DCEDD-C5C0-4B4D-A577-D5B667813CDB}"/>
+      </w:docPartPr>
+      <w:docPartBody>
+        <w:p>
+          <w:pPr>
+            <w:pStyle w:val="602EDBAF88B44DD193C0810C05F6E5C8"/>
+          </w:pPr>
+          <w:r>
+            <w:t>Experience</w:t>
           </w:r>
         </w:p>
       </w:docPartBody>
@@ -26552,9 +26668,13 @@
     <w:rsid w:val="004D5FB3"/>
     <w:rsid w:val="00887D82"/>
     <w:rsid w:val="00A46182"/>
+    <w:rsid w:val="00C26996"/>
+    <w:rsid w:val="00C6680A"/>
     <w:rsid w:val="00CC7896"/>
+    <w:rsid w:val="00D25967"/>
     <w:rsid w:val="00D65883"/>
     <w:rsid w:val="00D727E3"/>
+    <w:rsid w:val="00E77524"/>
     <w:rsid w:val="00FC4834"/>
   </w:rsids>
   <m:mathPr>
@@ -27020,14 +27140,12 @@
   <w:style w:type="paragraph" w:customStyle="1" w:styleId="0AA4A25275324218909DABC0AA928199">
     <w:name w:val="0AA4A25275324218909DABC0AA928199"/>
   </w:style>
-  <w:style w:type="paragraph" w:customStyle="1" w:styleId="FAB334CB4BA242308AB1727B310BA3EF">
-    <w:name w:val="FAB334CB4BA242308AB1727B310BA3EF"/>
-  </w:style>
   <w:style w:type="character" w:styleId="SubtleReference">
     <w:name w:val="Subtle Reference"/>
     <w:basedOn w:val="DefaultParagraphFont"/>
     <w:uiPriority w:val="10"/>
     <w:qFormat/>
+    <w:rsid w:val="00C26996"/>
     <w:rPr>
       <w:b/>
       <w:caps w:val="0"/>
@@ -27040,6 +27158,10 @@
   </w:style>
   <w:style w:type="paragraph" w:customStyle="1" w:styleId="F42EBB36F0C84975803800FEEF2C46C2">
     <w:name w:val="F42EBB36F0C84975803800FEEF2C46C2"/>
+  </w:style>
+  <w:style w:type="paragraph" w:customStyle="1" w:styleId="602EDBAF88B44DD193C0810C05F6E5C8">
+    <w:name w:val="602EDBAF88B44DD193C0810C05F6E5C8"/>
+    <w:rsid w:val="00C26996"/>
   </w:style>
 </w:styles>
 </file>

--- a/Resume.docx
+++ b/Resume.docx
@@ -129,7 +129,13 @@
                 <w:rPr>
                   <w:rStyle w:val="Hyperlink"/>
                 </w:rPr>
-                <w:t>https://www.linkedin.com/in/timothychoi2004</w:t>
+                <w:t>https://www.linkedin.com/in/</w:t>
+              </w:r>
+              <w:r>
+                <w:rPr>
+                  <w:rStyle w:val="Hyperlink"/>
+                </w:rPr>
+                <w:t>tinnamchoi</w:t>
               </w:r>
             </w:hyperlink>
           </w:p>
@@ -578,6 +584,52 @@
           </w:p>
         </w:tc>
       </w:tr>
+      <w:tr>
+        <w:tc>
+          <w:tcPr>
+            <w:tcW w:w="9290" w:type="dxa"/>
+          </w:tcPr>
+          <w:p>
+            <w:pPr>
+              <w:pStyle w:val="Heading3"/>
+              <w:outlineLvl w:val="2"/>
+            </w:pPr>
+          </w:p>
+          <w:p>
+            <w:pPr>
+              <w:pStyle w:val="Heading3"/>
+              <w:outlineLvl w:val="2"/>
+            </w:pPr>
+            <w:r>
+              <w:t>Ongoing</w:t>
+            </w:r>
+          </w:p>
+          <w:p>
+            <w:pPr>
+              <w:pStyle w:val="Heading3"/>
+              <w:outlineLvl w:val="2"/>
+            </w:pPr>
+            <w:r>
+              <w:rPr>
+                <w:color w:val="1D824C" w:themeColor="accent1"/>
+                <w:sz w:val="26"/>
+                <w:szCs w:val="26"/>
+              </w:rPr>
+              <w:t>Bachelor of Computer Science,</w:t>
+            </w:r>
+            <w:r>
+              <w:t xml:space="preserve"> </w:t>
+            </w:r>
+            <w:r>
+              <w:rPr>
+                <w:rStyle w:val="SubtleReference"/>
+                <w:szCs w:val="22"/>
+              </w:rPr>
+              <w:t>University of Adelaide</w:t>
+            </w:r>
+          </w:p>
+        </w:tc>
+      </w:tr>
     </w:tbl>
     <w:p>
       <w:pPr>
@@ -837,7 +889,6 @@
         <w:pStyle w:val="Heading1"/>
       </w:pPr>
       <w:r>
-        <w:lastRenderedPageBreak/>
         <w:t>Available date</w:t>
       </w:r>
     </w:p>
@@ -911,7 +962,13 @@
               <w:contextualSpacing w:val="0"/>
             </w:pPr>
             <w:r>
-              <w:t>HKD 17,000 or equivalent</w:t>
+              <w:t>HKD 1</w:t>
+            </w:r>
+            <w:r>
+              <w:t>5</w:t>
+            </w:r>
+            <w:r>
+              <w:t>,000 or equivalent</w:t>
             </w:r>
           </w:p>
         </w:tc>
@@ -26666,6 +26723,7 @@
     <w:rsid w:val="002241FF"/>
     <w:rsid w:val="0028144D"/>
     <w:rsid w:val="004D5FB3"/>
+    <w:rsid w:val="006D68B6"/>
     <w:rsid w:val="00887D82"/>
     <w:rsid w:val="00A46182"/>
     <w:rsid w:val="00C26996"/>

--- a/Resume.docx
+++ b/Resume.docx
@@ -1,6 +1,6 @@
 
 <file path=word/document.xml><?xml version="1.0" encoding="utf-8"?>
-<w:document xmlns:wpc="http://schemas.microsoft.com/office/word/2010/wordprocessingCanvas" xmlns:cx="http://schemas.microsoft.com/office/drawing/2014/chartex" xmlns:cx1="http://schemas.microsoft.com/office/drawing/2015/9/8/chartex" xmlns:cx2="http://schemas.microsoft.com/office/drawing/2015/10/21/chartex" xmlns:cx3="http://schemas.microsoft.com/office/drawing/2016/5/9/chartex" xmlns:cx4="http://schemas.microsoft.com/office/drawing/2016/5/10/chartex" xmlns:cx5="http://schemas.microsoft.com/office/drawing/2016/5/11/chartex" xmlns:cx6="http://schemas.microsoft.com/office/drawing/2016/5/12/chartex" xmlns:cx7="http://schemas.microsoft.com/office/drawing/2016/5/13/chartex" xmlns:cx8="http://schemas.microsoft.com/office/drawing/2016/5/14/chartex" xmlns:mc="http://schemas.openxmlformats.org/markup-compatibility/2006" xmlns:aink="http://schemas.microsoft.com/office/drawing/2016/ink" xmlns:am3d="http://schemas.microsoft.com/office/drawing/2017/model3d" xmlns:o="urn:schemas-microsoft-com:office:office" xmlns:r="http://schemas.openxmlformats.org/officeDocument/2006/relationships" xmlns:m="http://schemas.openxmlformats.org/officeDocument/2006/math" xmlns:v="urn:schemas-microsoft-com:vml" xmlns:wp14="http://schemas.microsoft.com/office/word/2010/wordprocessingDrawing" xmlns:wp="http://schemas.openxmlformats.org/drawingml/2006/wordprocessingDrawing" xmlns:w10="urn:schemas-microsoft-com:office:word" xmlns:w="http://schemas.openxmlformats.org/wordprocessingml/2006/main" xmlns:w14="http://schemas.microsoft.com/office/word/2010/wordml" xmlns:w15="http://schemas.microsoft.com/office/word/2012/wordml" xmlns:w16cex="http://schemas.microsoft.com/office/word/2018/wordml/cex" xmlns:w16cid="http://schemas.microsoft.com/office/word/2016/wordml/cid" xmlns:w16="http://schemas.microsoft.com/office/word/2018/wordml" xmlns:w16sdtdh="http://schemas.microsoft.com/office/word/2020/wordml/sdtdatahash" xmlns:w16se="http://schemas.microsoft.com/office/word/2015/wordml/symex" xmlns:wpg="http://schemas.microsoft.com/office/word/2010/wordprocessingGroup" xmlns:wpi="http://schemas.microsoft.com/office/word/2010/wordprocessingInk" xmlns:wne="http://schemas.microsoft.com/office/word/2006/wordml" xmlns:wps="http://schemas.microsoft.com/office/word/2010/wordprocessingShape" mc:Ignorable="w14 w15 w16se w16cid w16 w16cex w16sdtdh wp14">
+<w:document xmlns:wpc="http://schemas.microsoft.com/office/word/2010/wordprocessingCanvas" xmlns:cx="http://schemas.microsoft.com/office/drawing/2014/chartex" xmlns:cx1="http://schemas.microsoft.com/office/drawing/2015/9/8/chartex" xmlns:cx2="http://schemas.microsoft.com/office/drawing/2015/10/21/chartex" xmlns:cx3="http://schemas.microsoft.com/office/drawing/2016/5/9/chartex" xmlns:cx4="http://schemas.microsoft.com/office/drawing/2016/5/10/chartex" xmlns:cx5="http://schemas.microsoft.com/office/drawing/2016/5/11/chartex" xmlns:cx6="http://schemas.microsoft.com/office/drawing/2016/5/12/chartex" xmlns:cx7="http://schemas.microsoft.com/office/drawing/2016/5/13/chartex" xmlns:cx8="http://schemas.microsoft.com/office/drawing/2016/5/14/chartex" xmlns:mc="http://schemas.openxmlformats.org/markup-compatibility/2006" xmlns:aink="http://schemas.microsoft.com/office/drawing/2016/ink" xmlns:am3d="http://schemas.microsoft.com/office/drawing/2017/model3d" xmlns:o="urn:schemas-microsoft-com:office:office" xmlns:oel="http://schemas.microsoft.com/office/2019/extlst" xmlns:r="http://schemas.openxmlformats.org/officeDocument/2006/relationships" xmlns:m="http://schemas.openxmlformats.org/officeDocument/2006/math" xmlns:v="urn:schemas-microsoft-com:vml" xmlns:wp14="http://schemas.microsoft.com/office/word/2010/wordprocessingDrawing" xmlns:wp="http://schemas.openxmlformats.org/drawingml/2006/wordprocessingDrawing" xmlns:w10="urn:schemas-microsoft-com:office:word" xmlns:w="http://schemas.openxmlformats.org/wordprocessingml/2006/main" xmlns:w14="http://schemas.microsoft.com/office/word/2010/wordml" xmlns:w15="http://schemas.microsoft.com/office/word/2012/wordml" xmlns:w16cex="http://schemas.microsoft.com/office/word/2018/wordml/cex" xmlns:w16cid="http://schemas.microsoft.com/office/word/2016/wordml/cid" xmlns:w16="http://schemas.microsoft.com/office/word/2018/wordml" xmlns:w16sdtdh="http://schemas.microsoft.com/office/word/2020/wordml/sdtdatahash" xmlns:w16se="http://schemas.microsoft.com/office/word/2015/wordml/symex" xmlns:wpg="http://schemas.microsoft.com/office/word/2010/wordprocessingGroup" xmlns:wpi="http://schemas.microsoft.com/office/word/2010/wordprocessingInk" xmlns:wne="http://schemas.microsoft.com/office/word/2006/wordml" xmlns:wps="http://schemas.microsoft.com/office/word/2010/wordprocessingShape" mc:Ignorable="w14 w15 w16se w16cid w16 w16cex w16sdtdh wp14">
   <w:body>
     <w:tbl>
       <w:tblPr>
@@ -15,7 +15,7 @@
         <w:tblDescription w:val="Layout table for name, contact info, and objective"/>
       </w:tblPr>
       <w:tblGrid>
-        <w:gridCol w:w="9026"/>
+        <w:gridCol w:w="9360"/>
       </w:tblGrid>
       <w:tr>
         <w:trPr>
@@ -23,7 +23,7 @@
         </w:trPr>
         <w:tc>
           <w:tcPr>
-            <w:tcW w:w="9026" w:type="dxa"/>
+            <w:tcW w:w="9360" w:type="dxa"/>
             <w:tcMar>
               <w:top w:w="0" w:type="dxa"/>
               <w:bottom w:w="0" w:type="dxa"/>
@@ -52,10 +52,13 @@
               <w:contextualSpacing w:val="0"/>
             </w:pPr>
             <w:r>
-              <w:t>Flat H, 5/F, Block 7, Metro City Phase II, Tseung Kwan O</w:t>
+              <w:t>7 Loader St, Glynde SA 5070</w:t>
             </w:r>
             <w:r>
-              <w:t>, Sai Kung, Hong Kong</w:t>
+              <w:t>, Adelaide</w:t>
+            </w:r>
+            <w:r>
+              <w:t>, Australia</w:t>
             </w:r>
             <w:r>
               <w:t xml:space="preserve"> </w:t>
@@ -66,7 +69,7 @@
                 <w:tag w:val="Divider dot:"/>
                 <w:id w:val="-1459182552"/>
                 <w:placeholder>
-                  <w:docPart w:val="B32EC73C527D46D38A22A3C5514D415B"/>
+                  <w:docPart w:val="D3C75014FCF9474DAE9B2C4AA593C325"/>
                 </w:placeholder>
                 <w:temporary/>
                 <w:showingPlcHdr/>
@@ -83,7 +86,7 @@
               <w:t xml:space="preserve"> </w:t>
             </w:r>
             <w:r>
-              <w:t>+852 55979391</w:t>
+              <w:t>+61 0410 794 553</w:t>
             </w:r>
           </w:p>
           <w:p>
@@ -108,7 +111,7 @@
                 <w:tag w:val="Divider dot:"/>
                 <w:id w:val="2000459528"/>
                 <w:placeholder>
-                  <w:docPart w:val="0AA4A25275324218909DABC0AA928199"/>
+                  <w:docPart w:val="1D66DA39E2FB443A8D96BA52FFBD72D9"/>
                 </w:placeholder>
                 <w:temporary/>
                 <w:showingPlcHdr/>
@@ -129,13 +132,39 @@
                 <w:rPr>
                   <w:rStyle w:val="Hyperlink"/>
                 </w:rPr>
-                <w:t>https://www.linkedin.com/in/</w:t>
+                <w:t>https://www.linkedin.com/in/tinnamchoi</w:t>
               </w:r>
+            </w:hyperlink>
+            <w:r>
+              <w:t xml:space="preserve"> </w:t>
+            </w:r>
+            <w:sdt>
+              <w:sdtPr>
+                <w:alias w:val="Divider dot:"/>
+                <w:tag w:val="Divider dot:"/>
+                <w:id w:val="-1850173363"/>
+                <w:placeholder>
+                  <w:docPart w:val="0FF3C4690DF547B0ADEAE00E0392951B"/>
+                </w:placeholder>
+                <w:temporary/>
+                <w:showingPlcHdr/>
+                <w15:appearance w15:val="hidden"/>
+              </w:sdtPr>
+              <w:sdtContent>
+                <w:r>
+                  <w:t>·</w:t>
+                </w:r>
+              </w:sdtContent>
+            </w:sdt>
+            <w:r>
+              <w:t xml:space="preserve"> </w:t>
+            </w:r>
+            <w:hyperlink r:id="rId9" w:history="1">
               <w:r>
                 <w:rPr>
                   <w:rStyle w:val="Hyperlink"/>
                 </w:rPr>
-                <w:t>tinnamchoi</w:t>
+                <w:t>https://github.com/tinnamchoi</w:t>
               </w:r>
             </w:hyperlink>
           </w:p>
@@ -144,7 +173,7 @@
       <w:tr>
         <w:tc>
           <w:tcPr>
-            <w:tcW w:w="9026" w:type="dxa"/>
+            <w:tcW w:w="9360" w:type="dxa"/>
             <w:tcMar>
               <w:top w:w="432" w:type="dxa"/>
             </w:tcMar>
@@ -152,41 +181,15 @@
           <w:p>
             <w:pPr>
               <w:contextualSpacing w:val="0"/>
-              <w:jc w:val="both"/>
             </w:pPr>
             <w:r>
-              <w:t>I am a 2021 HKDSE graduate</w:t>
+              <w:t>A polyglot in both computer and human languages, this computer science student is eager to learn as an intern at your company.</w:t>
             </w:r>
-            <w:r>
-              <w:t xml:space="preserve"> looking forward to</w:t>
-            </w:r>
-            <w:r>
-              <w:t xml:space="preserve"> </w:t>
-            </w:r>
-            <w:r>
-              <w:t>gaining</w:t>
-            </w:r>
-            <w:r>
-              <w:t xml:space="preserve"> some work experience in computer science or information technology-related career field</w:t>
-            </w:r>
-            <w:r>
-              <w:t>s</w:t>
-            </w:r>
-            <w:r>
-              <w:t xml:space="preserve">. </w:t>
-            </w:r>
-            <w:r>
-              <w:t>I have multiple Microsoft-approved certificates as a proof of proficiency in Microsoft Word, Excel</w:t>
-            </w:r>
-            <w:r>
-              <w:t xml:space="preserve">, </w:t>
-            </w:r>
-            <w:r>
-              <w:t xml:space="preserve">and PowerPoint. </w:t>
-            </w:r>
-            <w:r>
-              <w:t xml:space="preserve">I am also fluent in the English language as displayed by my grade of 5* in the reading component. </w:t>
-            </w:r>
+          </w:p>
+          <w:p>
+            <w:pPr>
+              <w:contextualSpacing w:val="0"/>
+            </w:pPr>
           </w:p>
         </w:tc>
       </w:tr>
@@ -201,7 +204,7 @@
           <w:tag w:val="Experience:"/>
           <w:id w:val="-1983300934"/>
           <w:placeholder>
-            <w:docPart w:val="602EDBAF88B44DD193C0810C05F6E5C8"/>
+            <w:docPart w:val="F64C5CC734D1480FAEF8821182EAA1A6"/>
           </w:placeholder>
           <w:temporary/>
           <w:showingPlcHdr/>
@@ -231,12 +234,12 @@
         <w:tblDescription w:val="Experience layout table"/>
       </w:tblPr>
       <w:tblGrid>
-        <w:gridCol w:w="8958"/>
+        <w:gridCol w:w="9290"/>
       </w:tblGrid>
       <w:tr>
         <w:tc>
           <w:tcPr>
-            <w:tcW w:w="8958" w:type="dxa"/>
+            <w:tcW w:w="9290" w:type="dxa"/>
           </w:tcPr>
           <w:p>
             <w:pPr>
@@ -245,7 +248,13 @@
               <w:outlineLvl w:val="2"/>
             </w:pPr>
             <w:r>
-              <w:t>AUG 2021 – NoV 2021</w:t>
+              <w:t>AUG 2021</w:t>
+            </w:r>
+            <w:r>
+              <w:t xml:space="preserve"> – </w:t>
+            </w:r>
+            <w:r>
+              <w:t>Nov 2021</w:t>
             </w:r>
           </w:p>
           <w:p>
@@ -255,7 +264,7 @@
               <w:outlineLvl w:val="1"/>
             </w:pPr>
             <w:r>
-              <w:t>Assistant Network / System Engineer</w:t>
+              <w:t>Network / System engineer</w:t>
             </w:r>
             <w:r>
               <w:t xml:space="preserve">, </w:t>
@@ -263,8 +272,8 @@
             <w:r>
               <w:rPr>
                 <w:rStyle w:val="SubtleReference"/>
-                <w:sz w:val="22"/>
-                <w:szCs w:val="22"/>
+                <w:sz w:val="24"/>
+                <w:szCs w:val="24"/>
               </w:rPr>
               <w:t>Global Technology Integrator Ltd</w:t>
             </w:r>
@@ -274,46 +283,10 @@
               <w:contextualSpacing w:val="0"/>
             </w:pPr>
             <w:r>
-              <w:t>A</w:t>
+              <w:t xml:space="preserve">Active directory implementation, </w:t>
             </w:r>
             <w:r>
-              <w:t xml:space="preserve">ctive directory implementation, </w:t>
-            </w:r>
-            <w:r>
-              <w:t xml:space="preserve">server installation, data migration, </w:t>
-            </w:r>
-            <w:r>
-              <w:t xml:space="preserve">enablement of </w:t>
-            </w:r>
-            <w:r>
-              <w:t xml:space="preserve">single sign-on, application installation, Microsoft Office configuration, </w:t>
-            </w:r>
-            <w:r>
-              <w:t>testing and monitoring of computer systems, technical support, writing scripts</w:t>
-            </w:r>
-            <w:r>
-              <w:t xml:space="preserve"> (.bat)</w:t>
-            </w:r>
-            <w:r>
-              <w:t xml:space="preserve"> for a more </w:t>
-            </w:r>
-            <w:r>
-              <w:t>efficient workflow</w:t>
-            </w:r>
-            <w:r>
-              <w:t>, communication with clients</w:t>
-            </w:r>
-            <w:r>
-              <w:t>,</w:t>
-            </w:r>
-            <w:r>
-              <w:t xml:space="preserve"> and instructing </w:t>
-            </w:r>
-            <w:r>
-              <w:t>new</w:t>
-            </w:r>
-            <w:r>
-              <w:t xml:space="preserve"> colleagues.</w:t>
+              <w:t>server hardware installation, writing batch scripts, and instructing new colleagues.</w:t>
             </w:r>
           </w:p>
         </w:tc>
@@ -325,7 +298,7 @@
         <w:tag w:val="Education:"/>
         <w:id w:val="-1908763273"/>
         <w:placeholder>
-          <w:docPart w:val="86045E5F5F164A5CBD572AB73E124CF2"/>
+          <w:docPart w:val="10EE305043A04C378C3190928B696A25"/>
         </w:placeholder>
         <w:temporary/>
         <w:showingPlcHdr/>
@@ -359,7 +332,7 @@
         <w:tblDescription w:val="Education layout table"/>
       </w:tblPr>
       <w:tblGrid>
-        <w:gridCol w:w="8958"/>
+        <w:gridCol w:w="9290"/>
       </w:tblGrid>
       <w:tr>
         <w:tc>
@@ -373,20 +346,19 @@
               <w:outlineLvl w:val="2"/>
             </w:pPr>
             <w:r>
-              <w:t>July</w:t>
+              <w:t xml:space="preserve">sep 2019 </w:t>
             </w:r>
             <w:r>
-              <w:t xml:space="preserve"> </w:t>
+              <w:t>–</w:t>
             </w:r>
             <w:r>
-              <w:t>2021</w:t>
+              <w:t xml:space="preserve"> jul 2021</w:t>
             </w:r>
           </w:p>
           <w:p>
             <w:pPr>
               <w:pStyle w:val="Heading2"/>
               <w:contextualSpacing w:val="0"/>
-              <w:outlineLvl w:val="1"/>
             </w:pPr>
             <w:r>
               <w:t>HKDSE</w:t>
@@ -397,190 +369,11 @@
             <w:r>
               <w:rPr>
                 <w:rStyle w:val="SubtleReference"/>
-                <w:sz w:val="22"/>
-                <w:szCs w:val="22"/>
+                <w:sz w:val="24"/>
+                <w:szCs w:val="24"/>
               </w:rPr>
               <w:t>HKCCCU Logos Academy</w:t>
             </w:r>
-          </w:p>
-          <w:tbl>
-            <w:tblPr>
-              <w:tblStyle w:val="TableGrid"/>
-              <w:tblW w:w="0" w:type="auto"/>
-              <w:tblLook w:val="04A0" w:firstRow="1" w:lastRow="0" w:firstColumn="1" w:lastColumn="0" w:noHBand="0" w:noVBand="1"/>
-            </w:tblPr>
-            <w:tblGrid>
-              <w:gridCol w:w="4223"/>
-              <w:gridCol w:w="4159"/>
-            </w:tblGrid>
-            <w:tr>
-              <w:tc>
-                <w:tcPr>
-                  <w:tcW w:w="4357" w:type="dxa"/>
-                </w:tcPr>
-                <w:p>
-                  <w:r>
-                    <w:t>Chinese</w:t>
-                  </w:r>
-                  <w:r>
-                    <w:t xml:space="preserve"> Language</w:t>
-                  </w:r>
-                </w:p>
-              </w:tc>
-              <w:tc>
-                <w:tcPr>
-                  <w:tcW w:w="4357" w:type="dxa"/>
-                </w:tcPr>
-                <w:p>
-                  <w:r>
-                    <w:t>1</w:t>
-                  </w:r>
-                </w:p>
-              </w:tc>
-            </w:tr>
-            <w:tr>
-              <w:tc>
-                <w:tcPr>
-                  <w:tcW w:w="4357" w:type="dxa"/>
-                </w:tcPr>
-                <w:p>
-                  <w:r>
-                    <w:t>English</w:t>
-                  </w:r>
-                  <w:r>
-                    <w:t xml:space="preserve"> Language</w:t>
-                  </w:r>
-                </w:p>
-              </w:tc>
-              <w:tc>
-                <w:tcPr>
-                  <w:tcW w:w="4357" w:type="dxa"/>
-                </w:tcPr>
-                <w:p>
-                  <w:r>
-                    <w:t>5</w:t>
-                  </w:r>
-                </w:p>
-              </w:tc>
-            </w:tr>
-            <w:tr>
-              <w:tc>
-                <w:tcPr>
-                  <w:tcW w:w="4357" w:type="dxa"/>
-                </w:tcPr>
-                <w:p>
-                  <w:r>
-                    <w:t>Math</w:t>
-                  </w:r>
-                  <w:r>
-                    <w:t>ematics</w:t>
-                  </w:r>
-                </w:p>
-              </w:tc>
-              <w:tc>
-                <w:tcPr>
-                  <w:tcW w:w="4357" w:type="dxa"/>
-                </w:tcPr>
-                <w:p>
-                  <w:r>
-                    <w:t>4</w:t>
-                  </w:r>
-                </w:p>
-              </w:tc>
-            </w:tr>
-            <w:tr>
-              <w:tc>
-                <w:tcPr>
-                  <w:tcW w:w="4357" w:type="dxa"/>
-                </w:tcPr>
-                <w:p>
-                  <w:r>
-                    <w:t>Liberal Studies</w:t>
-                  </w:r>
-                </w:p>
-              </w:tc>
-              <w:tc>
-                <w:tcPr>
-                  <w:tcW w:w="4357" w:type="dxa"/>
-                </w:tcPr>
-                <w:p>
-                  <w:r>
-                    <w:t>2</w:t>
-                  </w:r>
-                </w:p>
-              </w:tc>
-            </w:tr>
-            <w:tr>
-              <w:tc>
-                <w:tcPr>
-                  <w:tcW w:w="4357" w:type="dxa"/>
-                </w:tcPr>
-                <w:p>
-                  <w:r>
-                    <w:t>Biology</w:t>
-                  </w:r>
-                </w:p>
-              </w:tc>
-              <w:tc>
-                <w:tcPr>
-                  <w:tcW w:w="4357" w:type="dxa"/>
-                </w:tcPr>
-                <w:p>
-                  <w:r>
-                    <w:t>4</w:t>
-                  </w:r>
-                </w:p>
-              </w:tc>
-            </w:tr>
-            <w:tr>
-              <w:tc>
-                <w:tcPr>
-                  <w:tcW w:w="4357" w:type="dxa"/>
-                </w:tcPr>
-                <w:p>
-                  <w:r>
-                    <w:t>Information and Communication Technology</w:t>
-                  </w:r>
-                </w:p>
-              </w:tc>
-              <w:tc>
-                <w:tcPr>
-                  <w:tcW w:w="4357" w:type="dxa"/>
-                </w:tcPr>
-                <w:p>
-                  <w:r>
-                    <w:t>5</w:t>
-                  </w:r>
-                </w:p>
-              </w:tc>
-            </w:tr>
-            <w:tr>
-              <w:tc>
-                <w:tcPr>
-                  <w:tcW w:w="4357" w:type="dxa"/>
-                </w:tcPr>
-                <w:p>
-                  <w:r>
-                    <w:t>Physics</w:t>
-                  </w:r>
-                </w:p>
-              </w:tc>
-              <w:tc>
-                <w:tcPr>
-                  <w:tcW w:w="4357" w:type="dxa"/>
-                </w:tcPr>
-                <w:p>
-                  <w:r>
-                    <w:t>4</w:t>
-                  </w:r>
-                </w:p>
-              </w:tc>
-            </w:tr>
-          </w:tbl>
-          <w:p>
-            <w:pPr>
-              <w:contextualSpacing w:val="0"/>
-            </w:pPr>
           </w:p>
         </w:tc>
       </w:tr>
@@ -588,44 +381,263 @@
         <w:tc>
           <w:tcPr>
             <w:tcW w:w="9290" w:type="dxa"/>
+            <w:tcMar>
+              <w:top w:w="216" w:type="dxa"/>
+            </w:tcMar>
           </w:tcPr>
           <w:p>
             <w:pPr>
               <w:pStyle w:val="Heading3"/>
-              <w:outlineLvl w:val="2"/>
-            </w:pPr>
-          </w:p>
-          <w:p>
-            <w:pPr>
-              <w:pStyle w:val="Heading3"/>
+              <w:contextualSpacing w:val="0"/>
               <w:outlineLvl w:val="2"/>
             </w:pPr>
             <w:r>
-              <w:t>Ongoing</w:t>
+              <w:t xml:space="preserve">jan 2022 </w:t>
+            </w:r>
+            <w:r>
+              <w:t>–</w:t>
+            </w:r>
+            <w:r>
+              <w:t xml:space="preserve"> dec 2024</w:t>
             </w:r>
           </w:p>
           <w:p>
             <w:pPr>
-              <w:pStyle w:val="Heading3"/>
-              <w:outlineLvl w:val="2"/>
+              <w:pStyle w:val="Heading2"/>
+              <w:contextualSpacing w:val="0"/>
             </w:pPr>
             <w:r>
-              <w:rPr>
-                <w:color w:val="1D824C" w:themeColor="accent1"/>
-                <w:sz w:val="26"/>
-                <w:szCs w:val="26"/>
-              </w:rPr>
-              <w:t>Bachelor of Computer Science,</w:t>
+              <w:t>Bachelor of Computer Science</w:t>
             </w:r>
             <w:r>
-              <w:t xml:space="preserve"> </w:t>
+              <w:t xml:space="preserve">, </w:t>
             </w:r>
             <w:r>
               <w:rPr>
                 <w:rStyle w:val="SubtleReference"/>
-                <w:szCs w:val="22"/>
+                <w:sz w:val="24"/>
+                <w:szCs w:val="24"/>
               </w:rPr>
               <w:t>University of Adelaide</w:t>
+            </w:r>
+          </w:p>
+        </w:tc>
+      </w:tr>
+    </w:tbl>
+    <w:sdt>
+      <w:sdtPr>
+        <w:alias w:val="Skills:"/>
+        <w:tag w:val="Skills:"/>
+        <w:id w:val="-1392877668"/>
+        <w:placeholder>
+          <w:docPart w:val="60099E340135490CB71C3BE1D6F41BB1"/>
+        </w:placeholder>
+        <w:temporary/>
+        <w:showingPlcHdr/>
+        <w15:appearance w15:val="hidden"/>
+      </w:sdtPr>
+      <w:sdtContent>
+        <w:p>
+          <w:pPr>
+            <w:pStyle w:val="Heading1"/>
+          </w:pPr>
+          <w:r>
+            <w:t>Skills</w:t>
+          </w:r>
+        </w:p>
+      </w:sdtContent>
+    </w:sdt>
+    <w:tbl>
+      <w:tblPr>
+        <w:tblStyle w:val="TableGrid"/>
+        <w:tblW w:w="5000" w:type="pct"/>
+        <w:tblCellMar>
+          <w:left w:w="0" w:type="dxa"/>
+          <w:right w:w="0" w:type="dxa"/>
+        </w:tblCellMar>
+        <w:tblLook w:val="04A0" w:firstRow="1" w:lastRow="0" w:firstColumn="1" w:lastColumn="0" w:noHBand="0" w:noVBand="1"/>
+        <w:tblDescription w:val="Skills layout table"/>
+      </w:tblPr>
+      <w:tblGrid>
+        <w:gridCol w:w="3222"/>
+        <w:gridCol w:w="1988"/>
+        <w:gridCol w:w="2003"/>
+        <w:gridCol w:w="2147"/>
+      </w:tblGrid>
+      <w:tr>
+        <w:tc>
+          <w:tcPr>
+            <w:tcW w:w="1721" w:type="pct"/>
+          </w:tcPr>
+          <w:p>
+            <w:pPr>
+              <w:pStyle w:val="ListBullet"/>
+              <w:contextualSpacing w:val="0"/>
+            </w:pPr>
+            <w:r>
+              <w:t>Computer Science</w:t>
+            </w:r>
+          </w:p>
+          <w:p>
+            <w:pPr>
+              <w:pStyle w:val="ListBullet"/>
+              <w:contextualSpacing w:val="0"/>
+            </w:pPr>
+            <w:r>
+              <w:t>Information Technology</w:t>
+            </w:r>
+          </w:p>
+          <w:p>
+            <w:pPr>
+              <w:pStyle w:val="ListBullet"/>
+              <w:contextualSpacing w:val="0"/>
+            </w:pPr>
+            <w:r>
+              <w:t>Algebra</w:t>
+            </w:r>
+          </w:p>
+          <w:p>
+            <w:pPr>
+              <w:pStyle w:val="ListBullet"/>
+              <w:contextualSpacing w:val="0"/>
+            </w:pPr>
+            <w:r>
+              <w:t>Calculus</w:t>
+            </w:r>
+          </w:p>
+          <w:p>
+            <w:pPr>
+              <w:pStyle w:val="ListBullet"/>
+              <w:contextualSpacing w:val="0"/>
+            </w:pPr>
+            <w:r>
+              <w:t>Puzzle-solving</w:t>
+            </w:r>
+          </w:p>
+        </w:tc>
+        <w:tc>
+          <w:tcPr>
+            <w:tcW w:w="1062" w:type="pct"/>
+          </w:tcPr>
+          <w:p>
+            <w:pPr>
+              <w:pStyle w:val="ListBullet"/>
+            </w:pPr>
+            <w:r>
+              <w:t>HTML/CSS/JS</w:t>
+            </w:r>
+          </w:p>
+          <w:p>
+            <w:pPr>
+              <w:pStyle w:val="ListBullet"/>
+            </w:pPr>
+            <w:r>
+              <w:t>Python</w:t>
+            </w:r>
+          </w:p>
+          <w:p>
+            <w:pPr>
+              <w:pStyle w:val="ListBullet"/>
+            </w:pPr>
+            <w:r>
+              <w:t>Batch</w:t>
+            </w:r>
+          </w:p>
+          <w:p>
+            <w:pPr>
+              <w:pStyle w:val="ListBullet"/>
+            </w:pPr>
+            <w:r>
+              <w:t>MATLAB</w:t>
+            </w:r>
+          </w:p>
+          <w:p>
+            <w:pPr>
+              <w:pStyle w:val="ListBullet"/>
+            </w:pPr>
+            <w:r>
+              <w:t>C</w:t>
+            </w:r>
+          </w:p>
+        </w:tc>
+        <w:tc>
+          <w:tcPr>
+            <w:tcW w:w="1070" w:type="pct"/>
+          </w:tcPr>
+          <w:p>
+            <w:pPr>
+              <w:pStyle w:val="ListBullet"/>
+            </w:pPr>
+            <w:r>
+              <w:t>Arch Linux</w:t>
+            </w:r>
+          </w:p>
+          <w:p>
+            <w:pPr>
+              <w:pStyle w:val="ListBullet"/>
+            </w:pPr>
+            <w:r>
+              <w:t>Ubuntu Linux</w:t>
+            </w:r>
+          </w:p>
+          <w:p>
+            <w:pPr>
+              <w:pStyle w:val="ListBullet"/>
+            </w:pPr>
+            <w:r>
+              <w:t>MS Windows</w:t>
+            </w:r>
+          </w:p>
+          <w:p>
+            <w:pPr>
+              <w:pStyle w:val="ListBullet"/>
+            </w:pPr>
+            <w:r>
+              <w:t>MS AD</w:t>
+            </w:r>
+          </w:p>
+        </w:tc>
+        <w:tc>
+          <w:tcPr>
+            <w:tcW w:w="1147" w:type="pct"/>
+            <w:tcMar>
+              <w:left w:w="360" w:type="dxa"/>
+            </w:tcMar>
+          </w:tcPr>
+          <w:p>
+            <w:pPr>
+              <w:pStyle w:val="ListBullet"/>
+              <w:contextualSpacing w:val="0"/>
+            </w:pPr>
+            <w:r>
+              <w:t>Cantonese</w:t>
+            </w:r>
+          </w:p>
+          <w:p>
+            <w:pPr>
+              <w:pStyle w:val="ListBullet"/>
+              <w:contextualSpacing w:val="0"/>
+            </w:pPr>
+            <w:r>
+              <w:t>English</w:t>
+            </w:r>
+          </w:p>
+          <w:p>
+            <w:pPr>
+              <w:pStyle w:val="ListBullet"/>
+              <w:contextualSpacing w:val="0"/>
+            </w:pPr>
+            <w:r>
+              <w:t>Mandarin</w:t>
+            </w:r>
+          </w:p>
+          <w:p>
+            <w:pPr>
+              <w:pStyle w:val="ListBullet"/>
+              <w:contextualSpacing w:val="0"/>
+            </w:pPr>
+            <w:r>
+              <w:t>German</w:t>
             </w:r>
           </w:p>
         </w:tc>
@@ -636,23 +648,8 @@
         <w:pStyle w:val="Heading1"/>
       </w:pPr>
       <w:r>
-        <w:t>Certificates and Prizes</w:t>
+        <w:t>Certificates and awards</w:t>
       </w:r>
-    </w:p>
-    <w:p>
-      <w:pPr>
-        <w:pStyle w:val="ListBullet"/>
-        <w:sectPr>
-          <w:footerReference w:type="default" r:id="rId9"/>
-          <w:headerReference w:type="first" r:id="rId10"/>
-          <w:footerReference w:type="first" r:id="rId11"/>
-          <w:pgSz w:w="11906" w:h="16838" w:code="9"/>
-          <w:pgMar w:top="950" w:right="1440" w:bottom="1080" w:left="1440" w:header="576" w:footer="720" w:gutter="0"/>
-          <w:cols w:space="720"/>
-          <w:titlePg/>
-          <w:docGrid w:linePitch="360"/>
-        </w:sectPr>
-      </w:pPr>
     </w:p>
     <w:tbl>
       <w:tblPr>
@@ -666,12 +663,16 @@
         <w:tblDescription w:val="Skills layout table"/>
       </w:tblPr>
       <w:tblGrid>
-        <w:gridCol w:w="4153"/>
+        <w:gridCol w:w="4680"/>
+        <w:gridCol w:w="4680"/>
       </w:tblGrid>
       <w:tr>
+        <w:trPr>
+          <w:trHeight w:val="286"/>
+        </w:trPr>
         <w:tc>
           <w:tcPr>
-            <w:tcW w:w="9360" w:type="dxa"/>
+            <w:tcW w:w="2500" w:type="pct"/>
           </w:tcPr>
           <w:p>
             <w:pPr>
@@ -679,52 +680,7 @@
               <w:contextualSpacing w:val="0"/>
             </w:pPr>
             <w:r>
-              <w:t>PowerPoint and PowerPoint 2019</w:t>
-            </w:r>
-          </w:p>
-          <w:p>
-            <w:pPr>
-              <w:pStyle w:val="ListBullet"/>
-              <w:contextualSpacing w:val="0"/>
-            </w:pPr>
-            <w:r>
-              <w:t>Excel and Excel 2019</w:t>
-            </w:r>
-          </w:p>
-          <w:p>
-            <w:pPr>
-              <w:pStyle w:val="ListBullet"/>
-              <w:contextualSpacing w:val="0"/>
-            </w:pPr>
-            <w:r>
-              <w:t>Excel and Excel 2019 Expert</w:t>
-            </w:r>
-          </w:p>
-          <w:p>
-            <w:pPr>
-              <w:pStyle w:val="ListBullet"/>
-              <w:contextualSpacing w:val="0"/>
-            </w:pPr>
-            <w:r>
-              <w:t>Microsoft Office Word 2016</w:t>
-            </w:r>
-          </w:p>
-          <w:p>
-            <w:pPr>
-              <w:pStyle w:val="ListBullet"/>
-              <w:contextualSpacing w:val="0"/>
-            </w:pPr>
-            <w:r>
-              <w:t>Word and Word 2019</w:t>
-            </w:r>
-          </w:p>
-          <w:p>
-            <w:pPr>
-              <w:pStyle w:val="ListBullet"/>
-              <w:contextualSpacing w:val="0"/>
-            </w:pPr>
-            <w:r>
-              <w:t>Word and Word 2019 Expert</w:t>
+              <w:t>Subject Prize: Information and Communication Technology (HKDSE Stream, 2020-2021)</w:t>
             </w:r>
           </w:p>
           <w:p>
@@ -736,43 +692,20 @@
               <w:t xml:space="preserve">Microsoft Office Specialist </w:t>
             </w:r>
             <w:r>
-              <w:t>-</w:t>
+              <w:t>–</w:t>
             </w:r>
             <w:r>
-              <w:t xml:space="preserve"> Associate</w:t>
+              <w:t xml:space="preserve"> Expert</w:t>
             </w:r>
           </w:p>
+        </w:tc>
+        <w:tc>
+          <w:tcPr>
+            <w:tcW w:w="2500" w:type="pct"/>
+          </w:tcPr>
           <w:p>
             <w:pPr>
               <w:pStyle w:val="ListBullet"/>
-              <w:contextualSpacing w:val="0"/>
-            </w:pPr>
-            <w:r>
-              <w:t xml:space="preserve">Microsoft Office </w:t>
-            </w:r>
-            <w:r>
-              <w:t>Specialist - Expert</w:t>
-            </w:r>
-          </w:p>
-          <w:p>
-            <w:pPr>
-              <w:pStyle w:val="ListBullet"/>
-              <w:contextualSpacing w:val="0"/>
-            </w:pPr>
-            <w:r>
-              <w:t xml:space="preserve">2020-21 </w:t>
-            </w:r>
-            <w:r>
-              <w:t>—</w:t>
-            </w:r>
-            <w:r>
-              <w:t xml:space="preserve"> Subject Prize: Information &amp; Communication Technology (HKDSE Stream)</w:t>
-            </w:r>
-          </w:p>
-          <w:p>
-            <w:pPr>
-              <w:pStyle w:val="ListBullet"/>
-              <w:contextualSpacing w:val="0"/>
             </w:pPr>
             <w:r>
               <w:t>ABRSM Grade 8 Piano</w:t>
@@ -781,146 +714,9 @@
           <w:p>
             <w:pPr>
               <w:pStyle w:val="ListBullet"/>
-              <w:contextualSpacing w:val="0"/>
             </w:pPr>
             <w:r>
               <w:t>ABRSM Grade 5 Music Theory</w:t>
-            </w:r>
-          </w:p>
-          <w:p>
-            <w:pPr>
-              <w:pStyle w:val="ListBullet"/>
-              <w:numPr>
-                <w:ilvl w:val="0"/>
-                <w:numId w:val="0"/>
-              </w:numPr>
-              <w:contextualSpacing w:val="0"/>
-            </w:pPr>
-          </w:p>
-          <w:p>
-            <w:pPr>
-              <w:pStyle w:val="ListBullet"/>
-              <w:numPr>
-                <w:ilvl w:val="0"/>
-                <w:numId w:val="0"/>
-              </w:numPr>
-              <w:contextualSpacing w:val="0"/>
-            </w:pPr>
-          </w:p>
-          <w:p>
-            <w:pPr>
-              <w:pStyle w:val="ListBullet"/>
-              <w:numPr>
-                <w:ilvl w:val="0"/>
-                <w:numId w:val="0"/>
-              </w:numPr>
-              <w:contextualSpacing w:val="0"/>
-            </w:pPr>
-          </w:p>
-        </w:tc>
-      </w:tr>
-    </w:tbl>
-    <w:p>
-      <w:pPr>
-        <w:pStyle w:val="Heading1"/>
-        <w:sectPr>
-          <w:type w:val="continuous"/>
-          <w:pgSz w:w="11906" w:h="16838" w:code="9"/>
-          <w:pgMar w:top="950" w:right="1440" w:bottom="1080" w:left="1440" w:header="576" w:footer="720" w:gutter="0"/>
-          <w:cols w:num="2" w:space="720"/>
-          <w:titlePg/>
-          <w:docGrid w:linePitch="360"/>
-        </w:sectPr>
-      </w:pPr>
-    </w:p>
-    <w:sdt>
-      <w:sdtPr>
-        <w:alias w:val="Activities:"/>
-        <w:tag w:val="Activities:"/>
-        <w:id w:val="1223332893"/>
-        <w:placeholder>
-          <w:docPart w:val="F42EBB36F0C84975803800FEEF2C46C2"/>
-        </w:placeholder>
-        <w:temporary/>
-        <w:showingPlcHdr/>
-        <w15:appearance w15:val="hidden"/>
-      </w:sdtPr>
-      <w:sdtEndPr/>
-      <w:sdtContent>
-        <w:p>
-          <w:pPr>
-            <w:pStyle w:val="Heading1"/>
-          </w:pPr>
-          <w:r>
-            <w:t>Activities</w:t>
-          </w:r>
-        </w:p>
-      </w:sdtContent>
-    </w:sdt>
-    <w:p>
-      <w:pPr>
-        <w:pStyle w:val="ListBullet"/>
-      </w:pPr>
-      <w:r>
-        <w:t>Casual</w:t>
-      </w:r>
-      <w:r>
-        <w:t xml:space="preserve"> </w:t>
-      </w:r>
-      <w:hyperlink r:id="rId12" w:history="1">
-        <w:r>
-          <w:rPr>
-            <w:rStyle w:val="Hyperlink"/>
-          </w:rPr>
-          <w:t>speedcuber</w:t>
-        </w:r>
-      </w:hyperlink>
-    </w:p>
-    <w:p>
-      <w:pPr>
-        <w:pStyle w:val="ListBullet"/>
-      </w:pPr>
-      <w:r>
-        <w:t>Casual pianist</w:t>
-      </w:r>
-    </w:p>
-    <w:p>
-      <w:pPr>
-        <w:pStyle w:val="Heading1"/>
-      </w:pPr>
-      <w:r>
-        <w:t>Available date</w:t>
-      </w:r>
-    </w:p>
-    <w:tbl>
-      <w:tblPr>
-        <w:tblStyle w:val="TableGrid"/>
-        <w:tblW w:w="4975" w:type="pct"/>
-        <w:tblInd w:w="72" w:type="dxa"/>
-        <w:tblBorders>
-          <w:left w:val="dotted" w:sz="18" w:space="0" w:color="BFBFBF" w:themeColor="background1" w:themeShade="BF"/>
-        </w:tblBorders>
-        <w:tblCellMar>
-          <w:left w:w="576" w:type="dxa"/>
-          <w:right w:w="0" w:type="dxa"/>
-        </w:tblCellMar>
-        <w:tblLook w:val="04A0" w:firstRow="1" w:lastRow="0" w:firstColumn="1" w:lastColumn="0" w:noHBand="0" w:noVBand="1"/>
-        <w:tblDescription w:val="Experience layout table"/>
-      </w:tblPr>
-      <w:tblGrid>
-        <w:gridCol w:w="8958"/>
-      </w:tblGrid>
-      <w:tr>
-        <w:tc>
-          <w:tcPr>
-            <w:tcW w:w="9290" w:type="dxa"/>
-          </w:tcPr>
-          <w:p>
-            <w:pPr>
-              <w:contextualSpacing w:val="0"/>
-            </w:pPr>
-            <w:r>
-              <w:t>Immediately</w:t>
             </w:r>
           </w:p>
         </w:tc>
@@ -931,55 +727,162 @@
         <w:pStyle w:val="Heading1"/>
       </w:pPr>
       <w:r>
-        <w:t>Expected salary</w:t>
+        <w:t>Hobbys</w:t>
       </w:r>
     </w:p>
     <w:tbl>
       <w:tblPr>
         <w:tblStyle w:val="TableGrid"/>
-        <w:tblW w:w="4975" w:type="pct"/>
-        <w:tblInd w:w="72" w:type="dxa"/>
-        <w:tblBorders>
-          <w:left w:val="dotted" w:sz="18" w:space="0" w:color="BFBFBF" w:themeColor="background1" w:themeShade="BF"/>
-        </w:tblBorders>
+        <w:tblW w:w="5000" w:type="pct"/>
         <w:tblCellMar>
-          <w:left w:w="576" w:type="dxa"/>
+          <w:left w:w="0" w:type="dxa"/>
           <w:right w:w="0" w:type="dxa"/>
         </w:tblCellMar>
         <w:tblLook w:val="04A0" w:firstRow="1" w:lastRow="0" w:firstColumn="1" w:lastColumn="0" w:noHBand="0" w:noVBand="1"/>
-        <w:tblDescription w:val="Experience layout table"/>
+        <w:tblDescription w:val="Skills layout table"/>
       </w:tblPr>
       <w:tblGrid>
-        <w:gridCol w:w="8958"/>
+        <w:gridCol w:w="4680"/>
+        <w:gridCol w:w="4680"/>
       </w:tblGrid>
       <w:tr>
+        <w:trPr>
+          <w:trHeight w:val="268"/>
+        </w:trPr>
         <w:tc>
           <w:tcPr>
-            <w:tcW w:w="9290" w:type="dxa"/>
+            <w:tcW w:w="2500" w:type="pct"/>
           </w:tcPr>
           <w:p>
             <w:pPr>
+              <w:pStyle w:val="ListBullet"/>
               <w:contextualSpacing w:val="0"/>
             </w:pPr>
             <w:r>
-              <w:t>HKD 1</w:t>
+              <w:t>Capture the Flag</w:t>
             </w:r>
+          </w:p>
+          <w:p>
+            <w:pPr>
+              <w:pStyle w:val="ListBullet"/>
+              <w:contextualSpacing w:val="0"/>
+            </w:pPr>
             <w:r>
-              <w:t>5</w:t>
+              <w:t>Competitive programming</w:t>
             </w:r>
+          </w:p>
+        </w:tc>
+        <w:tc>
+          <w:tcPr>
+            <w:tcW w:w="2500" w:type="pct"/>
+          </w:tcPr>
+          <w:p>
+            <w:pPr>
+              <w:pStyle w:val="ListBullet"/>
+            </w:pPr>
             <w:r>
-              <w:t>,000 or equivalent</w:t>
+              <w:t>Speedcubing</w:t>
+            </w:r>
+          </w:p>
+          <w:p>
+            <w:pPr>
+              <w:pStyle w:val="ListBullet"/>
+            </w:pPr>
+            <w:r>
+              <w:t>Piano playing</w:t>
             </w:r>
           </w:p>
         </w:tc>
       </w:tr>
     </w:tbl>
-    <w:p/>
+    <w:p>
+      <w:pPr>
+        <w:pStyle w:val="Heading1"/>
+      </w:pPr>
+      <w:r>
+        <w:lastRenderedPageBreak/>
+        <w:t>Available dates</w:t>
+      </w:r>
+    </w:p>
+    <w:p>
+      <w:r>
+        <w:t>Full-time: 4</w:t>
+      </w:r>
+      <w:r>
+        <w:rPr>
+          <w:vertAlign w:val="superscript"/>
+        </w:rPr>
+        <w:t>th</w:t>
+      </w:r>
+      <w:r>
+        <w:t xml:space="preserve"> – 24</w:t>
+      </w:r>
+      <w:r>
+        <w:rPr>
+          <w:vertAlign w:val="superscript"/>
+        </w:rPr>
+        <w:t>th</w:t>
+      </w:r>
+      <w:r>
+        <w:t xml:space="preserve"> </w:t>
+      </w:r>
+      <w:proofErr w:type="gramStart"/>
+      <w:r>
+        <w:t>July,</w:t>
+      </w:r>
+      <w:proofErr w:type="gramEnd"/>
+      <w:r>
+        <w:t xml:space="preserve"> 19</w:t>
+      </w:r>
+      <w:r>
+        <w:rPr>
+          <w:vertAlign w:val="superscript"/>
+        </w:rPr>
+        <w:t>th</w:t>
+      </w:r>
+      <w:r>
+        <w:t xml:space="preserve"> – 30</w:t>
+      </w:r>
+      <w:r>
+        <w:rPr>
+          <w:vertAlign w:val="superscript"/>
+        </w:rPr>
+        <w:t>th</w:t>
+      </w:r>
+      <w:r>
+        <w:t xml:space="preserve"> September (may be subject to change)</w:t>
+      </w:r>
+    </w:p>
+    <w:p>
+      <w:r>
+        <w:t>Part-time: Anytime (no more than 40 hours per fortnight)</w:t>
+      </w:r>
+    </w:p>
+    <w:p>
+      <w:pPr>
+        <w:pStyle w:val="Heading1"/>
+      </w:pPr>
+      <w:r>
+        <w:t>Expected salary</w:t>
+      </w:r>
+    </w:p>
+    <w:p>
+      <w:r>
+        <w:t>Full-time: AUD7500 / month</w:t>
+      </w:r>
+    </w:p>
+    <w:p>
+      <w:r>
+        <w:t>Adjustable for accommodation and part-time</w:t>
+      </w:r>
+    </w:p>
     <w:sectPr>
-      <w:type w:val="continuous"/>
-      <w:pgSz w:w="11906" w:h="16838" w:code="9"/>
+      <w:footerReference w:type="default" r:id="rId10"/>
+      <w:headerReference w:type="first" r:id="rId11"/>
+      <w:pgSz w:w="12240" w:h="15840" w:code="1"/>
       <w:pgMar w:top="950" w:right="1440" w:bottom="1080" w:left="1440" w:header="576" w:footer="720" w:gutter="0"/>
       <w:cols w:space="720"/>
+      <w:titlePg/>
       <w:docGrid w:linePitch="360"/>
     </w:sectPr>
   </w:body>
@@ -987,7 +890,7 @@
 </file>
 
 <file path=word/endnotes.xml><?xml version="1.0" encoding="utf-8"?>
-<w:endnotes xmlns:wpc="http://schemas.microsoft.com/office/word/2010/wordprocessingCanvas" xmlns:cx="http://schemas.microsoft.com/office/drawing/2014/chartex" xmlns:cx1="http://schemas.microsoft.com/office/drawing/2015/9/8/chartex" xmlns:cx2="http://schemas.microsoft.com/office/drawing/2015/10/21/chartex" xmlns:cx3="http://schemas.microsoft.com/office/drawing/2016/5/9/chartex" xmlns:cx4="http://schemas.microsoft.com/office/drawing/2016/5/10/chartex" xmlns:cx5="http://schemas.microsoft.com/office/drawing/2016/5/11/chartex" xmlns:cx6="http://schemas.microsoft.com/office/drawing/2016/5/12/chartex" xmlns:cx7="http://schemas.microsoft.com/office/drawing/2016/5/13/chartex" xmlns:cx8="http://schemas.microsoft.com/office/drawing/2016/5/14/chartex" xmlns:mc="http://schemas.openxmlformats.org/markup-compatibility/2006" xmlns:aink="http://schemas.microsoft.com/office/drawing/2016/ink" xmlns:am3d="http://schemas.microsoft.com/office/drawing/2017/model3d" xmlns:o="urn:schemas-microsoft-com:office:office" xmlns:r="http://schemas.openxmlformats.org/officeDocument/2006/relationships" xmlns:m="http://schemas.openxmlformats.org/officeDocument/2006/math" xmlns:v="urn:schemas-microsoft-com:vml" xmlns:wp14="http://schemas.microsoft.com/office/word/2010/wordprocessingDrawing" xmlns:wp="http://schemas.openxmlformats.org/drawingml/2006/wordprocessingDrawing" xmlns:w10="urn:schemas-microsoft-com:office:word" xmlns:w="http://schemas.openxmlformats.org/wordprocessingml/2006/main" xmlns:w14="http://schemas.microsoft.com/office/word/2010/wordml" xmlns:w15="http://schemas.microsoft.com/office/word/2012/wordml" xmlns:w16cex="http://schemas.microsoft.com/office/word/2018/wordml/cex" xmlns:w16cid="http://schemas.microsoft.com/office/word/2016/wordml/cid" xmlns:w16="http://schemas.microsoft.com/office/word/2018/wordml" xmlns:w16sdtdh="http://schemas.microsoft.com/office/word/2020/wordml/sdtdatahash" xmlns:w16se="http://schemas.microsoft.com/office/word/2015/wordml/symex" xmlns:wpg="http://schemas.microsoft.com/office/word/2010/wordprocessingGroup" xmlns:wpi="http://schemas.microsoft.com/office/word/2010/wordprocessingInk" xmlns:wne="http://schemas.microsoft.com/office/word/2006/wordml" xmlns:wps="http://schemas.microsoft.com/office/word/2010/wordprocessingShape" mc:Ignorable="w14 w15 w16se w16cid w16 w16cex w16sdtdh wp14">
+<w:endnotes xmlns:wpc="http://schemas.microsoft.com/office/word/2010/wordprocessingCanvas" xmlns:cx="http://schemas.microsoft.com/office/drawing/2014/chartex" xmlns:cx1="http://schemas.microsoft.com/office/drawing/2015/9/8/chartex" xmlns:cx2="http://schemas.microsoft.com/office/drawing/2015/10/21/chartex" xmlns:cx3="http://schemas.microsoft.com/office/drawing/2016/5/9/chartex" xmlns:cx4="http://schemas.microsoft.com/office/drawing/2016/5/10/chartex" xmlns:cx5="http://schemas.microsoft.com/office/drawing/2016/5/11/chartex" xmlns:cx6="http://schemas.microsoft.com/office/drawing/2016/5/12/chartex" xmlns:cx7="http://schemas.microsoft.com/office/drawing/2016/5/13/chartex" xmlns:cx8="http://schemas.microsoft.com/office/drawing/2016/5/14/chartex" xmlns:mc="http://schemas.openxmlformats.org/markup-compatibility/2006" xmlns:aink="http://schemas.microsoft.com/office/drawing/2016/ink" xmlns:am3d="http://schemas.microsoft.com/office/drawing/2017/model3d" xmlns:o="urn:schemas-microsoft-com:office:office" xmlns:oel="http://schemas.microsoft.com/office/2019/extlst" xmlns:r="http://schemas.openxmlformats.org/officeDocument/2006/relationships" xmlns:m="http://schemas.openxmlformats.org/officeDocument/2006/math" xmlns:v="urn:schemas-microsoft-com:vml" xmlns:wp14="http://schemas.microsoft.com/office/word/2010/wordprocessingDrawing" xmlns:wp="http://schemas.openxmlformats.org/drawingml/2006/wordprocessingDrawing" xmlns:w10="urn:schemas-microsoft-com:office:word" xmlns:w="http://schemas.openxmlformats.org/wordprocessingml/2006/main" xmlns:w14="http://schemas.microsoft.com/office/word/2010/wordml" xmlns:w15="http://schemas.microsoft.com/office/word/2012/wordml" xmlns:w16cex="http://schemas.microsoft.com/office/word/2018/wordml/cex" xmlns:w16cid="http://schemas.microsoft.com/office/word/2016/wordml/cid" xmlns:w16="http://schemas.microsoft.com/office/word/2018/wordml" xmlns:w16sdtdh="http://schemas.microsoft.com/office/word/2020/wordml/sdtdatahash" xmlns:w16se="http://schemas.microsoft.com/office/word/2015/wordml/symex" xmlns:wpg="http://schemas.microsoft.com/office/word/2010/wordprocessingGroup" xmlns:wpi="http://schemas.microsoft.com/office/word/2010/wordprocessingInk" xmlns:wne="http://schemas.microsoft.com/office/word/2006/wordml" xmlns:wps="http://schemas.microsoft.com/office/word/2010/wordprocessingShape" mc:Ignorable="w14 w15 w16se w16cid w16 w16cex w16sdtdh wp14">
   <w:endnote w:type="separator" w:id="-1">
     <w:p>
       <w:r>
@@ -1010,10 +913,10 @@
 </file>
 
 <file path=word/footer1.xml><?xml version="1.0" encoding="utf-8"?>
-<w:ftr xmlns:wpc="http://schemas.microsoft.com/office/word/2010/wordprocessingCanvas" xmlns:cx="http://schemas.microsoft.com/office/drawing/2014/chartex" xmlns:cx1="http://schemas.microsoft.com/office/drawing/2015/9/8/chartex" xmlns:cx2="http://schemas.microsoft.com/office/drawing/2015/10/21/chartex" xmlns:cx3="http://schemas.microsoft.com/office/drawing/2016/5/9/chartex" xmlns:cx4="http://schemas.microsoft.com/office/drawing/2016/5/10/chartex" xmlns:cx5="http://schemas.microsoft.com/office/drawing/2016/5/11/chartex" xmlns:cx6="http://schemas.microsoft.com/office/drawing/2016/5/12/chartex" xmlns:cx7="http://schemas.microsoft.com/office/drawing/2016/5/13/chartex" xmlns:cx8="http://schemas.microsoft.com/office/drawing/2016/5/14/chartex" xmlns:mc="http://schemas.openxmlformats.org/markup-compatibility/2006" xmlns:aink="http://schemas.microsoft.com/office/drawing/2016/ink" xmlns:am3d="http://schemas.microsoft.com/office/drawing/2017/model3d" xmlns:o="urn:schemas-microsoft-com:office:office" xmlns:r="http://schemas.openxmlformats.org/officeDocument/2006/relationships" xmlns:m="http://schemas.openxmlformats.org/officeDocument/2006/math" xmlns:v="urn:schemas-microsoft-com:vml" xmlns:wp14="http://schemas.microsoft.com/office/word/2010/wordprocessingDrawing" xmlns:wp="http://schemas.openxmlformats.org/drawingml/2006/wordprocessingDrawing" xmlns:w10="urn:schemas-microsoft-com:office:word" xmlns:w="http://schemas.openxmlformats.org/wordprocessingml/2006/main" xmlns:w14="http://schemas.microsoft.com/office/word/2010/wordml" xmlns:w15="http://schemas.microsoft.com/office/word/2012/wordml" xmlns:w16cex="http://schemas.microsoft.com/office/word/2018/wordml/cex" xmlns:w16cid="http://schemas.microsoft.com/office/word/2016/wordml/cid" xmlns:w16="http://schemas.microsoft.com/office/word/2018/wordml" xmlns:w16sdtdh="http://schemas.microsoft.com/office/word/2020/wordml/sdtdatahash" xmlns:w16se="http://schemas.microsoft.com/office/word/2015/wordml/symex" xmlns:wpg="http://schemas.microsoft.com/office/word/2010/wordprocessingGroup" xmlns:wpi="http://schemas.microsoft.com/office/word/2010/wordprocessingInk" xmlns:wne="http://schemas.microsoft.com/office/word/2006/wordml" xmlns:wps="http://schemas.microsoft.com/office/word/2010/wordprocessingShape" mc:Ignorable="w14 w15 w16se w16cid w16 w16cex w16sdtdh wp14">
+<w:ftr xmlns:wpc="http://schemas.microsoft.com/office/word/2010/wordprocessingCanvas" xmlns:cx="http://schemas.microsoft.com/office/drawing/2014/chartex" xmlns:cx1="http://schemas.microsoft.com/office/drawing/2015/9/8/chartex" xmlns:cx2="http://schemas.microsoft.com/office/drawing/2015/10/21/chartex" xmlns:cx3="http://schemas.microsoft.com/office/drawing/2016/5/9/chartex" xmlns:cx4="http://schemas.microsoft.com/office/drawing/2016/5/10/chartex" xmlns:cx5="http://schemas.microsoft.com/office/drawing/2016/5/11/chartex" xmlns:cx6="http://schemas.microsoft.com/office/drawing/2016/5/12/chartex" xmlns:cx7="http://schemas.microsoft.com/office/drawing/2016/5/13/chartex" xmlns:cx8="http://schemas.microsoft.com/office/drawing/2016/5/14/chartex" xmlns:mc="http://schemas.openxmlformats.org/markup-compatibility/2006" xmlns:aink="http://schemas.microsoft.com/office/drawing/2016/ink" xmlns:am3d="http://schemas.microsoft.com/office/drawing/2017/model3d" xmlns:o="urn:schemas-microsoft-com:office:office" xmlns:oel="http://schemas.microsoft.com/office/2019/extlst" xmlns:r="http://schemas.openxmlformats.org/officeDocument/2006/relationships" xmlns:m="http://schemas.openxmlformats.org/officeDocument/2006/math" xmlns:v="urn:schemas-microsoft-com:vml" xmlns:wp14="http://schemas.microsoft.com/office/word/2010/wordprocessingDrawing" xmlns:wp="http://schemas.openxmlformats.org/drawingml/2006/wordprocessingDrawing" xmlns:w10="urn:schemas-microsoft-com:office:word" xmlns:w="http://schemas.openxmlformats.org/wordprocessingml/2006/main" xmlns:w14="http://schemas.microsoft.com/office/word/2010/wordml" xmlns:w15="http://schemas.microsoft.com/office/word/2012/wordml" xmlns:w16cex="http://schemas.microsoft.com/office/word/2018/wordml/cex" xmlns:w16cid="http://schemas.microsoft.com/office/word/2016/wordml/cid" xmlns:w16="http://schemas.microsoft.com/office/word/2018/wordml" xmlns:w16sdtdh="http://schemas.microsoft.com/office/word/2020/wordml/sdtdatahash" xmlns:w16se="http://schemas.microsoft.com/office/word/2015/wordml/symex" xmlns:wpg="http://schemas.microsoft.com/office/word/2010/wordprocessingGroup" xmlns:wpi="http://schemas.microsoft.com/office/word/2010/wordprocessingInk" xmlns:wne="http://schemas.microsoft.com/office/word/2006/wordml" xmlns:wps="http://schemas.microsoft.com/office/word/2010/wordprocessingShape" mc:Ignorable="w14 w15 w16se w16cid w16 w16cex w16sdtdh wp14">
   <w:sdt>
     <w:sdtPr>
-      <w:id w:val="1329942338"/>
+      <w:id w:val="813606279"/>
       <w:docPartObj>
         <w:docPartGallery w:val="Page Numbers (Bottom of Page)"/>
         <w:docPartUnique/>
@@ -1053,68 +956,11 @@
       </w:p>
     </w:sdtContent>
   </w:sdt>
-  <w:p>
-    <w:pPr>
-      <w:pStyle w:val="Footer"/>
-    </w:pPr>
-  </w:p>
-</w:ftr>
-</file>
-
-<file path=word/footer2.xml><?xml version="1.0" encoding="utf-8"?>
-<w:ftr xmlns:wpc="http://schemas.microsoft.com/office/word/2010/wordprocessingCanvas" xmlns:cx="http://schemas.microsoft.com/office/drawing/2014/chartex" xmlns:cx1="http://schemas.microsoft.com/office/drawing/2015/9/8/chartex" xmlns:cx2="http://schemas.microsoft.com/office/drawing/2015/10/21/chartex" xmlns:cx3="http://schemas.microsoft.com/office/drawing/2016/5/9/chartex" xmlns:cx4="http://schemas.microsoft.com/office/drawing/2016/5/10/chartex" xmlns:cx5="http://schemas.microsoft.com/office/drawing/2016/5/11/chartex" xmlns:cx6="http://schemas.microsoft.com/office/drawing/2016/5/12/chartex" xmlns:cx7="http://schemas.microsoft.com/office/drawing/2016/5/13/chartex" xmlns:cx8="http://schemas.microsoft.com/office/drawing/2016/5/14/chartex" xmlns:mc="http://schemas.openxmlformats.org/markup-compatibility/2006" xmlns:aink="http://schemas.microsoft.com/office/drawing/2016/ink" xmlns:am3d="http://schemas.microsoft.com/office/drawing/2017/model3d" xmlns:o="urn:schemas-microsoft-com:office:office" xmlns:r="http://schemas.openxmlformats.org/officeDocument/2006/relationships" xmlns:m="http://schemas.openxmlformats.org/officeDocument/2006/math" xmlns:v="urn:schemas-microsoft-com:vml" xmlns:wp14="http://schemas.microsoft.com/office/word/2010/wordprocessingDrawing" xmlns:wp="http://schemas.openxmlformats.org/drawingml/2006/wordprocessingDrawing" xmlns:w10="urn:schemas-microsoft-com:office:word" xmlns:w="http://schemas.openxmlformats.org/wordprocessingml/2006/main" xmlns:w14="http://schemas.microsoft.com/office/word/2010/wordml" xmlns:w15="http://schemas.microsoft.com/office/word/2012/wordml" xmlns:w16cex="http://schemas.microsoft.com/office/word/2018/wordml/cex" xmlns:w16cid="http://schemas.microsoft.com/office/word/2016/wordml/cid" xmlns:w16="http://schemas.microsoft.com/office/word/2018/wordml" xmlns:w16sdtdh="http://schemas.microsoft.com/office/word/2020/wordml/sdtdatahash" xmlns:w16se="http://schemas.microsoft.com/office/word/2015/wordml/symex" xmlns:wpg="http://schemas.microsoft.com/office/word/2010/wordprocessingGroup" xmlns:wpi="http://schemas.microsoft.com/office/word/2010/wordprocessingInk" xmlns:wne="http://schemas.microsoft.com/office/word/2006/wordml" xmlns:wps="http://schemas.microsoft.com/office/word/2010/wordprocessingShape" mc:Ignorable="w14 w15 w16se w16cid w16 w16cex w16sdtdh wp14">
-  <w:sdt>
-    <w:sdtPr>
-      <w:id w:val="-493868625"/>
-      <w:docPartObj>
-        <w:docPartGallery w:val="Page Numbers (Bottom of Page)"/>
-        <w:docPartUnique/>
-      </w:docPartObj>
-    </w:sdtPr>
-    <w:sdtEndPr>
-      <w:rPr>
-        <w:noProof/>
-      </w:rPr>
-    </w:sdtEndPr>
-    <w:sdtContent>
-      <w:p>
-        <w:pPr>
-          <w:pStyle w:val="Footer"/>
-        </w:pPr>
-        <w:r>
-          <w:fldChar w:fldCharType="begin"/>
-        </w:r>
-        <w:r>
-          <w:instrText xml:space="preserve"> PAGE   \* MERGEFORMAT </w:instrText>
-        </w:r>
-        <w:r>
-          <w:fldChar w:fldCharType="separate"/>
-        </w:r>
-        <w:r>
-          <w:rPr>
-            <w:noProof/>
-          </w:rPr>
-          <w:t>2</w:t>
-        </w:r>
-        <w:r>
-          <w:rPr>
-            <w:noProof/>
-          </w:rPr>
-          <w:fldChar w:fldCharType="end"/>
-        </w:r>
-      </w:p>
-    </w:sdtContent>
-  </w:sdt>
-  <w:p>
-    <w:pPr>
-      <w:pStyle w:val="Footer"/>
-    </w:pPr>
-  </w:p>
 </w:ftr>
 </file>
 
 <file path=word/footnotes.xml><?xml version="1.0" encoding="utf-8"?>
-<w:footnotes xmlns:wpc="http://schemas.microsoft.com/office/word/2010/wordprocessingCanvas" xmlns:cx="http://schemas.microsoft.com/office/drawing/2014/chartex" xmlns:cx1="http://schemas.microsoft.com/office/drawing/2015/9/8/chartex" xmlns:cx2="http://schemas.microsoft.com/office/drawing/2015/10/21/chartex" xmlns:cx3="http://schemas.microsoft.com/office/drawing/2016/5/9/chartex" xmlns:cx4="http://schemas.microsoft.com/office/drawing/2016/5/10/chartex" xmlns:cx5="http://schemas.microsoft.com/office/drawing/2016/5/11/chartex" xmlns:cx6="http://schemas.microsoft.com/office/drawing/2016/5/12/chartex" xmlns:cx7="http://schemas.microsoft.com/office/drawing/2016/5/13/chartex" xmlns:cx8="http://schemas.microsoft.com/office/drawing/2016/5/14/chartex" xmlns:mc="http://schemas.openxmlformats.org/markup-compatibility/2006" xmlns:aink="http://schemas.microsoft.com/office/drawing/2016/ink" xmlns:am3d="http://schemas.microsoft.com/office/drawing/2017/model3d" xmlns:o="urn:schemas-microsoft-com:office:office" xmlns:r="http://schemas.openxmlformats.org/officeDocument/2006/relationships" xmlns:m="http://schemas.openxmlformats.org/officeDocument/2006/math" xmlns:v="urn:schemas-microsoft-com:vml" xmlns:wp14="http://schemas.microsoft.com/office/word/2010/wordprocessingDrawing" xmlns:wp="http://schemas.openxmlformats.org/drawingml/2006/wordprocessingDrawing" xmlns:w10="urn:schemas-microsoft-com:office:word" xmlns:w="http://schemas.openxmlformats.org/wordprocessingml/2006/main" xmlns:w14="http://schemas.microsoft.com/office/word/2010/wordml" xmlns:w15="http://schemas.microsoft.com/office/word/2012/wordml" xmlns:w16cex="http://schemas.microsoft.com/office/word/2018/wordml/cex" xmlns:w16cid="http://schemas.microsoft.com/office/word/2016/wordml/cid" xmlns:w16="http://schemas.microsoft.com/office/word/2018/wordml" xmlns:w16sdtdh="http://schemas.microsoft.com/office/word/2020/wordml/sdtdatahash" xmlns:w16se="http://schemas.microsoft.com/office/word/2015/wordml/symex" xmlns:wpg="http://schemas.microsoft.com/office/word/2010/wordprocessingGroup" xmlns:wpi="http://schemas.microsoft.com/office/word/2010/wordprocessingInk" xmlns:wne="http://schemas.microsoft.com/office/word/2006/wordml" xmlns:wps="http://schemas.microsoft.com/office/word/2010/wordprocessingShape" mc:Ignorable="w14 w15 w16se w16cid w16 w16cex w16sdtdh wp14">
+<w:footnotes xmlns:wpc="http://schemas.microsoft.com/office/word/2010/wordprocessingCanvas" xmlns:cx="http://schemas.microsoft.com/office/drawing/2014/chartex" xmlns:cx1="http://schemas.microsoft.com/office/drawing/2015/9/8/chartex" xmlns:cx2="http://schemas.microsoft.com/office/drawing/2015/10/21/chartex" xmlns:cx3="http://schemas.microsoft.com/office/drawing/2016/5/9/chartex" xmlns:cx4="http://schemas.microsoft.com/office/drawing/2016/5/10/chartex" xmlns:cx5="http://schemas.microsoft.com/office/drawing/2016/5/11/chartex" xmlns:cx6="http://schemas.microsoft.com/office/drawing/2016/5/12/chartex" xmlns:cx7="http://schemas.microsoft.com/office/drawing/2016/5/13/chartex" xmlns:cx8="http://schemas.microsoft.com/office/drawing/2016/5/14/chartex" xmlns:mc="http://schemas.openxmlformats.org/markup-compatibility/2006" xmlns:aink="http://schemas.microsoft.com/office/drawing/2016/ink" xmlns:am3d="http://schemas.microsoft.com/office/drawing/2017/model3d" xmlns:o="urn:schemas-microsoft-com:office:office" xmlns:oel="http://schemas.microsoft.com/office/2019/extlst" xmlns:r="http://schemas.openxmlformats.org/officeDocument/2006/relationships" xmlns:m="http://schemas.openxmlformats.org/officeDocument/2006/math" xmlns:v="urn:schemas-microsoft-com:vml" xmlns:wp14="http://schemas.microsoft.com/office/word/2010/wordprocessingDrawing" xmlns:wp="http://schemas.openxmlformats.org/drawingml/2006/wordprocessingDrawing" xmlns:w10="urn:schemas-microsoft-com:office:word" xmlns:w="http://schemas.openxmlformats.org/wordprocessingml/2006/main" xmlns:w14="http://schemas.microsoft.com/office/word/2010/wordml" xmlns:w15="http://schemas.microsoft.com/office/word/2012/wordml" xmlns:w16cex="http://schemas.microsoft.com/office/word/2018/wordml/cex" xmlns:w16cid="http://schemas.microsoft.com/office/word/2016/wordml/cid" xmlns:w16="http://schemas.microsoft.com/office/word/2018/wordml" xmlns:w16sdtdh="http://schemas.microsoft.com/office/word/2020/wordml/sdtdatahash" xmlns:w16se="http://schemas.microsoft.com/office/word/2015/wordml/symex" xmlns:wpg="http://schemas.microsoft.com/office/word/2010/wordprocessingGroup" xmlns:wpi="http://schemas.microsoft.com/office/word/2010/wordprocessingInk" xmlns:wne="http://schemas.microsoft.com/office/word/2006/wordml" xmlns:wps="http://schemas.microsoft.com/office/word/2010/wordprocessingShape" mc:Ignorable="w14 w15 w16se w16cid w16 w16cex w16sdtdh wp14">
   <w:footnote w:type="separator" w:id="-1">
     <w:p>
       <w:r>
@@ -1137,7 +983,7 @@
 </file>
 
 <file path=word/header1.xml><?xml version="1.0" encoding="utf-8"?>
-<w:hdr xmlns:wpc="http://schemas.microsoft.com/office/word/2010/wordprocessingCanvas" xmlns:cx="http://schemas.microsoft.com/office/drawing/2014/chartex" xmlns:cx1="http://schemas.microsoft.com/office/drawing/2015/9/8/chartex" xmlns:cx2="http://schemas.microsoft.com/office/drawing/2015/10/21/chartex" xmlns:cx3="http://schemas.microsoft.com/office/drawing/2016/5/9/chartex" xmlns:cx4="http://schemas.microsoft.com/office/drawing/2016/5/10/chartex" xmlns:cx5="http://schemas.microsoft.com/office/drawing/2016/5/11/chartex" xmlns:cx6="http://schemas.microsoft.com/office/drawing/2016/5/12/chartex" xmlns:cx7="http://schemas.microsoft.com/office/drawing/2016/5/13/chartex" xmlns:cx8="http://schemas.microsoft.com/office/drawing/2016/5/14/chartex" xmlns:mc="http://schemas.openxmlformats.org/markup-compatibility/2006" xmlns:aink="http://schemas.microsoft.com/office/drawing/2016/ink" xmlns:am3d="http://schemas.microsoft.com/office/drawing/2017/model3d" xmlns:o="urn:schemas-microsoft-com:office:office" xmlns:r="http://schemas.openxmlformats.org/officeDocument/2006/relationships" xmlns:m="http://schemas.openxmlformats.org/officeDocument/2006/math" xmlns:v="urn:schemas-microsoft-com:vml" xmlns:wp14="http://schemas.microsoft.com/office/word/2010/wordprocessingDrawing" xmlns:wp="http://schemas.openxmlformats.org/drawingml/2006/wordprocessingDrawing" xmlns:w10="urn:schemas-microsoft-com:office:word" xmlns:w="http://schemas.openxmlformats.org/wordprocessingml/2006/main" xmlns:w14="http://schemas.microsoft.com/office/word/2010/wordml" xmlns:w15="http://schemas.microsoft.com/office/word/2012/wordml" xmlns:w16cex="http://schemas.microsoft.com/office/word/2018/wordml/cex" xmlns:w16cid="http://schemas.microsoft.com/office/word/2016/wordml/cid" xmlns:w16="http://schemas.microsoft.com/office/word/2018/wordml" xmlns:w16sdtdh="http://schemas.microsoft.com/office/word/2020/wordml/sdtdatahash" xmlns:w16se="http://schemas.microsoft.com/office/word/2015/wordml/symex" xmlns:wpg="http://schemas.microsoft.com/office/word/2010/wordprocessingGroup" xmlns:wpi="http://schemas.microsoft.com/office/word/2010/wordprocessingInk" xmlns:wne="http://schemas.microsoft.com/office/word/2006/wordml" xmlns:wps="http://schemas.microsoft.com/office/word/2010/wordprocessingShape" mc:Ignorable="w14 w15 w16se w16cid w16 w16cex w16sdtdh wp14">
+<w:hdr xmlns:wpc="http://schemas.microsoft.com/office/word/2010/wordprocessingCanvas" xmlns:cx="http://schemas.microsoft.com/office/drawing/2014/chartex" xmlns:cx1="http://schemas.microsoft.com/office/drawing/2015/9/8/chartex" xmlns:cx2="http://schemas.microsoft.com/office/drawing/2015/10/21/chartex" xmlns:cx3="http://schemas.microsoft.com/office/drawing/2016/5/9/chartex" xmlns:cx4="http://schemas.microsoft.com/office/drawing/2016/5/10/chartex" xmlns:cx5="http://schemas.microsoft.com/office/drawing/2016/5/11/chartex" xmlns:cx6="http://schemas.microsoft.com/office/drawing/2016/5/12/chartex" xmlns:cx7="http://schemas.microsoft.com/office/drawing/2016/5/13/chartex" xmlns:cx8="http://schemas.microsoft.com/office/drawing/2016/5/14/chartex" xmlns:mc="http://schemas.openxmlformats.org/markup-compatibility/2006" xmlns:aink="http://schemas.microsoft.com/office/drawing/2016/ink" xmlns:am3d="http://schemas.microsoft.com/office/drawing/2017/model3d" xmlns:o="urn:schemas-microsoft-com:office:office" xmlns:oel="http://schemas.microsoft.com/office/2019/extlst" xmlns:r="http://schemas.openxmlformats.org/officeDocument/2006/relationships" xmlns:m="http://schemas.openxmlformats.org/officeDocument/2006/math" xmlns:v="urn:schemas-microsoft-com:vml" xmlns:wp14="http://schemas.microsoft.com/office/word/2010/wordprocessingDrawing" xmlns:wp="http://schemas.openxmlformats.org/drawingml/2006/wordprocessingDrawing" xmlns:w10="urn:schemas-microsoft-com:office:word" xmlns:w="http://schemas.openxmlformats.org/wordprocessingml/2006/main" xmlns:w14="http://schemas.microsoft.com/office/word/2010/wordml" xmlns:w15="http://schemas.microsoft.com/office/word/2012/wordml" xmlns:w16cex="http://schemas.microsoft.com/office/word/2018/wordml/cex" xmlns:w16cid="http://schemas.microsoft.com/office/word/2016/wordml/cid" xmlns:w16="http://schemas.microsoft.com/office/word/2018/wordml" xmlns:w16sdtdh="http://schemas.microsoft.com/office/word/2020/wordml/sdtdatahash" xmlns:w16se="http://schemas.microsoft.com/office/word/2015/wordml/symex" xmlns:wpg="http://schemas.microsoft.com/office/word/2010/wordprocessingGroup" xmlns:wpi="http://schemas.microsoft.com/office/word/2010/wordprocessingInk" xmlns:wne="http://schemas.microsoft.com/office/word/2006/wordml" xmlns:wps="http://schemas.microsoft.com/office/word/2010/wordprocessingShape" mc:Ignorable="w14 w15 w16se w16cid w16 w16cex w16sdtdh wp14">
   <w:p>
     <w:pPr>
       <w:pStyle w:val="Header"/>
@@ -1149,7 +995,7 @@
       <mc:AlternateContent>
         <mc:Choice Requires="wps">
           <w:drawing>
-            <wp:anchor distT="0" distB="0" distL="114300" distR="114300" simplePos="0" relativeHeight="251659264" behindDoc="1" locked="0" layoutInCell="1" allowOverlap="1" wp14:anchorId="1E39ECB0" wp14:editId="2F39DFD3">
+            <wp:anchor distT="0" distB="0" distL="114300" distR="114300" simplePos="0" relativeHeight="251659264" behindDoc="1" locked="0" layoutInCell="1" allowOverlap="1" wp14:anchorId="3DAE2932" wp14:editId="5D6F3A4E">
               <wp:simplePos x="0" y="0"/>
               <wp:positionH relativeFrom="page">
                 <wp:align>center</wp:align>
@@ -1162,7 +1008,7 @@
                 </mc:Choice>
                 <mc:Fallback>
                   <wp:positionV relativeFrom="page">
-                    <wp:posOffset>1849120</wp:posOffset>
+                    <wp:posOffset>1739900</wp:posOffset>
                   </wp:positionV>
                 </mc:Fallback>
               </mc:AlternateContent>
@@ -1218,7 +1064,7 @@
         </mc:Choice>
         <mc:Fallback>
           <w:pict>
-            <v:line w14:anchorId="6C09D67A" id="Straight Connector 5" o:spid="_x0000_s1026" alt="Header dividing line" style="position:absolute;z-index:-251657216;visibility:visible;mso-wrap-style:square;mso-width-percent:1000;mso-top-percent:173;mso-wrap-distance-left:9pt;mso-wrap-distance-top:0;mso-wrap-distance-right:9pt;mso-wrap-distance-bottom:0;mso-position-horizontal:center;mso-position-horizontal-relative:page;mso-position-vertical-relative:page;mso-width-percent:1000;mso-top-percent:173;mso-width-relative:page" from="0,0" to="612pt,0" o:gfxdata="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" strokecolor="#5a5a5a [2109]" strokeweight=".5pt">
+            <v:line w14:anchorId="4A213623" id="Straight Connector 5" o:spid="_x0000_s1026" alt="Header dividing line" style="position:absolute;z-index:-251657216;visibility:visible;mso-wrap-style:square;mso-width-percent:1000;mso-top-percent:173;mso-wrap-distance-left:9pt;mso-wrap-distance-top:0;mso-wrap-distance-right:9pt;mso-wrap-distance-bottom:0;mso-position-horizontal:center;mso-position-horizontal-relative:page;mso-position-vertical-relative:page;mso-width-percent:1000;mso-top-percent:173;mso-width-relative:page" from="0,0" to="612pt,0" o:gfxdata="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" strokecolor="#5a5a5a [2109]" strokeweight=".5pt">
               <v:stroke joinstyle="miter"/>
               <w10:wrap anchorx="page" anchory="page"/>
             </v:line>
@@ -1231,7 +1077,7 @@
 </file>
 
 <file path=word/numbering.xml><?xml version="1.0" encoding="utf-8"?>
-<w:numbering xmlns:wpc="http://schemas.microsoft.com/office/word/2010/wordprocessingCanvas" xmlns:cx="http://schemas.microsoft.com/office/drawing/2014/chartex" xmlns:cx1="http://schemas.microsoft.com/office/drawing/2015/9/8/chartex" xmlns:cx2="http://schemas.microsoft.com/office/drawing/2015/10/21/chartex" xmlns:cx3="http://schemas.microsoft.com/office/drawing/2016/5/9/chartex" xmlns:cx4="http://schemas.microsoft.com/office/drawing/2016/5/10/chartex" xmlns:cx5="http://schemas.microsoft.com/office/drawing/2016/5/11/chartex" xmlns:cx6="http://schemas.microsoft.com/office/drawing/2016/5/12/chartex" xmlns:cx7="http://schemas.microsoft.com/office/drawing/2016/5/13/chartex" xmlns:cx8="http://schemas.microsoft.com/office/drawing/2016/5/14/chartex" xmlns:mc="http://schemas.openxmlformats.org/markup-compatibility/2006" xmlns:aink="http://schemas.microsoft.com/office/drawing/2016/ink" xmlns:am3d="http://schemas.microsoft.com/office/drawing/2017/model3d" xmlns:o="urn:schemas-microsoft-com:office:office" xmlns:r="http://schemas.openxmlformats.org/officeDocument/2006/relationships" xmlns:m="http://schemas.openxmlformats.org/officeDocument/2006/math" xmlns:v="urn:schemas-microsoft-com:vml" xmlns:wp14="http://schemas.microsoft.com/office/word/2010/wordprocessingDrawing" xmlns:wp="http://schemas.openxmlformats.org/drawingml/2006/wordprocessingDrawing" xmlns:w10="urn:schemas-microsoft-com:office:word" xmlns:w="http://schemas.openxmlformats.org/wordprocessingml/2006/main" xmlns:w14="http://schemas.microsoft.com/office/word/2010/wordml" xmlns:w15="http://schemas.microsoft.com/office/word/2012/wordml" xmlns:w16cex="http://schemas.microsoft.com/office/word/2018/wordml/cex" xmlns:w16cid="http://schemas.microsoft.com/office/word/2016/wordml/cid" xmlns:w16="http://schemas.microsoft.com/office/word/2018/wordml" xmlns:w16sdtdh="http://schemas.microsoft.com/office/word/2020/wordml/sdtdatahash" xmlns:w16se="http://schemas.microsoft.com/office/word/2015/wordml/symex" xmlns:wpg="http://schemas.microsoft.com/office/word/2010/wordprocessingGroup" xmlns:wpi="http://schemas.microsoft.com/office/word/2010/wordprocessingInk" xmlns:wne="http://schemas.microsoft.com/office/word/2006/wordml" xmlns:wps="http://schemas.microsoft.com/office/word/2010/wordprocessingShape" mc:Ignorable="w14 w15 w16se w16cid w16 w16cex w16sdtdh wp14">
+<w:numbering xmlns:wpc="http://schemas.microsoft.com/office/word/2010/wordprocessingCanvas" xmlns:cx="http://schemas.microsoft.com/office/drawing/2014/chartex" xmlns:cx1="http://schemas.microsoft.com/office/drawing/2015/9/8/chartex" xmlns:cx2="http://schemas.microsoft.com/office/drawing/2015/10/21/chartex" xmlns:cx3="http://schemas.microsoft.com/office/drawing/2016/5/9/chartex" xmlns:cx4="http://schemas.microsoft.com/office/drawing/2016/5/10/chartex" xmlns:cx5="http://schemas.microsoft.com/office/drawing/2016/5/11/chartex" xmlns:cx6="http://schemas.microsoft.com/office/drawing/2016/5/12/chartex" xmlns:cx7="http://schemas.microsoft.com/office/drawing/2016/5/13/chartex" xmlns:cx8="http://schemas.microsoft.com/office/drawing/2016/5/14/chartex" xmlns:mc="http://schemas.openxmlformats.org/markup-compatibility/2006" xmlns:aink="http://schemas.microsoft.com/office/drawing/2016/ink" xmlns:am3d="http://schemas.microsoft.com/office/drawing/2017/model3d" xmlns:o="urn:schemas-microsoft-com:office:office" xmlns:oel="http://schemas.microsoft.com/office/2019/extlst" xmlns:r="http://schemas.openxmlformats.org/officeDocument/2006/relationships" xmlns:m="http://schemas.openxmlformats.org/officeDocument/2006/math" xmlns:v="urn:schemas-microsoft-com:vml" xmlns:wp14="http://schemas.microsoft.com/office/word/2010/wordprocessingDrawing" xmlns:wp="http://schemas.openxmlformats.org/drawingml/2006/wordprocessingDrawing" xmlns:w10="urn:schemas-microsoft-com:office:word" xmlns:w="http://schemas.openxmlformats.org/wordprocessingml/2006/main" xmlns:w14="http://schemas.microsoft.com/office/word/2010/wordml" xmlns:w15="http://schemas.microsoft.com/office/word/2012/wordml" xmlns:w16cex="http://schemas.microsoft.com/office/word/2018/wordml/cex" xmlns:w16cid="http://schemas.microsoft.com/office/word/2016/wordml/cid" xmlns:w16="http://schemas.microsoft.com/office/word/2018/wordml" xmlns:w16sdtdh="http://schemas.microsoft.com/office/word/2020/wordml/sdtdatahash" xmlns:w16se="http://schemas.microsoft.com/office/word/2015/wordml/symex" xmlns:wpg="http://schemas.microsoft.com/office/word/2010/wordprocessingGroup" xmlns:wpi="http://schemas.microsoft.com/office/word/2010/wordprocessingInk" xmlns:wne="http://schemas.microsoft.com/office/word/2006/wordml" xmlns:wps="http://schemas.microsoft.com/office/word/2010/wordprocessingShape" mc:Ignorable="w14 w15 w16se w16cid w16 w16cex w16sdtdh wp14">
   <w:abstractNum w:abstractNumId="0" w15:restartNumberingAfterBreak="0">
     <w:nsid w:val="FFFFFF7C"/>
     <w:multiLevelType w:val="singleLevel"/>
@@ -1752,43 +1598,43 @@
       </w:pPr>
     </w:lvl>
   </w:abstractNum>
-  <w:num w:numId="1">
+  <w:num w:numId="1" w16cid:durableId="806244581">
     <w:abstractNumId w:val="9"/>
   </w:num>
-  <w:num w:numId="2">
+  <w:num w:numId="2" w16cid:durableId="1180124497">
     <w:abstractNumId w:val="8"/>
   </w:num>
-  <w:num w:numId="3">
+  <w:num w:numId="3" w16cid:durableId="1568606587">
     <w:abstractNumId w:val="7"/>
   </w:num>
-  <w:num w:numId="4">
+  <w:num w:numId="4" w16cid:durableId="1961764232">
     <w:abstractNumId w:val="6"/>
   </w:num>
-  <w:num w:numId="5">
+  <w:num w:numId="5" w16cid:durableId="1834643195">
     <w:abstractNumId w:val="10"/>
   </w:num>
-  <w:num w:numId="6">
+  <w:num w:numId="6" w16cid:durableId="1283800230">
     <w:abstractNumId w:val="3"/>
   </w:num>
-  <w:num w:numId="7">
+  <w:num w:numId="7" w16cid:durableId="1767266743">
     <w:abstractNumId w:val="11"/>
   </w:num>
-  <w:num w:numId="8">
+  <w:num w:numId="8" w16cid:durableId="2079592404">
     <w:abstractNumId w:val="2"/>
   </w:num>
-  <w:num w:numId="9">
+  <w:num w:numId="9" w16cid:durableId="576061858">
     <w:abstractNumId w:val="12"/>
   </w:num>
-  <w:num w:numId="10">
+  <w:num w:numId="10" w16cid:durableId="2020354106">
     <w:abstractNumId w:val="5"/>
   </w:num>
-  <w:num w:numId="11">
+  <w:num w:numId="11" w16cid:durableId="52587680">
     <w:abstractNumId w:val="4"/>
   </w:num>
-  <w:num w:numId="12">
+  <w:num w:numId="12" w16cid:durableId="541671923">
     <w:abstractNumId w:val="1"/>
   </w:num>
-  <w:num w:numId="13">
+  <w:num w:numId="13" w16cid:durableId="1317419211">
     <w:abstractNumId w:val="0"/>
   </w:num>
 </w:numbering>
@@ -1799,7 +1645,7 @@
   <w:docDefaults>
     <w:rPrDefault>
       <w:rPr>
-        <w:rFonts w:asciiTheme="minorHAnsi" w:eastAsia="SimSun" w:hAnsiTheme="minorHAnsi" w:cstheme="minorBidi"/>
+        <w:rFonts w:asciiTheme="minorHAnsi" w:eastAsiaTheme="minorHAnsi" w:hAnsiTheme="minorHAnsi" w:cstheme="minorBidi"/>
         <w:color w:val="595959" w:themeColor="text1" w:themeTint="A6"/>
         <w:sz w:val="22"/>
         <w:szCs w:val="22"/>
@@ -1914,7 +1760,6 @@
     <w:lsdException w:name="HTML Sample" w:semiHidden="1" w:unhideWhenUsed="1"/>
     <w:lsdException w:name="HTML Typewriter" w:semiHidden="1" w:unhideWhenUsed="1"/>
     <w:lsdException w:name="HTML Variable" w:semiHidden="1" w:unhideWhenUsed="1"/>
-    <w:lsdException w:name="Normal Table" w:semiHidden="1" w:unhideWhenUsed="1"/>
     <w:lsdException w:name="annotation subject" w:semiHidden="1" w:unhideWhenUsed="1"/>
     <w:lsdException w:name="No List" w:semiHidden="1" w:unhideWhenUsed="1"/>
     <w:lsdException w:name="Outline List 1" w:semiHidden="1" w:unhideWhenUsed="1"/>
@@ -1961,10 +1806,8 @@
     <w:lsdException w:name="Table Subtle 2" w:semiHidden="1" w:unhideWhenUsed="1"/>
     <w:lsdException w:name="Table Web 1" w:semiHidden="1" w:unhideWhenUsed="1"/>
     <w:lsdException w:name="Table Web 2" w:semiHidden="1" w:unhideWhenUsed="1"/>
-    <w:lsdException w:name="Table Web 3" w:semiHidden="1" w:unhideWhenUsed="1"/>
     <w:lsdException w:name="Balloon Text" w:semiHidden="1" w:unhideWhenUsed="1"/>
     <w:lsdException w:name="Table Grid" w:uiPriority="39"/>
-    <w:lsdException w:name="Table Theme" w:semiHidden="1" w:unhideWhenUsed="1"/>
     <w:lsdException w:name="Placeholder Text" w:semiHidden="1"/>
     <w:lsdException w:name="No Spacing" w:semiHidden="1" w:uiPriority="1" w:unhideWhenUsed="1" w:qFormat="1"/>
     <w:lsdException w:name="Light Shading" w:uiPriority="60"/>
@@ -13074,6 +12917,7 @@
     <w:name w:val="List Paragraph"/>
     <w:basedOn w:val="Normal"/>
     <w:uiPriority w:val="34"/>
+    <w:semiHidden/>
     <w:unhideWhenUsed/>
     <w:rsid w:val="002647D3"/>
     <w:pPr>
@@ -26448,31 +26292,21 @@
     <w:uiPriority w:val="99"/>
     <w:semiHidden/>
     <w:unhideWhenUsed/>
-    <w:rsid w:val="00017851"/>
+    <w:rsid w:val="004A2505"/>
     <w:rPr>
       <w:color w:val="605E5C"/>
       <w:shd w:val="clear" w:color="auto" w:fill="E1DFDD"/>
     </w:rPr>
   </w:style>
-  <w:style w:type="character" w:customStyle="1" w:styleId="vanity-namedomain">
-    <w:name w:val="vanity-name__domain"/>
-    <w:basedOn w:val="DefaultParagraphFont"/>
-    <w:rsid w:val="00017851"/>
-  </w:style>
-  <w:style w:type="character" w:customStyle="1" w:styleId="vanity-namedisplay-name">
-    <w:name w:val="vanity-name__display-name"/>
-    <w:basedOn w:val="DefaultParagraphFont"/>
-    <w:rsid w:val="00017851"/>
-  </w:style>
 </w:styles>
 </file>
 
 <file path=word/glossary/document.xml><?xml version="1.0" encoding="utf-8"?>
-<w:glossaryDocument xmlns:wpc="http://schemas.microsoft.com/office/word/2010/wordprocessingCanvas" xmlns:cx="http://schemas.microsoft.com/office/drawing/2014/chartex" xmlns:cx1="http://schemas.microsoft.com/office/drawing/2015/9/8/chartex" xmlns:cx2="http://schemas.microsoft.com/office/drawing/2015/10/21/chartex" xmlns:cx3="http://schemas.microsoft.com/office/drawing/2016/5/9/chartex" xmlns:cx4="http://schemas.microsoft.com/office/drawing/2016/5/10/chartex" xmlns:cx5="http://schemas.microsoft.com/office/drawing/2016/5/11/chartex" xmlns:cx6="http://schemas.microsoft.com/office/drawing/2016/5/12/chartex" xmlns:cx7="http://schemas.microsoft.com/office/drawing/2016/5/13/chartex" xmlns:cx8="http://schemas.microsoft.com/office/drawing/2016/5/14/chartex" xmlns:mc="http://schemas.openxmlformats.org/markup-compatibility/2006" xmlns:aink="http://schemas.microsoft.com/office/drawing/2016/ink" xmlns:am3d="http://schemas.microsoft.com/office/drawing/2017/model3d" xmlns:o="urn:schemas-microsoft-com:office:office" xmlns:r="http://schemas.openxmlformats.org/officeDocument/2006/relationships" xmlns:m="http://schemas.openxmlformats.org/officeDocument/2006/math" xmlns:v="urn:schemas-microsoft-com:vml" xmlns:wp14="http://schemas.microsoft.com/office/word/2010/wordprocessingDrawing" xmlns:wp="http://schemas.openxmlformats.org/drawingml/2006/wordprocessingDrawing" xmlns:w10="urn:schemas-microsoft-com:office:word" xmlns:w="http://schemas.openxmlformats.org/wordprocessingml/2006/main" xmlns:w14="http://schemas.microsoft.com/office/word/2010/wordml" xmlns:w15="http://schemas.microsoft.com/office/word/2012/wordml" xmlns:w16cex="http://schemas.microsoft.com/office/word/2018/wordml/cex" xmlns:w16cid="http://schemas.microsoft.com/office/word/2016/wordml/cid" xmlns:w16="http://schemas.microsoft.com/office/word/2018/wordml" xmlns:w16sdtdh="http://schemas.microsoft.com/office/word/2020/wordml/sdtdatahash" xmlns:w16se="http://schemas.microsoft.com/office/word/2015/wordml/symex" xmlns:wpg="http://schemas.microsoft.com/office/word/2010/wordprocessingGroup" xmlns:wpi="http://schemas.microsoft.com/office/word/2010/wordprocessingInk" xmlns:wne="http://schemas.microsoft.com/office/word/2006/wordml" xmlns:wps="http://schemas.microsoft.com/office/word/2010/wordprocessingShape" mc:Ignorable="w14 w15 w16se w16cid w16 w16cex w16sdtdh wp14">
+<w:glossaryDocument xmlns:wpc="http://schemas.microsoft.com/office/word/2010/wordprocessingCanvas" xmlns:cx="http://schemas.microsoft.com/office/drawing/2014/chartex" xmlns:cx1="http://schemas.microsoft.com/office/drawing/2015/9/8/chartex" xmlns:cx2="http://schemas.microsoft.com/office/drawing/2015/10/21/chartex" xmlns:cx3="http://schemas.microsoft.com/office/drawing/2016/5/9/chartex" xmlns:cx4="http://schemas.microsoft.com/office/drawing/2016/5/10/chartex" xmlns:cx5="http://schemas.microsoft.com/office/drawing/2016/5/11/chartex" xmlns:cx6="http://schemas.microsoft.com/office/drawing/2016/5/12/chartex" xmlns:cx7="http://schemas.microsoft.com/office/drawing/2016/5/13/chartex" xmlns:cx8="http://schemas.microsoft.com/office/drawing/2016/5/14/chartex" xmlns:mc="http://schemas.openxmlformats.org/markup-compatibility/2006" xmlns:aink="http://schemas.microsoft.com/office/drawing/2016/ink" xmlns:am3d="http://schemas.microsoft.com/office/drawing/2017/model3d" xmlns:o="urn:schemas-microsoft-com:office:office" xmlns:oel="http://schemas.microsoft.com/office/2019/extlst" xmlns:r="http://schemas.openxmlformats.org/officeDocument/2006/relationships" xmlns:m="http://schemas.openxmlformats.org/officeDocument/2006/math" xmlns:v="urn:schemas-microsoft-com:vml" xmlns:wp14="http://schemas.microsoft.com/office/word/2010/wordprocessingDrawing" xmlns:wp="http://schemas.openxmlformats.org/drawingml/2006/wordprocessingDrawing" xmlns:w10="urn:schemas-microsoft-com:office:word" xmlns:w="http://schemas.openxmlformats.org/wordprocessingml/2006/main" xmlns:w14="http://schemas.microsoft.com/office/word/2010/wordml" xmlns:w15="http://schemas.microsoft.com/office/word/2012/wordml" xmlns:w16cex="http://schemas.microsoft.com/office/word/2018/wordml/cex" xmlns:w16cid="http://schemas.microsoft.com/office/word/2016/wordml/cid" xmlns:w16="http://schemas.microsoft.com/office/word/2018/wordml" xmlns:w16sdtdh="http://schemas.microsoft.com/office/word/2020/wordml/sdtdatahash" xmlns:w16se="http://schemas.microsoft.com/office/word/2015/wordml/symex" xmlns:wpg="http://schemas.microsoft.com/office/word/2010/wordprocessingGroup" xmlns:wpi="http://schemas.microsoft.com/office/word/2010/wordprocessingInk" xmlns:wne="http://schemas.microsoft.com/office/word/2006/wordml" xmlns:wps="http://schemas.microsoft.com/office/word/2010/wordprocessingShape" mc:Ignorable="w14 w15 w16se w16cid w16 w16cex w16sdtdh wp14">
   <w:docParts>
     <w:docPart>
       <w:docPartPr>
-        <w:name w:val="B32EC73C527D46D38A22A3C5514D415B"/>
+        <w:name w:val="D3C75014FCF9474DAE9B2C4AA593C325"/>
         <w:category>
           <w:name w:val="General"/>
           <w:gallery w:val="placeholder"/>
@@ -26483,12 +26317,12 @@
         <w:behaviors>
           <w:behavior w:val="content"/>
         </w:behaviors>
-        <w:guid w:val="{5B070CCD-0A69-48A9-B227-89CAB0B454FA}"/>
+        <w:guid w:val="{7B1F260E-5B0A-4742-8DB4-0DF2653A61BF}"/>
       </w:docPartPr>
       <w:docPartBody>
         <w:p>
           <w:pPr>
-            <w:pStyle w:val="B32EC73C527D46D38A22A3C5514D415B"/>
+            <w:pStyle w:val="D3C75014FCF9474DAE9B2C4AA593C325"/>
           </w:pPr>
           <w:r>
             <w:t>·</w:t>
@@ -26498,7 +26332,7 @@
     </w:docPart>
     <w:docPart>
       <w:docPartPr>
-        <w:name w:val="0AA4A25275324218909DABC0AA928199"/>
+        <w:name w:val="1D66DA39E2FB443A8D96BA52FFBD72D9"/>
         <w:category>
           <w:name w:val="General"/>
           <w:gallery w:val="placeholder"/>
@@ -26509,12 +26343,12 @@
         <w:behaviors>
           <w:behavior w:val="content"/>
         </w:behaviors>
-        <w:guid w:val="{5B4EB842-26FA-48FB-80CB-7B61649D525E}"/>
+        <w:guid w:val="{C5A439DC-4C67-45A7-A6DC-47DBA1A2BCAA}"/>
       </w:docPartPr>
       <w:docPartBody>
         <w:p>
           <w:pPr>
-            <w:pStyle w:val="0AA4A25275324218909DABC0AA928199"/>
+            <w:pStyle w:val="1D66DA39E2FB443A8D96BA52FFBD72D9"/>
           </w:pPr>
           <w:r>
             <w:t>·</w:t>
@@ -26524,7 +26358,7 @@
     </w:docPart>
     <w:docPart>
       <w:docPartPr>
-        <w:name w:val="86045E5F5F164A5CBD572AB73E124CF2"/>
+        <w:name w:val="F64C5CC734D1480FAEF8821182EAA1A6"/>
         <w:category>
           <w:name w:val="General"/>
           <w:gallery w:val="placeholder"/>
@@ -26535,22 +26369,22 @@
         <w:behaviors>
           <w:behavior w:val="content"/>
         </w:behaviors>
-        <w:guid w:val="{8DAA59AC-650E-48B4-AAEA-F12EAFC2D1FE}"/>
+        <w:guid w:val="{3489B6C8-817F-43B4-9CAC-8E4351E51F1D}"/>
       </w:docPartPr>
       <w:docPartBody>
         <w:p>
           <w:pPr>
-            <w:pStyle w:val="86045E5F5F164A5CBD572AB73E124CF2"/>
+            <w:pStyle w:val="F64C5CC734D1480FAEF8821182EAA1A6"/>
           </w:pPr>
           <w:r>
-            <w:t>Education</w:t>
+            <w:t>Experience</w:t>
           </w:r>
         </w:p>
       </w:docPartBody>
     </w:docPart>
     <w:docPart>
       <w:docPartPr>
-        <w:name w:val="F42EBB36F0C84975803800FEEF2C46C2"/>
+        <w:name w:val="10EE305043A04C378C3190928B696A25"/>
         <w:category>
           <w:name w:val="General"/>
           <w:gallery w:val="placeholder"/>
@@ -26561,22 +26395,22 @@
         <w:behaviors>
           <w:behavior w:val="content"/>
         </w:behaviors>
-        <w:guid w:val="{EA839D7F-6D84-4C23-A437-7748B35B04D6}"/>
+        <w:guid w:val="{D91444F8-1881-496E-BC56-7827AB1B7B02}"/>
       </w:docPartPr>
       <w:docPartBody>
         <w:p>
           <w:pPr>
-            <w:pStyle w:val="F42EBB36F0C84975803800FEEF2C46C2"/>
+            <w:pStyle w:val="10EE305043A04C378C3190928B696A25"/>
           </w:pPr>
           <w:r>
-            <w:t>Activities</w:t>
+            <w:t>Education</w:t>
           </w:r>
         </w:p>
       </w:docPartBody>
     </w:docPart>
     <w:docPart>
       <w:docPartPr>
-        <w:name w:val="602EDBAF88B44DD193C0810C05F6E5C8"/>
+        <w:name w:val="60099E340135490CB71C3BE1D6F41BB1"/>
         <w:category>
           <w:name w:val="General"/>
           <w:gallery w:val="placeholder"/>
@@ -26587,15 +26421,41 @@
         <w:behaviors>
           <w:behavior w:val="content"/>
         </w:behaviors>
-        <w:guid w:val="{EA1DCEDD-C5C0-4B4D-A577-D5B667813CDB}"/>
+        <w:guid w:val="{B0E67B97-4D9B-43D6-AA95-B56267511F64}"/>
       </w:docPartPr>
       <w:docPartBody>
         <w:p>
           <w:pPr>
-            <w:pStyle w:val="602EDBAF88B44DD193C0810C05F6E5C8"/>
+            <w:pStyle w:val="60099E340135490CB71C3BE1D6F41BB1"/>
           </w:pPr>
           <w:r>
-            <w:t>Experience</w:t>
+            <w:t>Skills</w:t>
+          </w:r>
+        </w:p>
+      </w:docPartBody>
+    </w:docPart>
+    <w:docPart>
+      <w:docPartPr>
+        <w:name w:val="0FF3C4690DF547B0ADEAE00E0392951B"/>
+        <w:category>
+          <w:name w:val="General"/>
+          <w:gallery w:val="placeholder"/>
+        </w:category>
+        <w:types>
+          <w:type w:val="bbPlcHdr"/>
+        </w:types>
+        <w:behaviors>
+          <w:behavior w:val="content"/>
+        </w:behaviors>
+        <w:guid w:val="{0485103F-3C71-4B04-9FCA-D5A53E137163}"/>
+      </w:docPartPr>
+      <w:docPartBody>
+        <w:p>
+          <w:pPr>
+            <w:pStyle w:val="0FF3C4690DF547B0ADEAE00E0392951B"/>
+          </w:pPr>
+          <w:r>
+            <w:t>·</w:t>
           </w:r>
         </w:p>
       </w:docPartBody>
@@ -26641,14 +26501,6 @@
     <w:pitch w:val="variable"/>
     <w:sig w:usb0="E4002EFF" w:usb1="C000247B" w:usb2="00000009" w:usb3="00000000" w:csb0="000001FF" w:csb1="00000000"/>
   </w:font>
-  <w:font w:name="SimSun">
-    <w:altName w:val="宋体"/>
-    <w:panose1 w:val="02010600030101010101"/>
-    <w:charset w:val="86"/>
-    <w:family w:val="auto"/>
-    <w:pitch w:val="variable"/>
-    <w:sig w:usb0="00000003" w:usb1="288F0000" w:usb2="00000016" w:usb3="00000000" w:csb0="00040001" w:csb1="00000000"/>
-  </w:font>
   <w:font w:name="Georgia">
     <w:panose1 w:val="02040502050405020303"/>
     <w:charset w:val="00"/>
@@ -26670,6 +26522,14 @@
     <w:family w:val="modern"/>
     <w:pitch w:val="fixed"/>
     <w:sig w:usb0="E00006FF" w:usb1="0000FCFF" w:usb2="00000001" w:usb3="00000000" w:csb0="0000019F" w:csb1="00000000"/>
+  </w:font>
+  <w:font w:name="SimSun">
+    <w:altName w:val="宋体"/>
+    <w:panose1 w:val="02010600030101010101"/>
+    <w:charset w:val="86"/>
+    <w:family w:val="auto"/>
+    <w:pitch w:val="variable"/>
+    <w:sig w:usb0="00000003" w:usb1="288F0000" w:usb2="00000016" w:usb3="00000000" w:csb0="00040001" w:csb1="00000000"/>
   </w:font>
   <w:font w:name="Segoe UI">
     <w:panose1 w:val="020B0502040204020203"/>
@@ -26719,21 +26579,9 @@
     <w:compatSetting w:name="useWord2013TrackBottomHyphenation" w:uri="http://schemas.microsoft.com/office/word" w:val="0"/>
   </w:compat>
   <w:rsids>
-    <w:rsidRoot w:val="00CC7896"/>
-    <w:rsid w:val="002241FF"/>
-    <w:rsid w:val="0028144D"/>
-    <w:rsid w:val="004D5FB3"/>
-    <w:rsid w:val="006D68B6"/>
-    <w:rsid w:val="00887D82"/>
-    <w:rsid w:val="00A46182"/>
-    <w:rsid w:val="00C26996"/>
-    <w:rsid w:val="00C6680A"/>
-    <w:rsid w:val="00CC7896"/>
-    <w:rsid w:val="00D25967"/>
-    <w:rsid w:val="00D65883"/>
-    <w:rsid w:val="00D727E3"/>
-    <w:rsid w:val="00E77524"/>
-    <w:rsid w:val="00FC4834"/>
+    <w:rsidRoot w:val="00557A07"/>
+    <w:rsid w:val="00557A07"/>
+    <w:rsid w:val="00FC2ECA"/>
   </w:rsids>
   <m:mathPr>
     <m:mathFont m:val="Cambria Math"/>
@@ -27182,6 +27030,9 @@
     <w:semiHidden/>
     <w:unhideWhenUsed/>
   </w:style>
+  <w:style w:type="paragraph" w:customStyle="1" w:styleId="45AF922FB3C34ED49D305D82D3A4F58D">
+    <w:name w:val="45AF922FB3C34ED49D305D82D3A4F58D"/>
+  </w:style>
   <w:style w:type="character" w:styleId="IntenseEmphasis">
     <w:name w:val="Intense Emphasis"/>
     <w:basedOn w:val="DefaultParagraphFont"/>
@@ -27192,18 +27043,53 @@
       <w:color w:val="262626" w:themeColor="text1" w:themeTint="D9"/>
     </w:rPr>
   </w:style>
-  <w:style w:type="paragraph" w:customStyle="1" w:styleId="B32EC73C527D46D38A22A3C5514D415B">
-    <w:name w:val="B32EC73C527D46D38A22A3C5514D415B"/>
-  </w:style>
-  <w:style w:type="paragraph" w:customStyle="1" w:styleId="0AA4A25275324218909DABC0AA928199">
-    <w:name w:val="0AA4A25275324218909DABC0AA928199"/>
+  <w:style w:type="paragraph" w:customStyle="1" w:styleId="A3C2B5CDD9234ADAB84139FD15EC55B8">
+    <w:name w:val="A3C2B5CDD9234ADAB84139FD15EC55B8"/>
+  </w:style>
+  <w:style w:type="paragraph" w:customStyle="1" w:styleId="6DEC9CD94190455A80F46D9929872859">
+    <w:name w:val="6DEC9CD94190455A80F46D9929872859"/>
+  </w:style>
+  <w:style w:type="paragraph" w:customStyle="1" w:styleId="D3C75014FCF9474DAE9B2C4AA593C325">
+    <w:name w:val="D3C75014FCF9474DAE9B2C4AA593C325"/>
+  </w:style>
+  <w:style w:type="paragraph" w:customStyle="1" w:styleId="62B24D11D29D404AA9B61FD334413E49">
+    <w:name w:val="62B24D11D29D404AA9B61FD334413E49"/>
+  </w:style>
+  <w:style w:type="paragraph" w:customStyle="1" w:styleId="D00D857B4B404203AC9B71D933474707">
+    <w:name w:val="D00D857B4B404203AC9B71D933474707"/>
+  </w:style>
+  <w:style w:type="paragraph" w:customStyle="1" w:styleId="1D66DA39E2FB443A8D96BA52FFBD72D9">
+    <w:name w:val="1D66DA39E2FB443A8D96BA52FFBD72D9"/>
+  </w:style>
+  <w:style w:type="paragraph" w:customStyle="1" w:styleId="2927B10DFE5C495EB32E5B4D5D91904E">
+    <w:name w:val="2927B10DFE5C495EB32E5B4D5D91904E"/>
+  </w:style>
+  <w:style w:type="paragraph" w:customStyle="1" w:styleId="73FA790977C246CCA9D12F75FEED4466">
+    <w:name w:val="73FA790977C246CCA9D12F75FEED4466"/>
+  </w:style>
+  <w:style w:type="paragraph" w:customStyle="1" w:styleId="1F23477A79F54DE8B05A65A31248C595">
+    <w:name w:val="1F23477A79F54DE8B05A65A31248C595"/>
+  </w:style>
+  <w:style w:type="paragraph" w:customStyle="1" w:styleId="BB0AC106F3DE4AEA9D71CA053A2452AC">
+    <w:name w:val="BB0AC106F3DE4AEA9D71CA053A2452AC"/>
+  </w:style>
+  <w:style w:type="paragraph" w:customStyle="1" w:styleId="F64C5CC734D1480FAEF8821182EAA1A6">
+    <w:name w:val="F64C5CC734D1480FAEF8821182EAA1A6"/>
+  </w:style>
+  <w:style w:type="paragraph" w:customStyle="1" w:styleId="55F27B7D769E488E89951AA20606896E">
+    <w:name w:val="55F27B7D769E488E89951AA20606896E"/>
+  </w:style>
+  <w:style w:type="paragraph" w:customStyle="1" w:styleId="1F83382B06684C90A1856BFDE186E20D">
+    <w:name w:val="1F83382B06684C90A1856BFDE186E20D"/>
+  </w:style>
+  <w:style w:type="paragraph" w:customStyle="1" w:styleId="8A5C292E30C0407B8C2A5690F9075CB9">
+    <w:name w:val="8A5C292E30C0407B8C2A5690F9075CB9"/>
   </w:style>
   <w:style w:type="character" w:styleId="SubtleReference">
     <w:name w:val="Subtle Reference"/>
     <w:basedOn w:val="DefaultParagraphFont"/>
     <w:uiPriority w:val="10"/>
     <w:qFormat/>
-    <w:rsid w:val="00C26996"/>
     <w:rPr>
       <w:b/>
       <w:caps w:val="0"/>
@@ -27211,15 +27097,119 @@
       <w:color w:val="595959" w:themeColor="text1" w:themeTint="A6"/>
     </w:rPr>
   </w:style>
-  <w:style w:type="paragraph" w:customStyle="1" w:styleId="86045E5F5F164A5CBD572AB73E124CF2">
-    <w:name w:val="86045E5F5F164A5CBD572AB73E124CF2"/>
-  </w:style>
-  <w:style w:type="paragraph" w:customStyle="1" w:styleId="F42EBB36F0C84975803800FEEF2C46C2">
-    <w:name w:val="F42EBB36F0C84975803800FEEF2C46C2"/>
-  </w:style>
-  <w:style w:type="paragraph" w:customStyle="1" w:styleId="602EDBAF88B44DD193C0810C05F6E5C8">
-    <w:name w:val="602EDBAF88B44DD193C0810C05F6E5C8"/>
-    <w:rsid w:val="00C26996"/>
+  <w:style w:type="paragraph" w:customStyle="1" w:styleId="4FAF56690C3641FF9644D63A0CA92A6E">
+    <w:name w:val="4FAF56690C3641FF9644D63A0CA92A6E"/>
+  </w:style>
+  <w:style w:type="paragraph" w:customStyle="1" w:styleId="A4C81C8EB2B146979AF601980575FEAA">
+    <w:name w:val="A4C81C8EB2B146979AF601980575FEAA"/>
+  </w:style>
+  <w:style w:type="paragraph" w:customStyle="1" w:styleId="2484E5FFAB0E43238A46E7FC3FC531BE">
+    <w:name w:val="2484E5FFAB0E43238A46E7FC3FC531BE"/>
+  </w:style>
+  <w:style w:type="paragraph" w:customStyle="1" w:styleId="5E815D3A0089402988768D9BD1AE3F44">
+    <w:name w:val="5E815D3A0089402988768D9BD1AE3F44"/>
+  </w:style>
+  <w:style w:type="paragraph" w:customStyle="1" w:styleId="FF307A6A63664912B21141912A74DC83">
+    <w:name w:val="FF307A6A63664912B21141912A74DC83"/>
+  </w:style>
+  <w:style w:type="paragraph" w:customStyle="1" w:styleId="516B2E2E0BC94698A8C595DC50449E91">
+    <w:name w:val="516B2E2E0BC94698A8C595DC50449E91"/>
+  </w:style>
+  <w:style w:type="paragraph" w:customStyle="1" w:styleId="4EA140CEC39040708EAA40CDCD29C362">
+    <w:name w:val="4EA140CEC39040708EAA40CDCD29C362"/>
+  </w:style>
+  <w:style w:type="paragraph" w:customStyle="1" w:styleId="10EE305043A04C378C3190928B696A25">
+    <w:name w:val="10EE305043A04C378C3190928B696A25"/>
+  </w:style>
+  <w:style w:type="paragraph" w:customStyle="1" w:styleId="0C1A1A5BC6B345DD8AFF29C3CD85F9D5">
+    <w:name w:val="0C1A1A5BC6B345DD8AFF29C3CD85F9D5"/>
+  </w:style>
+  <w:style w:type="paragraph" w:customStyle="1" w:styleId="8BDB0439516F471490D8A5D0DDB6F852">
+    <w:name w:val="8BDB0439516F471490D8A5D0DDB6F852"/>
+  </w:style>
+  <w:style w:type="paragraph" w:customStyle="1" w:styleId="261C363104E841848EBC498BDE14D04F">
+    <w:name w:val="261C363104E841848EBC498BDE14D04F"/>
+  </w:style>
+  <w:style w:type="paragraph" w:customStyle="1" w:styleId="75228E7CB4D54A53B80219621CABF6F9">
+    <w:name w:val="75228E7CB4D54A53B80219621CABF6F9"/>
+  </w:style>
+  <w:style w:type="paragraph" w:customStyle="1" w:styleId="E3EC2BB9EAA14DADB3BCD8CD52C7E3D4">
+    <w:name w:val="E3EC2BB9EAA14DADB3BCD8CD52C7E3D4"/>
+  </w:style>
+  <w:style w:type="paragraph" w:customStyle="1" w:styleId="A530D49DE9CE418DBD64F876776FADD2">
+    <w:name w:val="A530D49DE9CE418DBD64F876776FADD2"/>
+  </w:style>
+  <w:style w:type="paragraph" w:customStyle="1" w:styleId="45C97F0428DF42F5B6B983C385038A23">
+    <w:name w:val="45C97F0428DF42F5B6B983C385038A23"/>
+  </w:style>
+  <w:style w:type="paragraph" w:customStyle="1" w:styleId="8F2D5F1ADB1F416589CB25CF7DF1BE98">
+    <w:name w:val="8F2D5F1ADB1F416589CB25CF7DF1BE98"/>
+  </w:style>
+  <w:style w:type="paragraph" w:customStyle="1" w:styleId="C50BECDFC33C4F3C977930BD2AD832AD">
+    <w:name w:val="C50BECDFC33C4F3C977930BD2AD832AD"/>
+  </w:style>
+  <w:style w:type="paragraph" w:customStyle="1" w:styleId="5C61944FED2C4AE59A76EB9D4AA743E7">
+    <w:name w:val="5C61944FED2C4AE59A76EB9D4AA743E7"/>
+  </w:style>
+  <w:style w:type="paragraph" w:customStyle="1" w:styleId="912C0C8A535948168678BCA7772292DC">
+    <w:name w:val="912C0C8A535948168678BCA7772292DC"/>
+  </w:style>
+  <w:style w:type="paragraph" w:customStyle="1" w:styleId="FE001797630E47C8BC14BE4C2EEA57DA">
+    <w:name w:val="FE001797630E47C8BC14BE4C2EEA57DA"/>
+  </w:style>
+  <w:style w:type="paragraph" w:customStyle="1" w:styleId="561AE4ACDA9E4ADBB84CE0228D00C062">
+    <w:name w:val="561AE4ACDA9E4ADBB84CE0228D00C062"/>
+  </w:style>
+  <w:style w:type="paragraph" w:customStyle="1" w:styleId="DB75625A23974D55A18658C3F281DAA4">
+    <w:name w:val="DB75625A23974D55A18658C3F281DAA4"/>
+  </w:style>
+  <w:style w:type="paragraph" w:customStyle="1" w:styleId="DBD90031F1474933861E6BFDE975F05E">
+    <w:name w:val="DBD90031F1474933861E6BFDE975F05E"/>
+  </w:style>
+  <w:style w:type="paragraph" w:customStyle="1" w:styleId="F836D96C9282432BBB114D43C425DDE3">
+    <w:name w:val="F836D96C9282432BBB114D43C425DDE3"/>
+  </w:style>
+  <w:style w:type="paragraph" w:customStyle="1" w:styleId="BB274DDAFFAE4456AC77CE6CE167CA69">
+    <w:name w:val="BB274DDAFFAE4456AC77CE6CE167CA69"/>
+  </w:style>
+  <w:style w:type="paragraph" w:customStyle="1" w:styleId="70FBEC1EDFC0493A878ACCFFB03DADB4">
+    <w:name w:val="70FBEC1EDFC0493A878ACCFFB03DADB4"/>
+  </w:style>
+  <w:style w:type="paragraph" w:customStyle="1" w:styleId="15CB71170F784C19B148D21A8D2B3692">
+    <w:name w:val="15CB71170F784C19B148D21A8D2B3692"/>
+    <w:rsid w:val="00557A07"/>
+  </w:style>
+  <w:style w:type="paragraph" w:customStyle="1" w:styleId="5E7D4984CAE44A589D19C8BE1E945FAF">
+    <w:name w:val="5E7D4984CAE44A589D19C8BE1E945FAF"/>
+    <w:rsid w:val="00557A07"/>
+  </w:style>
+  <w:style w:type="paragraph" w:customStyle="1" w:styleId="B2741D7BFE4440C4860AC87B7F6DBB44">
+    <w:name w:val="B2741D7BFE4440C4860AC87B7F6DBB44"/>
+    <w:rsid w:val="00557A07"/>
+  </w:style>
+  <w:style w:type="paragraph" w:customStyle="1" w:styleId="62D34AE5823D4FCF9F374CBF115295B5">
+    <w:name w:val="62D34AE5823D4FCF9F374CBF115295B5"/>
+    <w:rsid w:val="00557A07"/>
+  </w:style>
+  <w:style w:type="paragraph" w:customStyle="1" w:styleId="14883A0BDF19421786FA9F02E311334F">
+    <w:name w:val="14883A0BDF19421786FA9F02E311334F"/>
+    <w:rsid w:val="00557A07"/>
+  </w:style>
+  <w:style w:type="paragraph" w:customStyle="1" w:styleId="217CD22FCC93410CA6AD9D61841919F2">
+    <w:name w:val="217CD22FCC93410CA6AD9D61841919F2"/>
+    <w:rsid w:val="00557A07"/>
+  </w:style>
+  <w:style w:type="paragraph" w:customStyle="1" w:styleId="60099E340135490CB71C3BE1D6F41BB1">
+    <w:name w:val="60099E340135490CB71C3BE1D6F41BB1"/>
+    <w:rsid w:val="00557A07"/>
+  </w:style>
+  <w:style w:type="paragraph" w:customStyle="1" w:styleId="514E8C4071704A78928C89111A4B742F">
+    <w:name w:val="514E8C4071704A78928C89111A4B742F"/>
+    <w:rsid w:val="00557A07"/>
+  </w:style>
+  <w:style w:type="paragraph" w:customStyle="1" w:styleId="0FF3C4690DF547B0ADEAE00E0392951B">
+    <w:name w:val="0FF3C4690DF547B0ADEAE00E0392951B"/>
+    <w:rsid w:val="00557A07"/>
   </w:style>
 </w:styles>
 </file>

--- a/Resume.docx
+++ b/Resume.docx
@@ -15,7 +15,7 @@
         <w:tblDescription w:val="Layout table for name, contact info, and objective"/>
       </w:tblPr>
       <w:tblGrid>
-        <w:gridCol w:w="9360"/>
+        <w:gridCol w:w="9026"/>
       </w:tblGrid>
       <w:tr>
         <w:trPr>
@@ -23,7 +23,7 @@
         </w:trPr>
         <w:tc>
           <w:tcPr>
-            <w:tcW w:w="9360" w:type="dxa"/>
+            <w:tcW w:w="9026" w:type="dxa"/>
             <w:tcMar>
               <w:top w:w="0" w:type="dxa"/>
               <w:bottom w:w="0" w:type="dxa"/>
@@ -52,13 +52,7 @@
               <w:contextualSpacing w:val="0"/>
             </w:pPr>
             <w:r>
-              <w:t>7 Loader St, Glynde SA 5070</w:t>
-            </w:r>
-            <w:r>
-              <w:t>, Adelaide</w:t>
-            </w:r>
-            <w:r>
-              <w:t>, Australia</w:t>
+              <w:t>7 Loader St, Glynde SA 5070, Australia</w:t>
             </w:r>
             <w:r>
               <w:t xml:space="preserve"> </w:t>
@@ -69,7 +63,7 @@
                 <w:tag w:val="Divider dot:"/>
                 <w:id w:val="-1459182552"/>
                 <w:placeholder>
-                  <w:docPart w:val="D3C75014FCF9474DAE9B2C4AA593C325"/>
+                  <w:docPart w:val="B32EC73C527D46D38A22A3C5514D415B"/>
                 </w:placeholder>
                 <w:temporary/>
                 <w:showingPlcHdr/>
@@ -86,7 +80,10 @@
               <w:t xml:space="preserve"> </w:t>
             </w:r>
             <w:r>
-              <w:t>+61 0410 794 553</w:t>
+              <w:t>+</w:t>
+            </w:r>
+            <w:r>
+              <w:t>61 0410 764 553</w:t>
             </w:r>
           </w:p>
           <w:p>
@@ -111,7 +108,7 @@
                 <w:tag w:val="Divider dot:"/>
                 <w:id w:val="2000459528"/>
                 <w:placeholder>
-                  <w:docPart w:val="1D66DA39E2FB443A8D96BA52FFBD72D9"/>
+                  <w:docPart w:val="0AA4A25275324218909DABC0AA928199"/>
                 </w:placeholder>
                 <w:temporary/>
                 <w:showingPlcHdr/>
@@ -132,39 +129,13 @@
                 <w:rPr>
                   <w:rStyle w:val="Hyperlink"/>
                 </w:rPr>
-                <w:t>https://www.linkedin.com/in/tinnamchoi</w:t>
+                <w:t>https://www.linkedin.com/in/</w:t>
               </w:r>
-            </w:hyperlink>
-            <w:r>
-              <w:t xml:space="preserve"> </w:t>
-            </w:r>
-            <w:sdt>
-              <w:sdtPr>
-                <w:alias w:val="Divider dot:"/>
-                <w:tag w:val="Divider dot:"/>
-                <w:id w:val="-1850173363"/>
-                <w:placeholder>
-                  <w:docPart w:val="0FF3C4690DF547B0ADEAE00E0392951B"/>
-                </w:placeholder>
-                <w:temporary/>
-                <w:showingPlcHdr/>
-                <w15:appearance w15:val="hidden"/>
-              </w:sdtPr>
-              <w:sdtContent>
-                <w:r>
-                  <w:t>·</w:t>
-                </w:r>
-              </w:sdtContent>
-            </w:sdt>
-            <w:r>
-              <w:t xml:space="preserve"> </w:t>
-            </w:r>
-            <w:hyperlink r:id="rId9" w:history="1">
               <w:r>
                 <w:rPr>
                   <w:rStyle w:val="Hyperlink"/>
                 </w:rPr>
-                <w:t>https://github.com/tinnamchoi</w:t>
+                <w:t>tinnamchoi</w:t>
               </w:r>
             </w:hyperlink>
           </w:p>
@@ -173,7 +144,7 @@
       <w:tr>
         <w:tc>
           <w:tcPr>
-            <w:tcW w:w="9360" w:type="dxa"/>
+            <w:tcW w:w="9026" w:type="dxa"/>
             <w:tcMar>
               <w:top w:w="432" w:type="dxa"/>
             </w:tcMar>
@@ -181,15 +152,14 @@
           <w:p>
             <w:pPr>
               <w:contextualSpacing w:val="0"/>
+              <w:jc w:val="both"/>
             </w:pPr>
             <w:r>
-              <w:t>A polyglot in both computer and human languages, this computer science student is eager to learn as an intern at your company.</w:t>
+              <w:t xml:space="preserve">A polyglot in both </w:t>
             </w:r>
-          </w:p>
-          <w:p>
-            <w:pPr>
-              <w:contextualSpacing w:val="0"/>
-            </w:pPr>
+            <w:r>
+              <w:t xml:space="preserve"> </w:t>
+            </w:r>
           </w:p>
         </w:tc>
       </w:tr>
@@ -204,7 +174,7 @@
           <w:tag w:val="Experience:"/>
           <w:id w:val="-1983300934"/>
           <w:placeholder>
-            <w:docPart w:val="F64C5CC734D1480FAEF8821182EAA1A6"/>
+            <w:docPart w:val="602EDBAF88B44DD193C0810C05F6E5C8"/>
           </w:placeholder>
           <w:temporary/>
           <w:showingPlcHdr/>
@@ -234,12 +204,12 @@
         <w:tblDescription w:val="Experience layout table"/>
       </w:tblPr>
       <w:tblGrid>
-        <w:gridCol w:w="9290"/>
+        <w:gridCol w:w="8958"/>
       </w:tblGrid>
       <w:tr>
         <w:tc>
           <w:tcPr>
-            <w:tcW w:w="9290" w:type="dxa"/>
+            <w:tcW w:w="8958" w:type="dxa"/>
           </w:tcPr>
           <w:p>
             <w:pPr>
@@ -248,13 +218,7 @@
               <w:outlineLvl w:val="2"/>
             </w:pPr>
             <w:r>
-              <w:t>AUG 2021</w:t>
-            </w:r>
-            <w:r>
-              <w:t xml:space="preserve"> – </w:t>
-            </w:r>
-            <w:r>
-              <w:t>Nov 2021</w:t>
+              <w:t>AUG 2021 – NoV 2021</w:t>
             </w:r>
           </w:p>
           <w:p>
@@ -264,7 +228,7 @@
               <w:outlineLvl w:val="1"/>
             </w:pPr>
             <w:r>
-              <w:t>Network / System engineer</w:t>
+              <w:t>Assistant Network / System Engineer</w:t>
             </w:r>
             <w:r>
               <w:t xml:space="preserve">, </w:t>
@@ -272,8 +236,8 @@
             <w:r>
               <w:rPr>
                 <w:rStyle w:val="SubtleReference"/>
-                <w:sz w:val="24"/>
-                <w:szCs w:val="24"/>
+                <w:sz w:val="22"/>
+                <w:szCs w:val="22"/>
               </w:rPr>
               <w:t>Global Technology Integrator Ltd</w:t>
             </w:r>
@@ -283,10 +247,46 @@
               <w:contextualSpacing w:val="0"/>
             </w:pPr>
             <w:r>
-              <w:t xml:space="preserve">Active directory implementation, </w:t>
+              <w:t>A</w:t>
             </w:r>
             <w:r>
-              <w:t>server hardware installation, writing batch scripts, and instructing new colleagues.</w:t>
+              <w:t xml:space="preserve">ctive directory implementation, </w:t>
+            </w:r>
+            <w:r>
+              <w:t xml:space="preserve">server installation, data migration, </w:t>
+            </w:r>
+            <w:r>
+              <w:t xml:space="preserve">enablement of </w:t>
+            </w:r>
+            <w:r>
+              <w:t xml:space="preserve">single sign-on, application installation, Microsoft Office configuration, </w:t>
+            </w:r>
+            <w:r>
+              <w:t>testing and monitoring of computer systems, technical support, writing scripts</w:t>
+            </w:r>
+            <w:r>
+              <w:t xml:space="preserve"> (.bat)</w:t>
+            </w:r>
+            <w:r>
+              <w:t xml:space="preserve"> for a more </w:t>
+            </w:r>
+            <w:r>
+              <w:t>efficient workflow</w:t>
+            </w:r>
+            <w:r>
+              <w:t>, communication with clients</w:t>
+            </w:r>
+            <w:r>
+              <w:t>,</w:t>
+            </w:r>
+            <w:r>
+              <w:t xml:space="preserve"> and instructing </w:t>
+            </w:r>
+            <w:r>
+              <w:t>new</w:t>
+            </w:r>
+            <w:r>
+              <w:t xml:space="preserve"> colleagues.</w:t>
             </w:r>
           </w:p>
         </w:tc>
@@ -298,7 +298,7 @@
         <w:tag w:val="Education:"/>
         <w:id w:val="-1908763273"/>
         <w:placeholder>
-          <w:docPart w:val="10EE305043A04C378C3190928B696A25"/>
+          <w:docPart w:val="86045E5F5F164A5CBD572AB73E124CF2"/>
         </w:placeholder>
         <w:temporary/>
         <w:showingPlcHdr/>
@@ -332,7 +332,7 @@
         <w:tblDescription w:val="Education layout table"/>
       </w:tblPr>
       <w:tblGrid>
-        <w:gridCol w:w="9290"/>
+        <w:gridCol w:w="8958"/>
       </w:tblGrid>
       <w:tr>
         <w:tc>
@@ -346,13 +346,22 @@
               <w:outlineLvl w:val="2"/>
             </w:pPr>
             <w:r>
-              <w:t xml:space="preserve">sep 2019 </w:t>
+              <w:t xml:space="preserve">Sep 2019 </w:t>
             </w:r>
             <w:r>
               <w:t>–</w:t>
             </w:r>
             <w:r>
-              <w:t xml:space="preserve"> jul 2021</w:t>
+              <w:t xml:space="preserve"> </w:t>
+            </w:r>
+            <w:r>
+              <w:t>Jul</w:t>
+            </w:r>
+            <w:r>
+              <w:t xml:space="preserve"> </w:t>
+            </w:r>
+            <w:r>
+              <w:t>2021</w:t>
             </w:r>
           </w:p>
           <w:p>
@@ -369,8 +378,8 @@
             <w:r>
               <w:rPr>
                 <w:rStyle w:val="SubtleReference"/>
-                <w:sz w:val="24"/>
-                <w:szCs w:val="24"/>
+                <w:sz w:val="22"/>
+                <w:szCs w:val="22"/>
               </w:rPr>
               <w:t>HKCCCU Logos Academy</w:t>
             </w:r>
@@ -381,263 +390,44 @@
         <w:tc>
           <w:tcPr>
             <w:tcW w:w="9290" w:type="dxa"/>
-            <w:tcMar>
-              <w:top w:w="216" w:type="dxa"/>
-            </w:tcMar>
           </w:tcPr>
           <w:p>
             <w:pPr>
               <w:pStyle w:val="Heading3"/>
-              <w:contextualSpacing w:val="0"/>
+              <w:outlineLvl w:val="2"/>
+            </w:pPr>
+          </w:p>
+          <w:p>
+            <w:pPr>
+              <w:pStyle w:val="Heading3"/>
               <w:outlineLvl w:val="2"/>
             </w:pPr>
             <w:r>
-              <w:t xml:space="preserve">jan 2022 </w:t>
-            </w:r>
-            <w:r>
-              <w:t>–</w:t>
-            </w:r>
-            <w:r>
-              <w:t xml:space="preserve"> dec 2024</w:t>
+              <w:t>Ongoing</w:t>
             </w:r>
           </w:p>
           <w:p>
             <w:pPr>
-              <w:pStyle w:val="Heading2"/>
-              <w:contextualSpacing w:val="0"/>
+              <w:pStyle w:val="Heading3"/>
+              <w:outlineLvl w:val="2"/>
             </w:pPr>
             <w:r>
-              <w:t>Bachelor of Computer Science</w:t>
+              <w:rPr>
+                <w:color w:val="1D824C" w:themeColor="accent1"/>
+                <w:sz w:val="26"/>
+                <w:szCs w:val="26"/>
+              </w:rPr>
+              <w:t>Bachelor of Computer Science,</w:t>
             </w:r>
             <w:r>
-              <w:t xml:space="preserve">, </w:t>
+              <w:t xml:space="preserve"> </w:t>
             </w:r>
             <w:r>
               <w:rPr>
                 <w:rStyle w:val="SubtleReference"/>
-                <w:sz w:val="24"/>
-                <w:szCs w:val="24"/>
+                <w:szCs w:val="22"/>
               </w:rPr>
               <w:t>University of Adelaide</w:t>
-            </w:r>
-          </w:p>
-        </w:tc>
-      </w:tr>
-    </w:tbl>
-    <w:sdt>
-      <w:sdtPr>
-        <w:alias w:val="Skills:"/>
-        <w:tag w:val="Skills:"/>
-        <w:id w:val="-1392877668"/>
-        <w:placeholder>
-          <w:docPart w:val="60099E340135490CB71C3BE1D6F41BB1"/>
-        </w:placeholder>
-        <w:temporary/>
-        <w:showingPlcHdr/>
-        <w15:appearance w15:val="hidden"/>
-      </w:sdtPr>
-      <w:sdtContent>
-        <w:p>
-          <w:pPr>
-            <w:pStyle w:val="Heading1"/>
-          </w:pPr>
-          <w:r>
-            <w:t>Skills</w:t>
-          </w:r>
-        </w:p>
-      </w:sdtContent>
-    </w:sdt>
-    <w:tbl>
-      <w:tblPr>
-        <w:tblStyle w:val="TableGrid"/>
-        <w:tblW w:w="5000" w:type="pct"/>
-        <w:tblCellMar>
-          <w:left w:w="0" w:type="dxa"/>
-          <w:right w:w="0" w:type="dxa"/>
-        </w:tblCellMar>
-        <w:tblLook w:val="04A0" w:firstRow="1" w:lastRow="0" w:firstColumn="1" w:lastColumn="0" w:noHBand="0" w:noVBand="1"/>
-        <w:tblDescription w:val="Skills layout table"/>
-      </w:tblPr>
-      <w:tblGrid>
-        <w:gridCol w:w="3222"/>
-        <w:gridCol w:w="1988"/>
-        <w:gridCol w:w="2003"/>
-        <w:gridCol w:w="2147"/>
-      </w:tblGrid>
-      <w:tr>
-        <w:tc>
-          <w:tcPr>
-            <w:tcW w:w="1721" w:type="pct"/>
-          </w:tcPr>
-          <w:p>
-            <w:pPr>
-              <w:pStyle w:val="ListBullet"/>
-              <w:contextualSpacing w:val="0"/>
-            </w:pPr>
-            <w:r>
-              <w:t>Computer Science</w:t>
-            </w:r>
-          </w:p>
-          <w:p>
-            <w:pPr>
-              <w:pStyle w:val="ListBullet"/>
-              <w:contextualSpacing w:val="0"/>
-            </w:pPr>
-            <w:r>
-              <w:t>Information Technology</w:t>
-            </w:r>
-          </w:p>
-          <w:p>
-            <w:pPr>
-              <w:pStyle w:val="ListBullet"/>
-              <w:contextualSpacing w:val="0"/>
-            </w:pPr>
-            <w:r>
-              <w:t>Algebra</w:t>
-            </w:r>
-          </w:p>
-          <w:p>
-            <w:pPr>
-              <w:pStyle w:val="ListBullet"/>
-              <w:contextualSpacing w:val="0"/>
-            </w:pPr>
-            <w:r>
-              <w:t>Calculus</w:t>
-            </w:r>
-          </w:p>
-          <w:p>
-            <w:pPr>
-              <w:pStyle w:val="ListBullet"/>
-              <w:contextualSpacing w:val="0"/>
-            </w:pPr>
-            <w:r>
-              <w:t>Puzzle-solving</w:t>
-            </w:r>
-          </w:p>
-        </w:tc>
-        <w:tc>
-          <w:tcPr>
-            <w:tcW w:w="1062" w:type="pct"/>
-          </w:tcPr>
-          <w:p>
-            <w:pPr>
-              <w:pStyle w:val="ListBullet"/>
-            </w:pPr>
-            <w:r>
-              <w:t>HTML/CSS/JS</w:t>
-            </w:r>
-          </w:p>
-          <w:p>
-            <w:pPr>
-              <w:pStyle w:val="ListBullet"/>
-            </w:pPr>
-            <w:r>
-              <w:t>Python</w:t>
-            </w:r>
-          </w:p>
-          <w:p>
-            <w:pPr>
-              <w:pStyle w:val="ListBullet"/>
-            </w:pPr>
-            <w:r>
-              <w:t>Batch</w:t>
-            </w:r>
-          </w:p>
-          <w:p>
-            <w:pPr>
-              <w:pStyle w:val="ListBullet"/>
-            </w:pPr>
-            <w:r>
-              <w:t>MATLAB</w:t>
-            </w:r>
-          </w:p>
-          <w:p>
-            <w:pPr>
-              <w:pStyle w:val="ListBullet"/>
-            </w:pPr>
-            <w:r>
-              <w:t>C</w:t>
-            </w:r>
-          </w:p>
-        </w:tc>
-        <w:tc>
-          <w:tcPr>
-            <w:tcW w:w="1070" w:type="pct"/>
-          </w:tcPr>
-          <w:p>
-            <w:pPr>
-              <w:pStyle w:val="ListBullet"/>
-            </w:pPr>
-            <w:r>
-              <w:t>Arch Linux</w:t>
-            </w:r>
-          </w:p>
-          <w:p>
-            <w:pPr>
-              <w:pStyle w:val="ListBullet"/>
-            </w:pPr>
-            <w:r>
-              <w:t>Ubuntu Linux</w:t>
-            </w:r>
-          </w:p>
-          <w:p>
-            <w:pPr>
-              <w:pStyle w:val="ListBullet"/>
-            </w:pPr>
-            <w:r>
-              <w:t>MS Windows</w:t>
-            </w:r>
-          </w:p>
-          <w:p>
-            <w:pPr>
-              <w:pStyle w:val="ListBullet"/>
-            </w:pPr>
-            <w:r>
-              <w:t>MS AD</w:t>
-            </w:r>
-          </w:p>
-        </w:tc>
-        <w:tc>
-          <w:tcPr>
-            <w:tcW w:w="1147" w:type="pct"/>
-            <w:tcMar>
-              <w:left w:w="360" w:type="dxa"/>
-            </w:tcMar>
-          </w:tcPr>
-          <w:p>
-            <w:pPr>
-              <w:pStyle w:val="ListBullet"/>
-              <w:contextualSpacing w:val="0"/>
-            </w:pPr>
-            <w:r>
-              <w:t>Cantonese</w:t>
-            </w:r>
-          </w:p>
-          <w:p>
-            <w:pPr>
-              <w:pStyle w:val="ListBullet"/>
-              <w:contextualSpacing w:val="0"/>
-            </w:pPr>
-            <w:r>
-              <w:t>English</w:t>
-            </w:r>
-          </w:p>
-          <w:p>
-            <w:pPr>
-              <w:pStyle w:val="ListBullet"/>
-              <w:contextualSpacing w:val="0"/>
-            </w:pPr>
-            <w:r>
-              <w:t>Mandarin</w:t>
-            </w:r>
-          </w:p>
-          <w:p>
-            <w:pPr>
-              <w:pStyle w:val="ListBullet"/>
-              <w:contextualSpacing w:val="0"/>
-            </w:pPr>
-            <w:r>
-              <w:t>German</w:t>
             </w:r>
           </w:p>
         </w:tc>
@@ -648,8 +438,23 @@
         <w:pStyle w:val="Heading1"/>
       </w:pPr>
       <w:r>
-        <w:t>Certificates and awards</w:t>
+        <w:t>Certificates and Prizes</w:t>
       </w:r>
+    </w:p>
+    <w:p>
+      <w:pPr>
+        <w:pStyle w:val="ListBullet"/>
+        <w:sectPr>
+          <w:footerReference w:type="default" r:id="rId9"/>
+          <w:headerReference w:type="first" r:id="rId10"/>
+          <w:footerReference w:type="first" r:id="rId11"/>
+          <w:pgSz w:w="11906" w:h="16838" w:code="9"/>
+          <w:pgMar w:top="950" w:right="1440" w:bottom="1080" w:left="1440" w:header="576" w:footer="720" w:gutter="0"/>
+          <w:cols w:space="720"/>
+          <w:titlePg/>
+          <w:docGrid w:linePitch="360"/>
+        </w:sectPr>
+      </w:pPr>
     </w:p>
     <w:tbl>
       <w:tblPr>
@@ -663,16 +468,12 @@
         <w:tblDescription w:val="Skills layout table"/>
       </w:tblPr>
       <w:tblGrid>
-        <w:gridCol w:w="4680"/>
-        <w:gridCol w:w="4680"/>
+        <w:gridCol w:w="4153"/>
       </w:tblGrid>
       <w:tr>
-        <w:trPr>
-          <w:trHeight w:val="286"/>
-        </w:trPr>
         <w:tc>
           <w:tcPr>
-            <w:tcW w:w="2500" w:type="pct"/>
+            <w:tcW w:w="9360" w:type="dxa"/>
           </w:tcPr>
           <w:p>
             <w:pPr>
@@ -680,7 +481,52 @@
               <w:contextualSpacing w:val="0"/>
             </w:pPr>
             <w:r>
-              <w:t>Subject Prize: Information and Communication Technology (HKDSE Stream, 2020-2021)</w:t>
+              <w:t>PowerPoint and PowerPoint 2019</w:t>
+            </w:r>
+          </w:p>
+          <w:p>
+            <w:pPr>
+              <w:pStyle w:val="ListBullet"/>
+              <w:contextualSpacing w:val="0"/>
+            </w:pPr>
+            <w:r>
+              <w:t>Excel and Excel 2019</w:t>
+            </w:r>
+          </w:p>
+          <w:p>
+            <w:pPr>
+              <w:pStyle w:val="ListBullet"/>
+              <w:contextualSpacing w:val="0"/>
+            </w:pPr>
+            <w:r>
+              <w:t>Excel and Excel 2019 Expert</w:t>
+            </w:r>
+          </w:p>
+          <w:p>
+            <w:pPr>
+              <w:pStyle w:val="ListBullet"/>
+              <w:contextualSpacing w:val="0"/>
+            </w:pPr>
+            <w:r>
+              <w:t>Microsoft Office Word 2016</w:t>
+            </w:r>
+          </w:p>
+          <w:p>
+            <w:pPr>
+              <w:pStyle w:val="ListBullet"/>
+              <w:contextualSpacing w:val="0"/>
+            </w:pPr>
+            <w:r>
+              <w:t>Word and Word 2019</w:t>
+            </w:r>
+          </w:p>
+          <w:p>
+            <w:pPr>
+              <w:pStyle w:val="ListBullet"/>
+              <w:contextualSpacing w:val="0"/>
+            </w:pPr>
+            <w:r>
+              <w:t>Word and Word 2019 Expert</w:t>
             </w:r>
           </w:p>
           <w:p>
@@ -692,20 +538,43 @@
               <w:t xml:space="preserve">Microsoft Office Specialist </w:t>
             </w:r>
             <w:r>
-              <w:t>–</w:t>
+              <w:t>-</w:t>
             </w:r>
             <w:r>
-              <w:t xml:space="preserve"> Expert</w:t>
+              <w:t xml:space="preserve"> Associate</w:t>
             </w:r>
           </w:p>
-        </w:tc>
-        <w:tc>
-          <w:tcPr>
-            <w:tcW w:w="2500" w:type="pct"/>
-          </w:tcPr>
           <w:p>
             <w:pPr>
               <w:pStyle w:val="ListBullet"/>
+              <w:contextualSpacing w:val="0"/>
+            </w:pPr>
+            <w:r>
+              <w:t xml:space="preserve">Microsoft Office </w:t>
+            </w:r>
+            <w:r>
+              <w:t>Specialist - Expert</w:t>
+            </w:r>
+          </w:p>
+          <w:p>
+            <w:pPr>
+              <w:pStyle w:val="ListBullet"/>
+              <w:contextualSpacing w:val="0"/>
+            </w:pPr>
+            <w:r>
+              <w:t xml:space="preserve">2020-21 </w:t>
+            </w:r>
+            <w:r>
+              <w:t>—</w:t>
+            </w:r>
+            <w:r>
+              <w:t xml:space="preserve"> Subject Prize: Information &amp; Communication Technology (HKDSE Stream)</w:t>
+            </w:r>
+          </w:p>
+          <w:p>
+            <w:pPr>
+              <w:pStyle w:val="ListBullet"/>
+              <w:contextualSpacing w:val="0"/>
             </w:pPr>
             <w:r>
               <w:t>ABRSM Grade 8 Piano</w:t>
@@ -714,10 +583,41 @@
           <w:p>
             <w:pPr>
               <w:pStyle w:val="ListBullet"/>
+              <w:contextualSpacing w:val="0"/>
             </w:pPr>
             <w:r>
               <w:t>ABRSM Grade 5 Music Theory</w:t>
             </w:r>
+          </w:p>
+          <w:p>
+            <w:pPr>
+              <w:pStyle w:val="ListBullet"/>
+              <w:numPr>
+                <w:ilvl w:val="0"/>
+                <w:numId w:val="0"/>
+              </w:numPr>
+              <w:contextualSpacing w:val="0"/>
+            </w:pPr>
+          </w:p>
+          <w:p>
+            <w:pPr>
+              <w:pStyle w:val="ListBullet"/>
+              <w:numPr>
+                <w:ilvl w:val="0"/>
+                <w:numId w:val="0"/>
+              </w:numPr>
+              <w:contextualSpacing w:val="0"/>
+            </w:pPr>
+          </w:p>
+          <w:p>
+            <w:pPr>
+              <w:pStyle w:val="ListBullet"/>
+              <w:numPr>
+                <w:ilvl w:val="0"/>
+                <w:numId w:val="0"/>
+              </w:numPr>
+              <w:contextualSpacing w:val="0"/>
+            </w:pPr>
           </w:p>
         </w:tc>
       </w:tr>
@@ -725,71 +625,104 @@
     <w:p>
       <w:pPr>
         <w:pStyle w:val="Heading1"/>
+        <w:sectPr>
+          <w:type w:val="continuous"/>
+          <w:pgSz w:w="11906" w:h="16838" w:code="9"/>
+          <w:pgMar w:top="950" w:right="1440" w:bottom="1080" w:left="1440" w:header="576" w:footer="720" w:gutter="0"/>
+          <w:cols w:num="2" w:space="720"/>
+          <w:titlePg/>
+          <w:docGrid w:linePitch="360"/>
+        </w:sectPr>
+      </w:pPr>
+    </w:p>
+    <w:sdt>
+      <w:sdtPr>
+        <w:alias w:val="Activities:"/>
+        <w:tag w:val="Activities:"/>
+        <w:id w:val="1223332893"/>
+        <w:placeholder>
+          <w:docPart w:val="F42EBB36F0C84975803800FEEF2C46C2"/>
+        </w:placeholder>
+        <w:temporary/>
+        <w:showingPlcHdr/>
+        <w15:appearance w15:val="hidden"/>
+      </w:sdtPr>
+      <w:sdtEndPr/>
+      <w:sdtContent>
+        <w:p>
+          <w:pPr>
+            <w:pStyle w:val="Heading1"/>
+          </w:pPr>
+          <w:r>
+            <w:t>Activities</w:t>
+          </w:r>
+        </w:p>
+      </w:sdtContent>
+    </w:sdt>
+    <w:p>
+      <w:pPr>
+        <w:pStyle w:val="ListBullet"/>
       </w:pPr>
       <w:r>
-        <w:t>Hobbys</w:t>
+        <w:t>Casual</w:t>
+      </w:r>
+      <w:r>
+        <w:t xml:space="preserve"> </w:t>
+      </w:r>
+      <w:hyperlink r:id="rId12" w:history="1">
+        <w:r>
+          <w:rPr>
+            <w:rStyle w:val="Hyperlink"/>
+          </w:rPr>
+          <w:t>speedcuber</w:t>
+        </w:r>
+      </w:hyperlink>
+    </w:p>
+    <w:p>
+      <w:pPr>
+        <w:pStyle w:val="ListBullet"/>
+      </w:pPr>
+      <w:r>
+        <w:t>Casual pianist</w:t>
+      </w:r>
+    </w:p>
+    <w:p>
+      <w:pPr>
+        <w:pStyle w:val="Heading1"/>
+      </w:pPr>
+      <w:r>
+        <w:t>Available date</w:t>
       </w:r>
     </w:p>
     <w:tbl>
       <w:tblPr>
         <w:tblStyle w:val="TableGrid"/>
-        <w:tblW w:w="5000" w:type="pct"/>
+        <w:tblW w:w="4975" w:type="pct"/>
+        <w:tblInd w:w="72" w:type="dxa"/>
+        <w:tblBorders>
+          <w:left w:val="dotted" w:sz="18" w:space="0" w:color="BFBFBF" w:themeColor="background1" w:themeShade="BF"/>
+        </w:tblBorders>
         <w:tblCellMar>
-          <w:left w:w="0" w:type="dxa"/>
+          <w:left w:w="576" w:type="dxa"/>
           <w:right w:w="0" w:type="dxa"/>
         </w:tblCellMar>
         <w:tblLook w:val="04A0" w:firstRow="1" w:lastRow="0" w:firstColumn="1" w:lastColumn="0" w:noHBand="0" w:noVBand="1"/>
-        <w:tblDescription w:val="Skills layout table"/>
+        <w:tblDescription w:val="Experience layout table"/>
       </w:tblPr>
       <w:tblGrid>
-        <w:gridCol w:w="4680"/>
-        <w:gridCol w:w="4680"/>
+        <w:gridCol w:w="8958"/>
       </w:tblGrid>
       <w:tr>
-        <w:trPr>
-          <w:trHeight w:val="268"/>
-        </w:trPr>
         <w:tc>
           <w:tcPr>
-            <w:tcW w:w="2500" w:type="pct"/>
+            <w:tcW w:w="9290" w:type="dxa"/>
           </w:tcPr>
           <w:p>
             <w:pPr>
-              <w:pStyle w:val="ListBullet"/>
               <w:contextualSpacing w:val="0"/>
             </w:pPr>
             <w:r>
-              <w:t>Capture the Flag</w:t>
-            </w:r>
-          </w:p>
-          <w:p>
-            <w:pPr>
-              <w:pStyle w:val="ListBullet"/>
-              <w:contextualSpacing w:val="0"/>
-            </w:pPr>
-            <w:r>
-              <w:t>Competitive programming</w:t>
-            </w:r>
-          </w:p>
-        </w:tc>
-        <w:tc>
-          <w:tcPr>
-            <w:tcW w:w="2500" w:type="pct"/>
-          </w:tcPr>
-          <w:p>
-            <w:pPr>
-              <w:pStyle w:val="ListBullet"/>
-            </w:pPr>
-            <w:r>
-              <w:t>Speedcubing</w:t>
-            </w:r>
-          </w:p>
-          <w:p>
-            <w:pPr>
-              <w:pStyle w:val="ListBullet"/>
-            </w:pPr>
-            <w:r>
-              <w:t>Piano playing</w:t>
+              <w:t>Immediately</w:t>
             </w:r>
           </w:p>
         </w:tc>
@@ -801,88 +734,55 @@
       </w:pPr>
       <w:r>
         <w:lastRenderedPageBreak/>
-        <w:t>Available dates</w:t>
-      </w:r>
-    </w:p>
-    <w:p>
-      <w:r>
-        <w:t>Full-time: 4</w:t>
-      </w:r>
-      <w:r>
-        <w:rPr>
-          <w:vertAlign w:val="superscript"/>
-        </w:rPr>
-        <w:t>th</w:t>
-      </w:r>
-      <w:r>
-        <w:t xml:space="preserve"> – 24</w:t>
-      </w:r>
-      <w:r>
-        <w:rPr>
-          <w:vertAlign w:val="superscript"/>
-        </w:rPr>
-        <w:t>th</w:t>
-      </w:r>
-      <w:r>
-        <w:t xml:space="preserve"> </w:t>
-      </w:r>
-      <w:proofErr w:type="gramStart"/>
-      <w:r>
-        <w:t>July,</w:t>
-      </w:r>
-      <w:proofErr w:type="gramEnd"/>
-      <w:r>
-        <w:t xml:space="preserve"> 19</w:t>
-      </w:r>
-      <w:r>
-        <w:rPr>
-          <w:vertAlign w:val="superscript"/>
-        </w:rPr>
-        <w:t>th</w:t>
-      </w:r>
-      <w:r>
-        <w:t xml:space="preserve"> – 30</w:t>
-      </w:r>
-      <w:r>
-        <w:rPr>
-          <w:vertAlign w:val="superscript"/>
-        </w:rPr>
-        <w:t>th</w:t>
-      </w:r>
-      <w:r>
-        <w:t xml:space="preserve"> September (may be subject to change)</w:t>
-      </w:r>
-    </w:p>
-    <w:p>
-      <w:r>
-        <w:t>Part-time: Anytime (no more than 40 hours per fortnight)</w:t>
-      </w:r>
-    </w:p>
-    <w:p>
-      <w:pPr>
-        <w:pStyle w:val="Heading1"/>
-      </w:pPr>
-      <w:r>
         <w:t>Expected salary</w:t>
       </w:r>
     </w:p>
-    <w:p>
-      <w:r>
-        <w:t>Full-time: AUD7500 / month</w:t>
-      </w:r>
-    </w:p>
-    <w:p>
-      <w:r>
-        <w:t>Adjustable for accommodation and part-time</w:t>
-      </w:r>
-    </w:p>
+    <w:tbl>
+      <w:tblPr>
+        <w:tblStyle w:val="TableGrid"/>
+        <w:tblW w:w="4975" w:type="pct"/>
+        <w:tblInd w:w="72" w:type="dxa"/>
+        <w:tblBorders>
+          <w:left w:val="dotted" w:sz="18" w:space="0" w:color="BFBFBF" w:themeColor="background1" w:themeShade="BF"/>
+        </w:tblBorders>
+        <w:tblCellMar>
+          <w:left w:w="576" w:type="dxa"/>
+          <w:right w:w="0" w:type="dxa"/>
+        </w:tblCellMar>
+        <w:tblLook w:val="04A0" w:firstRow="1" w:lastRow="0" w:firstColumn="1" w:lastColumn="0" w:noHBand="0" w:noVBand="1"/>
+        <w:tblDescription w:val="Experience layout table"/>
+      </w:tblPr>
+      <w:tblGrid>
+        <w:gridCol w:w="8958"/>
+      </w:tblGrid>
+      <w:tr>
+        <w:tc>
+          <w:tcPr>
+            <w:tcW w:w="9290" w:type="dxa"/>
+          </w:tcPr>
+          <w:p>
+            <w:pPr>
+              <w:contextualSpacing w:val="0"/>
+            </w:pPr>
+            <w:r>
+              <w:t>HKD 1</w:t>
+            </w:r>
+            <w:r>
+              <w:t>5</w:t>
+            </w:r>
+            <w:r>
+              <w:t>,000 or equivalent</w:t>
+            </w:r>
+          </w:p>
+        </w:tc>
+      </w:tr>
+    </w:tbl>
+    <w:p/>
     <w:sectPr>
-      <w:footerReference w:type="default" r:id="rId10"/>
-      <w:headerReference w:type="first" r:id="rId11"/>
-      <w:pgSz w:w="12240" w:h="15840" w:code="1"/>
+      <w:type w:val="continuous"/>
+      <w:pgSz w:w="11906" w:h="16838" w:code="9"/>
       <w:pgMar w:top="950" w:right="1440" w:bottom="1080" w:left="1440" w:header="576" w:footer="720" w:gutter="0"/>
       <w:cols w:space="720"/>
-      <w:titlePg/>
       <w:docGrid w:linePitch="360"/>
     </w:sectPr>
   </w:body>
@@ -916,7 +816,7 @@
 <w:ftr xmlns:wpc="http://schemas.microsoft.com/office/word/2010/wordprocessingCanvas" xmlns:cx="http://schemas.microsoft.com/office/drawing/2014/chartex" xmlns:cx1="http://schemas.microsoft.com/office/drawing/2015/9/8/chartex" xmlns:cx2="http://schemas.microsoft.com/office/drawing/2015/10/21/chartex" xmlns:cx3="http://schemas.microsoft.com/office/drawing/2016/5/9/chartex" xmlns:cx4="http://schemas.microsoft.com/office/drawing/2016/5/10/chartex" xmlns:cx5="http://schemas.microsoft.com/office/drawing/2016/5/11/chartex" xmlns:cx6="http://schemas.microsoft.com/office/drawing/2016/5/12/chartex" xmlns:cx7="http://schemas.microsoft.com/office/drawing/2016/5/13/chartex" xmlns:cx8="http://schemas.microsoft.com/office/drawing/2016/5/14/chartex" xmlns:mc="http://schemas.openxmlformats.org/markup-compatibility/2006" xmlns:aink="http://schemas.microsoft.com/office/drawing/2016/ink" xmlns:am3d="http://schemas.microsoft.com/office/drawing/2017/model3d" xmlns:o="urn:schemas-microsoft-com:office:office" xmlns:oel="http://schemas.microsoft.com/office/2019/extlst" xmlns:r="http://schemas.openxmlformats.org/officeDocument/2006/relationships" xmlns:m="http://schemas.openxmlformats.org/officeDocument/2006/math" xmlns:v="urn:schemas-microsoft-com:vml" xmlns:wp14="http://schemas.microsoft.com/office/word/2010/wordprocessingDrawing" xmlns:wp="http://schemas.openxmlformats.org/drawingml/2006/wordprocessingDrawing" xmlns:w10="urn:schemas-microsoft-com:office:word" xmlns:w="http://schemas.openxmlformats.org/wordprocessingml/2006/main" xmlns:w14="http://schemas.microsoft.com/office/word/2010/wordml" xmlns:w15="http://schemas.microsoft.com/office/word/2012/wordml" xmlns:w16cex="http://schemas.microsoft.com/office/word/2018/wordml/cex" xmlns:w16cid="http://schemas.microsoft.com/office/word/2016/wordml/cid" xmlns:w16="http://schemas.microsoft.com/office/word/2018/wordml" xmlns:w16sdtdh="http://schemas.microsoft.com/office/word/2020/wordml/sdtdatahash" xmlns:w16se="http://schemas.microsoft.com/office/word/2015/wordml/symex" xmlns:wpg="http://schemas.microsoft.com/office/word/2010/wordprocessingGroup" xmlns:wpi="http://schemas.microsoft.com/office/word/2010/wordprocessingInk" xmlns:wne="http://schemas.microsoft.com/office/word/2006/wordml" xmlns:wps="http://schemas.microsoft.com/office/word/2010/wordprocessingShape" mc:Ignorable="w14 w15 w16se w16cid w16 w16cex w16sdtdh wp14">
   <w:sdt>
     <w:sdtPr>
-      <w:id w:val="813606279"/>
+      <w:id w:val="1329942338"/>
       <w:docPartObj>
         <w:docPartGallery w:val="Page Numbers (Bottom of Page)"/>
         <w:docPartUnique/>
@@ -956,6 +856,63 @@
       </w:p>
     </w:sdtContent>
   </w:sdt>
+  <w:p>
+    <w:pPr>
+      <w:pStyle w:val="Footer"/>
+    </w:pPr>
+  </w:p>
+</w:ftr>
+</file>
+
+<file path=word/footer2.xml><?xml version="1.0" encoding="utf-8"?>
+<w:ftr xmlns:wpc="http://schemas.microsoft.com/office/word/2010/wordprocessingCanvas" xmlns:cx="http://schemas.microsoft.com/office/drawing/2014/chartex" xmlns:cx1="http://schemas.microsoft.com/office/drawing/2015/9/8/chartex" xmlns:cx2="http://schemas.microsoft.com/office/drawing/2015/10/21/chartex" xmlns:cx3="http://schemas.microsoft.com/office/drawing/2016/5/9/chartex" xmlns:cx4="http://schemas.microsoft.com/office/drawing/2016/5/10/chartex" xmlns:cx5="http://schemas.microsoft.com/office/drawing/2016/5/11/chartex" xmlns:cx6="http://schemas.microsoft.com/office/drawing/2016/5/12/chartex" xmlns:cx7="http://schemas.microsoft.com/office/drawing/2016/5/13/chartex" xmlns:cx8="http://schemas.microsoft.com/office/drawing/2016/5/14/chartex" xmlns:mc="http://schemas.openxmlformats.org/markup-compatibility/2006" xmlns:aink="http://schemas.microsoft.com/office/drawing/2016/ink" xmlns:am3d="http://schemas.microsoft.com/office/drawing/2017/model3d" xmlns:o="urn:schemas-microsoft-com:office:office" xmlns:oel="http://schemas.microsoft.com/office/2019/extlst" xmlns:r="http://schemas.openxmlformats.org/officeDocument/2006/relationships" xmlns:m="http://schemas.openxmlformats.org/officeDocument/2006/math" xmlns:v="urn:schemas-microsoft-com:vml" xmlns:wp14="http://schemas.microsoft.com/office/word/2010/wordprocessingDrawing" xmlns:wp="http://schemas.openxmlformats.org/drawingml/2006/wordprocessingDrawing" xmlns:w10="urn:schemas-microsoft-com:office:word" xmlns:w="http://schemas.openxmlformats.org/wordprocessingml/2006/main" xmlns:w14="http://schemas.microsoft.com/office/word/2010/wordml" xmlns:w15="http://schemas.microsoft.com/office/word/2012/wordml" xmlns:w16cex="http://schemas.microsoft.com/office/word/2018/wordml/cex" xmlns:w16cid="http://schemas.microsoft.com/office/word/2016/wordml/cid" xmlns:w16="http://schemas.microsoft.com/office/word/2018/wordml" xmlns:w16sdtdh="http://schemas.microsoft.com/office/word/2020/wordml/sdtdatahash" xmlns:w16se="http://schemas.microsoft.com/office/word/2015/wordml/symex" xmlns:wpg="http://schemas.microsoft.com/office/word/2010/wordprocessingGroup" xmlns:wpi="http://schemas.microsoft.com/office/word/2010/wordprocessingInk" xmlns:wne="http://schemas.microsoft.com/office/word/2006/wordml" xmlns:wps="http://schemas.microsoft.com/office/word/2010/wordprocessingShape" mc:Ignorable="w14 w15 w16se w16cid w16 w16cex w16sdtdh wp14">
+  <w:sdt>
+    <w:sdtPr>
+      <w:id w:val="-493868625"/>
+      <w:docPartObj>
+        <w:docPartGallery w:val="Page Numbers (Bottom of Page)"/>
+        <w:docPartUnique/>
+      </w:docPartObj>
+    </w:sdtPr>
+    <w:sdtEndPr>
+      <w:rPr>
+        <w:noProof/>
+      </w:rPr>
+    </w:sdtEndPr>
+    <w:sdtContent>
+      <w:p>
+        <w:pPr>
+          <w:pStyle w:val="Footer"/>
+        </w:pPr>
+        <w:r>
+          <w:fldChar w:fldCharType="begin"/>
+        </w:r>
+        <w:r>
+          <w:instrText xml:space="preserve"> PAGE   \* MERGEFORMAT </w:instrText>
+        </w:r>
+        <w:r>
+          <w:fldChar w:fldCharType="separate"/>
+        </w:r>
+        <w:r>
+          <w:rPr>
+            <w:noProof/>
+          </w:rPr>
+          <w:t>2</w:t>
+        </w:r>
+        <w:r>
+          <w:rPr>
+            <w:noProof/>
+          </w:rPr>
+          <w:fldChar w:fldCharType="end"/>
+        </w:r>
+      </w:p>
+    </w:sdtContent>
+  </w:sdt>
+  <w:p>
+    <w:pPr>
+      <w:pStyle w:val="Footer"/>
+    </w:pPr>
+  </w:p>
 </w:ftr>
 </file>
 
@@ -995,7 +952,7 @@
       <mc:AlternateContent>
         <mc:Choice Requires="wps">
           <w:drawing>
-            <wp:anchor distT="0" distB="0" distL="114300" distR="114300" simplePos="0" relativeHeight="251659264" behindDoc="1" locked="0" layoutInCell="1" allowOverlap="1" wp14:anchorId="3DAE2932" wp14:editId="5D6F3A4E">
+            <wp:anchor distT="0" distB="0" distL="114300" distR="114300" simplePos="0" relativeHeight="251659264" behindDoc="1" locked="0" layoutInCell="1" allowOverlap="1" wp14:anchorId="1E39ECB0" wp14:editId="2F39DFD3">
               <wp:simplePos x="0" y="0"/>
               <wp:positionH relativeFrom="page">
                 <wp:align>center</wp:align>
@@ -1008,7 +965,7 @@
                 </mc:Choice>
                 <mc:Fallback>
                   <wp:positionV relativeFrom="page">
-                    <wp:posOffset>1739900</wp:posOffset>
+                    <wp:posOffset>1849120</wp:posOffset>
                   </wp:positionV>
                 </mc:Fallback>
               </mc:AlternateContent>
@@ -1064,7 +1021,7 @@
         </mc:Choice>
         <mc:Fallback>
           <w:pict>
-            <v:line w14:anchorId="4A213623" id="Straight Connector 5" o:spid="_x0000_s1026" alt="Header dividing line" style="position:absolute;z-index:-251657216;visibility:visible;mso-wrap-style:square;mso-width-percent:1000;mso-top-percent:173;mso-wrap-distance-left:9pt;mso-wrap-distance-top:0;mso-wrap-distance-right:9pt;mso-wrap-distance-bottom:0;mso-position-horizontal:center;mso-position-horizontal-relative:page;mso-position-vertical-relative:page;mso-width-percent:1000;mso-top-percent:173;mso-width-relative:page" from="0,0" to="612pt,0" o:gfxdata="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" strokecolor="#5a5a5a [2109]" strokeweight=".5pt">
+            <v:line w14:anchorId="6C09D67A" id="Straight Connector 5" o:spid="_x0000_s1026" alt="Header dividing line" style="position:absolute;z-index:-251657216;visibility:visible;mso-wrap-style:square;mso-width-percent:1000;mso-top-percent:173;mso-wrap-distance-left:9pt;mso-wrap-distance-top:0;mso-wrap-distance-right:9pt;mso-wrap-distance-bottom:0;mso-position-horizontal:center;mso-position-horizontal-relative:page;mso-position-vertical-relative:page;mso-width-percent:1000;mso-top-percent:173;mso-width-relative:page" from="0,0" to="612pt,0" o:gfxdata="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" strokecolor="#5a5a5a [2109]" strokeweight=".5pt">
               <v:stroke joinstyle="miter"/>
               <w10:wrap anchorx="page" anchory="page"/>
             </v:line>
@@ -1598,43 +1555,43 @@
       </w:pPr>
     </w:lvl>
   </w:abstractNum>
-  <w:num w:numId="1" w16cid:durableId="806244581">
+  <w:num w:numId="1" w16cid:durableId="399450240">
     <w:abstractNumId w:val="9"/>
   </w:num>
-  <w:num w:numId="2" w16cid:durableId="1180124497">
+  <w:num w:numId="2" w16cid:durableId="509569263">
     <w:abstractNumId w:val="8"/>
   </w:num>
-  <w:num w:numId="3" w16cid:durableId="1568606587">
+  <w:num w:numId="3" w16cid:durableId="303240038">
     <w:abstractNumId w:val="7"/>
   </w:num>
-  <w:num w:numId="4" w16cid:durableId="1961764232">
+  <w:num w:numId="4" w16cid:durableId="916986355">
     <w:abstractNumId w:val="6"/>
   </w:num>
-  <w:num w:numId="5" w16cid:durableId="1834643195">
+  <w:num w:numId="5" w16cid:durableId="891309568">
     <w:abstractNumId w:val="10"/>
   </w:num>
-  <w:num w:numId="6" w16cid:durableId="1283800230">
+  <w:num w:numId="6" w16cid:durableId="49426747">
     <w:abstractNumId w:val="3"/>
   </w:num>
-  <w:num w:numId="7" w16cid:durableId="1767266743">
+  <w:num w:numId="7" w16cid:durableId="1003163419">
     <w:abstractNumId w:val="11"/>
   </w:num>
-  <w:num w:numId="8" w16cid:durableId="2079592404">
+  <w:num w:numId="8" w16cid:durableId="1306396016">
     <w:abstractNumId w:val="2"/>
   </w:num>
-  <w:num w:numId="9" w16cid:durableId="576061858">
+  <w:num w:numId="9" w16cid:durableId="2094694046">
     <w:abstractNumId w:val="12"/>
   </w:num>
-  <w:num w:numId="10" w16cid:durableId="2020354106">
+  <w:num w:numId="10" w16cid:durableId="725908277">
     <w:abstractNumId w:val="5"/>
   </w:num>
-  <w:num w:numId="11" w16cid:durableId="52587680">
+  <w:num w:numId="11" w16cid:durableId="1110665095">
     <w:abstractNumId w:val="4"/>
   </w:num>
-  <w:num w:numId="12" w16cid:durableId="541671923">
+  <w:num w:numId="12" w16cid:durableId="1583298189">
     <w:abstractNumId w:val="1"/>
   </w:num>
-  <w:num w:numId="13" w16cid:durableId="1317419211">
+  <w:num w:numId="13" w16cid:durableId="687869460">
     <w:abstractNumId w:val="0"/>
   </w:num>
 </w:numbering>
@@ -1645,7 +1602,7 @@
   <w:docDefaults>
     <w:rPrDefault>
       <w:rPr>
-        <w:rFonts w:asciiTheme="minorHAnsi" w:eastAsiaTheme="minorHAnsi" w:hAnsiTheme="minorHAnsi" w:cstheme="minorBidi"/>
+        <w:rFonts w:asciiTheme="minorHAnsi" w:eastAsia="SimSun" w:hAnsiTheme="minorHAnsi" w:cstheme="minorBidi"/>
         <w:color w:val="595959" w:themeColor="text1" w:themeTint="A6"/>
         <w:sz w:val="22"/>
         <w:szCs w:val="22"/>
@@ -1760,6 +1717,7 @@
     <w:lsdException w:name="HTML Sample" w:semiHidden="1" w:unhideWhenUsed="1"/>
     <w:lsdException w:name="HTML Typewriter" w:semiHidden="1" w:unhideWhenUsed="1"/>
     <w:lsdException w:name="HTML Variable" w:semiHidden="1" w:unhideWhenUsed="1"/>
+    <w:lsdException w:name="Normal Table" w:semiHidden="1" w:unhideWhenUsed="1"/>
     <w:lsdException w:name="annotation subject" w:semiHidden="1" w:unhideWhenUsed="1"/>
     <w:lsdException w:name="No List" w:semiHidden="1" w:unhideWhenUsed="1"/>
     <w:lsdException w:name="Outline List 1" w:semiHidden="1" w:unhideWhenUsed="1"/>
@@ -1806,8 +1764,10 @@
     <w:lsdException w:name="Table Subtle 2" w:semiHidden="1" w:unhideWhenUsed="1"/>
     <w:lsdException w:name="Table Web 1" w:semiHidden="1" w:unhideWhenUsed="1"/>
     <w:lsdException w:name="Table Web 2" w:semiHidden="1" w:unhideWhenUsed="1"/>
+    <w:lsdException w:name="Table Web 3" w:semiHidden="1" w:unhideWhenUsed="1"/>
     <w:lsdException w:name="Balloon Text" w:semiHidden="1" w:unhideWhenUsed="1"/>
     <w:lsdException w:name="Table Grid" w:uiPriority="39"/>
+    <w:lsdException w:name="Table Theme" w:semiHidden="1" w:unhideWhenUsed="1"/>
     <w:lsdException w:name="Placeholder Text" w:semiHidden="1"/>
     <w:lsdException w:name="No Spacing" w:semiHidden="1" w:uiPriority="1" w:unhideWhenUsed="1" w:qFormat="1"/>
     <w:lsdException w:name="Light Shading" w:uiPriority="60"/>
@@ -12917,7 +12877,6 @@
     <w:name w:val="List Paragraph"/>
     <w:basedOn w:val="Normal"/>
     <w:uiPriority w:val="34"/>
-    <w:semiHidden/>
     <w:unhideWhenUsed/>
     <w:rsid w:val="002647D3"/>
     <w:pPr>
@@ -26292,11 +26251,21 @@
     <w:uiPriority w:val="99"/>
     <w:semiHidden/>
     <w:unhideWhenUsed/>
-    <w:rsid w:val="004A2505"/>
+    <w:rsid w:val="00017851"/>
     <w:rPr>
       <w:color w:val="605E5C"/>
       <w:shd w:val="clear" w:color="auto" w:fill="E1DFDD"/>
     </w:rPr>
+  </w:style>
+  <w:style w:type="character" w:customStyle="1" w:styleId="vanity-namedomain">
+    <w:name w:val="vanity-name__domain"/>
+    <w:basedOn w:val="DefaultParagraphFont"/>
+    <w:rsid w:val="00017851"/>
+  </w:style>
+  <w:style w:type="character" w:customStyle="1" w:styleId="vanity-namedisplay-name">
+    <w:name w:val="vanity-name__display-name"/>
+    <w:basedOn w:val="DefaultParagraphFont"/>
+    <w:rsid w:val="00017851"/>
   </w:style>
 </w:styles>
 </file>
@@ -26306,7 +26275,7 @@
   <w:docParts>
     <w:docPart>
       <w:docPartPr>
-        <w:name w:val="D3C75014FCF9474DAE9B2C4AA593C325"/>
+        <w:name w:val="B32EC73C527D46D38A22A3C5514D415B"/>
         <w:category>
           <w:name w:val="General"/>
           <w:gallery w:val="placeholder"/>
@@ -26317,12 +26286,12 @@
         <w:behaviors>
           <w:behavior w:val="content"/>
         </w:behaviors>
-        <w:guid w:val="{7B1F260E-5B0A-4742-8DB4-0DF2653A61BF}"/>
+        <w:guid w:val="{5B070CCD-0A69-48A9-B227-89CAB0B454FA}"/>
       </w:docPartPr>
       <w:docPartBody>
         <w:p>
           <w:pPr>
-            <w:pStyle w:val="D3C75014FCF9474DAE9B2C4AA593C325"/>
+            <w:pStyle w:val="B32EC73C527D46D38A22A3C5514D415B"/>
           </w:pPr>
           <w:r>
             <w:t>·</w:t>
@@ -26332,7 +26301,7 @@
     </w:docPart>
     <w:docPart>
       <w:docPartPr>
-        <w:name w:val="1D66DA39E2FB443A8D96BA52FFBD72D9"/>
+        <w:name w:val="0AA4A25275324218909DABC0AA928199"/>
         <w:category>
           <w:name w:val="General"/>
           <w:gallery w:val="placeholder"/>
@@ -26343,12 +26312,12 @@
         <w:behaviors>
           <w:behavior w:val="content"/>
         </w:behaviors>
-        <w:guid w:val="{C5A439DC-4C67-45A7-A6DC-47DBA1A2BCAA}"/>
+        <w:guid w:val="{5B4EB842-26FA-48FB-80CB-7B61649D525E}"/>
       </w:docPartPr>
       <w:docPartBody>
         <w:p>
           <w:pPr>
-            <w:pStyle w:val="1D66DA39E2FB443A8D96BA52FFBD72D9"/>
+            <w:pStyle w:val="0AA4A25275324218909DABC0AA928199"/>
           </w:pPr>
           <w:r>
             <w:t>·</w:t>
@@ -26358,7 +26327,7 @@
     </w:docPart>
     <w:docPart>
       <w:docPartPr>
-        <w:name w:val="F64C5CC734D1480FAEF8821182EAA1A6"/>
+        <w:name w:val="86045E5F5F164A5CBD572AB73E124CF2"/>
         <w:category>
           <w:name w:val="General"/>
           <w:gallery w:val="placeholder"/>
@@ -26369,22 +26338,22 @@
         <w:behaviors>
           <w:behavior w:val="content"/>
         </w:behaviors>
-        <w:guid w:val="{3489B6C8-817F-43B4-9CAC-8E4351E51F1D}"/>
+        <w:guid w:val="{8DAA59AC-650E-48B4-AAEA-F12EAFC2D1FE}"/>
       </w:docPartPr>
       <w:docPartBody>
         <w:p>
           <w:pPr>
-            <w:pStyle w:val="F64C5CC734D1480FAEF8821182EAA1A6"/>
+            <w:pStyle w:val="86045E5F5F164A5CBD572AB73E124CF2"/>
           </w:pPr>
           <w:r>
-            <w:t>Experience</w:t>
+            <w:t>Education</w:t>
           </w:r>
         </w:p>
       </w:docPartBody>
     </w:docPart>
     <w:docPart>
       <w:docPartPr>
-        <w:name w:val="10EE305043A04C378C3190928B696A25"/>
+        <w:name w:val="F42EBB36F0C84975803800FEEF2C46C2"/>
         <w:category>
           <w:name w:val="General"/>
           <w:gallery w:val="placeholder"/>
@@ -26395,22 +26364,22 @@
         <w:behaviors>
           <w:behavior w:val="content"/>
         </w:behaviors>
-        <w:guid w:val="{D91444F8-1881-496E-BC56-7827AB1B7B02}"/>
+        <w:guid w:val="{EA839D7F-6D84-4C23-A437-7748B35B04D6}"/>
       </w:docPartPr>
       <w:docPartBody>
         <w:p>
           <w:pPr>
-            <w:pStyle w:val="10EE305043A04C378C3190928B696A25"/>
+            <w:pStyle w:val="F42EBB36F0C84975803800FEEF2C46C2"/>
           </w:pPr>
           <w:r>
-            <w:t>Education</w:t>
+            <w:t>Activities</w:t>
           </w:r>
         </w:p>
       </w:docPartBody>
     </w:docPart>
     <w:docPart>
       <w:docPartPr>
-        <w:name w:val="60099E340135490CB71C3BE1D6F41BB1"/>
+        <w:name w:val="602EDBAF88B44DD193C0810C05F6E5C8"/>
         <w:category>
           <w:name w:val="General"/>
           <w:gallery w:val="placeholder"/>
@@ -26421,41 +26390,15 @@
         <w:behaviors>
           <w:behavior w:val="content"/>
         </w:behaviors>
-        <w:guid w:val="{B0E67B97-4D9B-43D6-AA95-B56267511F64}"/>
+        <w:guid w:val="{EA1DCEDD-C5C0-4B4D-A577-D5B667813CDB}"/>
       </w:docPartPr>
       <w:docPartBody>
         <w:p>
           <w:pPr>
-            <w:pStyle w:val="60099E340135490CB71C3BE1D6F41BB1"/>
+            <w:pStyle w:val="602EDBAF88B44DD193C0810C05F6E5C8"/>
           </w:pPr>
           <w:r>
-            <w:t>Skills</w:t>
-          </w:r>
-        </w:p>
-      </w:docPartBody>
-    </w:docPart>
-    <w:docPart>
-      <w:docPartPr>
-        <w:name w:val="0FF3C4690DF547B0ADEAE00E0392951B"/>
-        <w:category>
-          <w:name w:val="General"/>
-          <w:gallery w:val="placeholder"/>
-        </w:category>
-        <w:types>
-          <w:type w:val="bbPlcHdr"/>
-        </w:types>
-        <w:behaviors>
-          <w:behavior w:val="content"/>
-        </w:behaviors>
-        <w:guid w:val="{0485103F-3C71-4B04-9FCA-D5A53E137163}"/>
-      </w:docPartPr>
-      <w:docPartBody>
-        <w:p>
-          <w:pPr>
-            <w:pStyle w:val="0FF3C4690DF547B0ADEAE00E0392951B"/>
-          </w:pPr>
-          <w:r>
-            <w:t>·</w:t>
+            <w:t>Experience</w:t>
           </w:r>
         </w:p>
       </w:docPartBody>
@@ -26501,6 +26444,14 @@
     <w:pitch w:val="variable"/>
     <w:sig w:usb0="E4002EFF" w:usb1="C000247B" w:usb2="00000009" w:usb3="00000000" w:csb0="000001FF" w:csb1="00000000"/>
   </w:font>
+  <w:font w:name="SimSun">
+    <w:altName w:val="宋体"/>
+    <w:panose1 w:val="02010600030101010101"/>
+    <w:charset w:val="86"/>
+    <w:family w:val="auto"/>
+    <w:pitch w:val="variable"/>
+    <w:sig w:usb0="00000003" w:usb1="288F0000" w:usb2="00000016" w:usb3="00000000" w:csb0="00040001" w:csb1="00000000"/>
+  </w:font>
   <w:font w:name="Georgia">
     <w:panose1 w:val="02040502050405020303"/>
     <w:charset w:val="00"/>
@@ -26522,14 +26473,6 @@
     <w:family w:val="modern"/>
     <w:pitch w:val="fixed"/>
     <w:sig w:usb0="E00006FF" w:usb1="0000FCFF" w:usb2="00000001" w:usb3="00000000" w:csb0="0000019F" w:csb1="00000000"/>
-  </w:font>
-  <w:font w:name="SimSun">
-    <w:altName w:val="宋体"/>
-    <w:panose1 w:val="02010600030101010101"/>
-    <w:charset w:val="86"/>
-    <w:family w:val="auto"/>
-    <w:pitch w:val="variable"/>
-    <w:sig w:usb0="00000003" w:usb1="288F0000" w:usb2="00000016" w:usb3="00000000" w:csb0="00040001" w:csb1="00000000"/>
   </w:font>
   <w:font w:name="Segoe UI">
     <w:panose1 w:val="020B0502040204020203"/>
@@ -26579,9 +26522,22 @@
     <w:compatSetting w:name="useWord2013TrackBottomHyphenation" w:uri="http://schemas.microsoft.com/office/word" w:val="0"/>
   </w:compat>
   <w:rsids>
-    <w:rsidRoot w:val="00557A07"/>
-    <w:rsid w:val="00557A07"/>
-    <w:rsid w:val="00FC2ECA"/>
+    <w:rsidRoot w:val="00CC7896"/>
+    <w:rsid w:val="002241FF"/>
+    <w:rsid w:val="0028144D"/>
+    <w:rsid w:val="004D5FB3"/>
+    <w:rsid w:val="006D68B6"/>
+    <w:rsid w:val="00887D82"/>
+    <w:rsid w:val="00A46182"/>
+    <w:rsid w:val="00C26996"/>
+    <w:rsid w:val="00C6680A"/>
+    <w:rsid w:val="00CC7896"/>
+    <w:rsid w:val="00D25967"/>
+    <w:rsid w:val="00D65883"/>
+    <w:rsid w:val="00D727E3"/>
+    <w:rsid w:val="00E77524"/>
+    <w:rsid w:val="00E938DA"/>
+    <w:rsid w:val="00FC4834"/>
   </w:rsids>
   <m:mathPr>
     <m:mathFont m:val="Cambria Math"/>
@@ -27030,9 +26986,6 @@
     <w:semiHidden/>
     <w:unhideWhenUsed/>
   </w:style>
-  <w:style w:type="paragraph" w:customStyle="1" w:styleId="45AF922FB3C34ED49D305D82D3A4F58D">
-    <w:name w:val="45AF922FB3C34ED49D305D82D3A4F58D"/>
-  </w:style>
   <w:style w:type="character" w:styleId="IntenseEmphasis">
     <w:name w:val="Intense Emphasis"/>
     <w:basedOn w:val="DefaultParagraphFont"/>
@@ -27043,53 +26996,18 @@
       <w:color w:val="262626" w:themeColor="text1" w:themeTint="D9"/>
     </w:rPr>
   </w:style>
-  <w:style w:type="paragraph" w:customStyle="1" w:styleId="A3C2B5CDD9234ADAB84139FD15EC55B8">
-    <w:name w:val="A3C2B5CDD9234ADAB84139FD15EC55B8"/>
-  </w:style>
-  <w:style w:type="paragraph" w:customStyle="1" w:styleId="6DEC9CD94190455A80F46D9929872859">
-    <w:name w:val="6DEC9CD94190455A80F46D9929872859"/>
-  </w:style>
-  <w:style w:type="paragraph" w:customStyle="1" w:styleId="D3C75014FCF9474DAE9B2C4AA593C325">
-    <w:name w:val="D3C75014FCF9474DAE9B2C4AA593C325"/>
-  </w:style>
-  <w:style w:type="paragraph" w:customStyle="1" w:styleId="62B24D11D29D404AA9B61FD334413E49">
-    <w:name w:val="62B24D11D29D404AA9B61FD334413E49"/>
-  </w:style>
-  <w:style w:type="paragraph" w:customStyle="1" w:styleId="D00D857B4B404203AC9B71D933474707">
-    <w:name w:val="D00D857B4B404203AC9B71D933474707"/>
-  </w:style>
-  <w:style w:type="paragraph" w:customStyle="1" w:styleId="1D66DA39E2FB443A8D96BA52FFBD72D9">
-    <w:name w:val="1D66DA39E2FB443A8D96BA52FFBD72D9"/>
-  </w:style>
-  <w:style w:type="paragraph" w:customStyle="1" w:styleId="2927B10DFE5C495EB32E5B4D5D91904E">
-    <w:name w:val="2927B10DFE5C495EB32E5B4D5D91904E"/>
-  </w:style>
-  <w:style w:type="paragraph" w:customStyle="1" w:styleId="73FA790977C246CCA9D12F75FEED4466">
-    <w:name w:val="73FA790977C246CCA9D12F75FEED4466"/>
-  </w:style>
-  <w:style w:type="paragraph" w:customStyle="1" w:styleId="1F23477A79F54DE8B05A65A31248C595">
-    <w:name w:val="1F23477A79F54DE8B05A65A31248C595"/>
-  </w:style>
-  <w:style w:type="paragraph" w:customStyle="1" w:styleId="BB0AC106F3DE4AEA9D71CA053A2452AC">
-    <w:name w:val="BB0AC106F3DE4AEA9D71CA053A2452AC"/>
-  </w:style>
-  <w:style w:type="paragraph" w:customStyle="1" w:styleId="F64C5CC734D1480FAEF8821182EAA1A6">
-    <w:name w:val="F64C5CC734D1480FAEF8821182EAA1A6"/>
-  </w:style>
-  <w:style w:type="paragraph" w:customStyle="1" w:styleId="55F27B7D769E488E89951AA20606896E">
-    <w:name w:val="55F27B7D769E488E89951AA20606896E"/>
-  </w:style>
-  <w:style w:type="paragraph" w:customStyle="1" w:styleId="1F83382B06684C90A1856BFDE186E20D">
-    <w:name w:val="1F83382B06684C90A1856BFDE186E20D"/>
-  </w:style>
-  <w:style w:type="paragraph" w:customStyle="1" w:styleId="8A5C292E30C0407B8C2A5690F9075CB9">
-    <w:name w:val="8A5C292E30C0407B8C2A5690F9075CB9"/>
+  <w:style w:type="paragraph" w:customStyle="1" w:styleId="B32EC73C527D46D38A22A3C5514D415B">
+    <w:name w:val="B32EC73C527D46D38A22A3C5514D415B"/>
+  </w:style>
+  <w:style w:type="paragraph" w:customStyle="1" w:styleId="0AA4A25275324218909DABC0AA928199">
+    <w:name w:val="0AA4A25275324218909DABC0AA928199"/>
   </w:style>
   <w:style w:type="character" w:styleId="SubtleReference">
     <w:name w:val="Subtle Reference"/>
     <w:basedOn w:val="DefaultParagraphFont"/>
     <w:uiPriority w:val="10"/>
     <w:qFormat/>
+    <w:rsid w:val="00C26996"/>
     <w:rPr>
       <w:b/>
       <w:caps w:val="0"/>
@@ -27097,119 +27015,15 @@
       <w:color w:val="595959" w:themeColor="text1" w:themeTint="A6"/>
     </w:rPr>
   </w:style>
-  <w:style w:type="paragraph" w:customStyle="1" w:styleId="4FAF56690C3641FF9644D63A0CA92A6E">
-    <w:name w:val="4FAF56690C3641FF9644D63A0CA92A6E"/>
-  </w:style>
-  <w:style w:type="paragraph" w:customStyle="1" w:styleId="A4C81C8EB2B146979AF601980575FEAA">
-    <w:name w:val="A4C81C8EB2B146979AF601980575FEAA"/>
-  </w:style>
-  <w:style w:type="paragraph" w:customStyle="1" w:styleId="2484E5FFAB0E43238A46E7FC3FC531BE">
-    <w:name w:val="2484E5FFAB0E43238A46E7FC3FC531BE"/>
-  </w:style>
-  <w:style w:type="paragraph" w:customStyle="1" w:styleId="5E815D3A0089402988768D9BD1AE3F44">
-    <w:name w:val="5E815D3A0089402988768D9BD1AE3F44"/>
-  </w:style>
-  <w:style w:type="paragraph" w:customStyle="1" w:styleId="FF307A6A63664912B21141912A74DC83">
-    <w:name w:val="FF307A6A63664912B21141912A74DC83"/>
-  </w:style>
-  <w:style w:type="paragraph" w:customStyle="1" w:styleId="516B2E2E0BC94698A8C595DC50449E91">
-    <w:name w:val="516B2E2E0BC94698A8C595DC50449E91"/>
-  </w:style>
-  <w:style w:type="paragraph" w:customStyle="1" w:styleId="4EA140CEC39040708EAA40CDCD29C362">
-    <w:name w:val="4EA140CEC39040708EAA40CDCD29C362"/>
-  </w:style>
-  <w:style w:type="paragraph" w:customStyle="1" w:styleId="10EE305043A04C378C3190928B696A25">
-    <w:name w:val="10EE305043A04C378C3190928B696A25"/>
-  </w:style>
-  <w:style w:type="paragraph" w:customStyle="1" w:styleId="0C1A1A5BC6B345DD8AFF29C3CD85F9D5">
-    <w:name w:val="0C1A1A5BC6B345DD8AFF29C3CD85F9D5"/>
-  </w:style>
-  <w:style w:type="paragraph" w:customStyle="1" w:styleId="8BDB0439516F471490D8A5D0DDB6F852">
-    <w:name w:val="8BDB0439516F471490D8A5D0DDB6F852"/>
-  </w:style>
-  <w:style w:type="paragraph" w:customStyle="1" w:styleId="261C363104E841848EBC498BDE14D04F">
-    <w:name w:val="261C363104E841848EBC498BDE14D04F"/>
-  </w:style>
-  <w:style w:type="paragraph" w:customStyle="1" w:styleId="75228E7CB4D54A53B80219621CABF6F9">
-    <w:name w:val="75228E7CB4D54A53B80219621CABF6F9"/>
-  </w:style>
-  <w:style w:type="paragraph" w:customStyle="1" w:styleId="E3EC2BB9EAA14DADB3BCD8CD52C7E3D4">
-    <w:name w:val="E3EC2BB9EAA14DADB3BCD8CD52C7E3D4"/>
-  </w:style>
-  <w:style w:type="paragraph" w:customStyle="1" w:styleId="A530D49DE9CE418DBD64F876776FADD2">
-    <w:name w:val="A530D49DE9CE418DBD64F876776FADD2"/>
-  </w:style>
-  <w:style w:type="paragraph" w:customStyle="1" w:styleId="45C97F0428DF42F5B6B983C385038A23">
-    <w:name w:val="45C97F0428DF42F5B6B983C385038A23"/>
-  </w:style>
-  <w:style w:type="paragraph" w:customStyle="1" w:styleId="8F2D5F1ADB1F416589CB25CF7DF1BE98">
-    <w:name w:val="8F2D5F1ADB1F416589CB25CF7DF1BE98"/>
-  </w:style>
-  <w:style w:type="paragraph" w:customStyle="1" w:styleId="C50BECDFC33C4F3C977930BD2AD832AD">
-    <w:name w:val="C50BECDFC33C4F3C977930BD2AD832AD"/>
-  </w:style>
-  <w:style w:type="paragraph" w:customStyle="1" w:styleId="5C61944FED2C4AE59A76EB9D4AA743E7">
-    <w:name w:val="5C61944FED2C4AE59A76EB9D4AA743E7"/>
-  </w:style>
-  <w:style w:type="paragraph" w:customStyle="1" w:styleId="912C0C8A535948168678BCA7772292DC">
-    <w:name w:val="912C0C8A535948168678BCA7772292DC"/>
-  </w:style>
-  <w:style w:type="paragraph" w:customStyle="1" w:styleId="FE001797630E47C8BC14BE4C2EEA57DA">
-    <w:name w:val="FE001797630E47C8BC14BE4C2EEA57DA"/>
-  </w:style>
-  <w:style w:type="paragraph" w:customStyle="1" w:styleId="561AE4ACDA9E4ADBB84CE0228D00C062">
-    <w:name w:val="561AE4ACDA9E4ADBB84CE0228D00C062"/>
-  </w:style>
-  <w:style w:type="paragraph" w:customStyle="1" w:styleId="DB75625A23974D55A18658C3F281DAA4">
-    <w:name w:val="DB75625A23974D55A18658C3F281DAA4"/>
-  </w:style>
-  <w:style w:type="paragraph" w:customStyle="1" w:styleId="DBD90031F1474933861E6BFDE975F05E">
-    <w:name w:val="DBD90031F1474933861E6BFDE975F05E"/>
-  </w:style>
-  <w:style w:type="paragraph" w:customStyle="1" w:styleId="F836D96C9282432BBB114D43C425DDE3">
-    <w:name w:val="F836D96C9282432BBB114D43C425DDE3"/>
-  </w:style>
-  <w:style w:type="paragraph" w:customStyle="1" w:styleId="BB274DDAFFAE4456AC77CE6CE167CA69">
-    <w:name w:val="BB274DDAFFAE4456AC77CE6CE167CA69"/>
-  </w:style>
-  <w:style w:type="paragraph" w:customStyle="1" w:styleId="70FBEC1EDFC0493A878ACCFFB03DADB4">
-    <w:name w:val="70FBEC1EDFC0493A878ACCFFB03DADB4"/>
-  </w:style>
-  <w:style w:type="paragraph" w:customStyle="1" w:styleId="15CB71170F784C19B148D21A8D2B3692">
-    <w:name w:val="15CB71170F784C19B148D21A8D2B3692"/>
-    <w:rsid w:val="00557A07"/>
-  </w:style>
-  <w:style w:type="paragraph" w:customStyle="1" w:styleId="5E7D4984CAE44A589D19C8BE1E945FAF">
-    <w:name w:val="5E7D4984CAE44A589D19C8BE1E945FAF"/>
-    <w:rsid w:val="00557A07"/>
-  </w:style>
-  <w:style w:type="paragraph" w:customStyle="1" w:styleId="B2741D7BFE4440C4860AC87B7F6DBB44">
-    <w:name w:val="B2741D7BFE4440C4860AC87B7F6DBB44"/>
-    <w:rsid w:val="00557A07"/>
-  </w:style>
-  <w:style w:type="paragraph" w:customStyle="1" w:styleId="62D34AE5823D4FCF9F374CBF115295B5">
-    <w:name w:val="62D34AE5823D4FCF9F374CBF115295B5"/>
-    <w:rsid w:val="00557A07"/>
-  </w:style>
-  <w:style w:type="paragraph" w:customStyle="1" w:styleId="14883A0BDF19421786FA9F02E311334F">
-    <w:name w:val="14883A0BDF19421786FA9F02E311334F"/>
-    <w:rsid w:val="00557A07"/>
-  </w:style>
-  <w:style w:type="paragraph" w:customStyle="1" w:styleId="217CD22FCC93410CA6AD9D61841919F2">
-    <w:name w:val="217CD22FCC93410CA6AD9D61841919F2"/>
-    <w:rsid w:val="00557A07"/>
-  </w:style>
-  <w:style w:type="paragraph" w:customStyle="1" w:styleId="60099E340135490CB71C3BE1D6F41BB1">
-    <w:name w:val="60099E340135490CB71C3BE1D6F41BB1"/>
-    <w:rsid w:val="00557A07"/>
-  </w:style>
-  <w:style w:type="paragraph" w:customStyle="1" w:styleId="514E8C4071704A78928C89111A4B742F">
-    <w:name w:val="514E8C4071704A78928C89111A4B742F"/>
-    <w:rsid w:val="00557A07"/>
-  </w:style>
-  <w:style w:type="paragraph" w:customStyle="1" w:styleId="0FF3C4690DF547B0ADEAE00E0392951B">
-    <w:name w:val="0FF3C4690DF547B0ADEAE00E0392951B"/>
-    <w:rsid w:val="00557A07"/>
+  <w:style w:type="paragraph" w:customStyle="1" w:styleId="86045E5F5F164A5CBD572AB73E124CF2">
+    <w:name w:val="86045E5F5F164A5CBD572AB73E124CF2"/>
+  </w:style>
+  <w:style w:type="paragraph" w:customStyle="1" w:styleId="F42EBB36F0C84975803800FEEF2C46C2">
+    <w:name w:val="F42EBB36F0C84975803800FEEF2C46C2"/>
+  </w:style>
+  <w:style w:type="paragraph" w:customStyle="1" w:styleId="602EDBAF88B44DD193C0810C05F6E5C8">
+    <w:name w:val="602EDBAF88B44DD193C0810C05F6E5C8"/>
+    <w:rsid w:val="00C26996"/>
   </w:style>
 </w:styles>
 </file>
